--- a/CÔNG TY TNHH MERCURY CONSULTANT/Notes.docx
+++ b/CÔNG TY TNHH MERCURY CONSULTANT/Notes.docx
@@ -388,940 +388,1012 @@
         </w:rPr>
         <w:t>Việt Nam</w:t>
       </w:r>
+    </w:p>
+    <w:p>
+      <w:pPr>
+        <w:numPr>
+          <w:ilvl w:val="0"/>
+          <w:numId w:val="3"/>
+        </w:numPr>
+        <w:spacing w:before="100" w:beforeAutospacing="1" w:after="100" w:afterAutospacing="1" w:line="240" w:lineRule="auto"/>
+        <w:rPr>
+          <w:rFonts w:ascii="Times New Roman" w:eastAsia="Times New Roman" w:hAnsi="Times New Roman" w:cs="Times New Roman"/>
+          <w:sz w:val="24"/>
+          <w:szCs w:val="24"/>
+        </w:rPr>
+      </w:pPr>
+      <w:r>
+        <w:rPr>
+          <w:rFonts w:ascii="Times New Roman" w:eastAsia="Times New Roman" w:hAnsi="Times New Roman" w:cs="Times New Roman"/>
+          <w:b/>
+          <w:bCs/>
+          <w:sz w:val="24"/>
+          <w:szCs w:val="24"/>
+        </w:rPr>
+        <w:t>Điện thoại:</w:t>
+      </w:r>
+      <w:r>
+        <w:rPr>
+          <w:rFonts w:ascii="Times New Roman" w:eastAsia="Times New Roman" w:hAnsi="Times New Roman" w:cs="Times New Roman"/>
+          <w:sz w:val="24"/>
+          <w:szCs w:val="24"/>
+        </w:rPr>
+        <w:t xml:space="preserve"> 0393658999 </w:t>
+      </w:r>
+    </w:p>
+    <w:p>
+      <w:pPr>
+        <w:numPr>
+          <w:ilvl w:val="0"/>
+          <w:numId w:val="3"/>
+        </w:numPr>
+        <w:spacing w:before="100" w:beforeAutospacing="1" w:after="100" w:afterAutospacing="1" w:line="240" w:lineRule="auto"/>
+        <w:rPr>
+          <w:rFonts w:ascii="Times New Roman" w:eastAsia="Times New Roman" w:hAnsi="Times New Roman" w:cs="Times New Roman"/>
+          <w:sz w:val="24"/>
+          <w:szCs w:val="24"/>
+        </w:rPr>
+      </w:pPr>
+      <w:r>
+        <w:rPr>
+          <w:rFonts w:ascii="Times New Roman" w:eastAsia="Times New Roman" w:hAnsi="Times New Roman" w:cs="Times New Roman"/>
+          <w:b/>
+          <w:bCs/>
+          <w:sz w:val="24"/>
+          <w:szCs w:val="24"/>
+        </w:rPr>
+        <w:t>Email:</w:t>
+      </w:r>
+      <w:r>
+        <w:rPr>
+          <w:rFonts w:ascii="Times New Roman" w:eastAsia="Times New Roman" w:hAnsi="Times New Roman" w:cs="Times New Roman"/>
+          <w:sz w:val="24"/>
+          <w:szCs w:val="24"/>
+        </w:rPr>
+        <w:t xml:space="preserve"> </w:t>
+      </w:r>
+      <w:r>
+        <w:rPr>
+          <w:rFonts w:ascii="Times New Roman" w:eastAsia="Times New Roman" w:hAnsi="Times New Roman" w:cs="Times New Roman"/>
+          <w:sz w:val="24"/>
+          <w:szCs w:val="24"/>
+        </w:rPr>
+        <w:t>congtymecuryconsultant@gmail.com</w:t>
+      </w:r>
+    </w:p>
+    <w:p>
+      <w:pPr>
+        <w:numPr>
+          <w:ilvl w:val="0"/>
+          <w:numId w:val="3"/>
+        </w:numPr>
+        <w:spacing w:before="100" w:beforeAutospacing="1" w:after="100" w:afterAutospacing="1" w:line="240" w:lineRule="auto"/>
+        <w:rPr>
+          <w:rFonts w:ascii="Times New Roman" w:eastAsia="Times New Roman" w:hAnsi="Times New Roman" w:cs="Times New Roman"/>
+          <w:sz w:val="24"/>
+          <w:szCs w:val="24"/>
+        </w:rPr>
+      </w:pPr>
+      <w:r>
+        <w:rPr>
+          <w:rFonts w:ascii="Times New Roman" w:eastAsia="Times New Roman" w:hAnsi="Times New Roman" w:cs="Times New Roman"/>
+          <w:b/>
+          <w:bCs/>
+          <w:sz w:val="24"/>
+          <w:szCs w:val="24"/>
+        </w:rPr>
+        <w:t>Fax:</w:t>
+      </w:r>
+      <w:r>
+        <w:rPr>
+          <w:rFonts w:ascii="Times New Roman" w:eastAsia="Times New Roman" w:hAnsi="Times New Roman" w:cs="Times New Roman"/>
+          <w:sz w:val="24"/>
+          <w:szCs w:val="24"/>
+        </w:rPr>
+        <w:t xml:space="preserve"> [Trống] </w:t>
+      </w:r>
+    </w:p>
+    <w:p>
+      <w:pPr>
+        <w:numPr>
+          <w:ilvl w:val="0"/>
+          <w:numId w:val="3"/>
+        </w:numPr>
+        <w:spacing w:before="100" w:beforeAutospacing="1" w:after="100" w:afterAutospacing="1" w:line="240" w:lineRule="auto"/>
+        <w:rPr>
+          <w:rFonts w:ascii="Times New Roman" w:eastAsia="Times New Roman" w:hAnsi="Times New Roman" w:cs="Times New Roman"/>
+          <w:sz w:val="24"/>
+          <w:szCs w:val="24"/>
+        </w:rPr>
+      </w:pPr>
+      <w:r>
+        <w:rPr>
+          <w:rFonts w:ascii="Times New Roman" w:eastAsia="Times New Roman" w:hAnsi="Times New Roman" w:cs="Times New Roman"/>
+          <w:b/>
+          <w:bCs/>
+          <w:sz w:val="24"/>
+          <w:szCs w:val="24"/>
+        </w:rPr>
+        <w:t>Website:</w:t>
+      </w:r>
+      <w:r>
+        <w:rPr>
+          <w:rFonts w:ascii="Times New Roman" w:eastAsia="Times New Roman" w:hAnsi="Times New Roman" w:cs="Times New Roman"/>
+          <w:sz w:val="24"/>
+          <w:szCs w:val="24"/>
+        </w:rPr>
+        <w:t xml:space="preserve"> [Trống] </w:t>
+      </w:r>
+    </w:p>
+    <w:p>
+      <w:pPr>
+        <w:spacing w:before="100" w:beforeAutospacing="1" w:after="100" w:afterAutospacing="1" w:line="240" w:lineRule="auto"/>
+        <w:rPr>
+          <w:rFonts w:ascii="Times New Roman" w:eastAsia="Times New Roman" w:hAnsi="Times New Roman" w:cs="Times New Roman"/>
+          <w:sz w:val="24"/>
+          <w:szCs w:val="24"/>
+        </w:rPr>
+      </w:pPr>
+      <w:r>
+        <w:rPr>
+          <w:rFonts w:ascii="Times New Roman" w:eastAsia="Times New Roman" w:hAnsi="Times New Roman" w:cs="Times New Roman"/>
+          <w:sz w:val="24"/>
+          <w:szCs w:val="24"/>
+        </w:rPr>
+        <w:t xml:space="preserve">3. Vốn điều lệ </w:t>
+      </w:r>
+    </w:p>
+    <w:p>
+      <w:pPr>
+        <w:numPr>
+          <w:ilvl w:val="0"/>
+          <w:numId w:val="4"/>
+        </w:numPr>
+        <w:spacing w:before="100" w:beforeAutospacing="1" w:after="100" w:afterAutospacing="1" w:line="240" w:lineRule="auto"/>
+        <w:rPr>
+          <w:rFonts w:ascii="Times New Roman" w:eastAsia="Times New Roman" w:hAnsi="Times New Roman" w:cs="Times New Roman"/>
+          <w:sz w:val="24"/>
+          <w:szCs w:val="24"/>
+        </w:rPr>
+      </w:pPr>
+      <w:r>
+        <w:rPr>
+          <w:rFonts w:ascii="Times New Roman" w:eastAsia="Times New Roman" w:hAnsi="Times New Roman" w:cs="Times New Roman"/>
+          <w:b/>
+          <w:bCs/>
+          <w:sz w:val="24"/>
+          <w:szCs w:val="24"/>
+        </w:rPr>
+        <w:t>Số tiền:</w:t>
+      </w:r>
+      <w:r>
+        <w:rPr>
+          <w:rFonts w:ascii="Times New Roman" w:eastAsia="Times New Roman" w:hAnsi="Times New Roman" w:cs="Times New Roman"/>
+          <w:sz w:val="24"/>
+          <w:szCs w:val="24"/>
+        </w:rPr>
+        <w:t xml:space="preserve"> 466.000.000 đồng </w:t>
+      </w:r>
+    </w:p>
+    <w:p>
+      <w:pPr>
+        <w:numPr>
+          <w:ilvl w:val="0"/>
+          <w:numId w:val="4"/>
+        </w:numPr>
+        <w:spacing w:before="100" w:beforeAutospacing="1" w:after="100" w:afterAutospacing="1" w:line="240" w:lineRule="auto"/>
+        <w:rPr>
+          <w:rFonts w:ascii="Times New Roman" w:eastAsia="Times New Roman" w:hAnsi="Times New Roman" w:cs="Times New Roman"/>
+          <w:sz w:val="24"/>
+          <w:szCs w:val="24"/>
+        </w:rPr>
+      </w:pPr>
+      <w:r>
+        <w:rPr>
+          <w:rFonts w:ascii="Times New Roman" w:eastAsia="Times New Roman" w:hAnsi="Times New Roman" w:cs="Times New Roman"/>
+          <w:b/>
+          <w:bCs/>
+          <w:sz w:val="24"/>
+          <w:szCs w:val="24"/>
+        </w:rPr>
+        <w:t>Bằng chữ:</w:t>
+      </w:r>
+      <w:r>
+        <w:rPr>
+          <w:rFonts w:ascii="Times New Roman" w:eastAsia="Times New Roman" w:hAnsi="Times New Roman" w:cs="Times New Roman"/>
+          <w:sz w:val="24"/>
+          <w:szCs w:val="24"/>
+        </w:rPr>
+        <w:t xml:space="preserve"> Bốn trăm sáu mươi sáu triệu đồng </w:t>
+      </w:r>
+    </w:p>
+    <w:p>
+      <w:pPr>
+        <w:spacing w:before="100" w:beforeAutospacing="1" w:after="100" w:afterAutospacing="1" w:line="240" w:lineRule="auto"/>
+        <w:outlineLvl w:val="2"/>
+        <w:rPr>
+          <w:rFonts w:ascii="Times New Roman" w:eastAsia="Times New Roman" w:hAnsi="Times New Roman" w:cs="Times New Roman"/>
+          <w:b/>
+          <w:bCs/>
+          <w:sz w:val="27"/>
+          <w:szCs w:val="27"/>
+        </w:rPr>
+      </w:pPr>
+      <w:r>
+        <w:rPr>
+          <w:rFonts w:ascii="Times New Roman" w:eastAsia="Times New Roman" w:hAnsi="Times New Roman" w:cs="Times New Roman"/>
+          <w:b/>
+          <w:bCs/>
+          <w:sz w:val="27"/>
+          <w:szCs w:val="27"/>
+        </w:rPr>
+        <w:t>4. Thông tin về chủ sở hữu</w:t>
+      </w:r>
+    </w:p>
+    <w:p>
+      <w:pPr>
+        <w:numPr>
+          <w:ilvl w:val="0"/>
+          <w:numId w:val="5"/>
+        </w:numPr>
+        <w:spacing w:before="100" w:beforeAutospacing="1" w:after="100" w:afterAutospacing="1" w:line="240" w:lineRule="auto"/>
+        <w:rPr>
+          <w:rFonts w:ascii="Times New Roman" w:eastAsia="Times New Roman" w:hAnsi="Times New Roman" w:cs="Times New Roman"/>
+          <w:sz w:val="24"/>
+          <w:szCs w:val="24"/>
+        </w:rPr>
+      </w:pPr>
+      <w:r>
+        <w:rPr>
+          <w:rFonts w:ascii="Times New Roman" w:eastAsia="Times New Roman" w:hAnsi="Times New Roman" w:cs="Times New Roman"/>
+          <w:b/>
+          <w:bCs/>
+          <w:sz w:val="24"/>
+          <w:szCs w:val="24"/>
+        </w:rPr>
+        <w:t>Họ và tên:</w:t>
+      </w:r>
+      <w:r>
+        <w:rPr>
+          <w:rFonts w:ascii="Times New Roman" w:eastAsia="Times New Roman" w:hAnsi="Times New Roman" w:cs="Times New Roman"/>
+          <w:sz w:val="24"/>
+          <w:szCs w:val="24"/>
+        </w:rPr>
+        <w:t xml:space="preserve"> LIU, YU-TIEN </w:t>
+      </w:r>
+    </w:p>
+    <w:p>
+      <w:pPr>
+        <w:numPr>
+          <w:ilvl w:val="0"/>
+          <w:numId w:val="5"/>
+        </w:numPr>
+        <w:spacing w:before="100" w:beforeAutospacing="1" w:after="100" w:afterAutospacing="1" w:line="240" w:lineRule="auto"/>
+        <w:rPr>
+          <w:rFonts w:ascii="Times New Roman" w:eastAsia="Times New Roman" w:hAnsi="Times New Roman" w:cs="Times New Roman"/>
+          <w:sz w:val="24"/>
+          <w:szCs w:val="24"/>
+        </w:rPr>
+      </w:pPr>
+      <w:r>
+        <w:rPr>
+          <w:rFonts w:ascii="Times New Roman" w:eastAsia="Times New Roman" w:hAnsi="Times New Roman" w:cs="Times New Roman"/>
+          <w:b/>
+          <w:bCs/>
+          <w:sz w:val="24"/>
+          <w:szCs w:val="24"/>
+        </w:rPr>
+        <w:t>Sinh ngày:</w:t>
+      </w:r>
+      <w:r>
+        <w:rPr>
+          <w:rFonts w:ascii="Times New Roman" w:eastAsia="Times New Roman" w:hAnsi="Times New Roman" w:cs="Times New Roman"/>
+          <w:sz w:val="24"/>
+          <w:szCs w:val="24"/>
+        </w:rPr>
+        <w:t xml:space="preserve"> 31/05/1970 </w:t>
+      </w:r>
+    </w:p>
+    <w:p>
+      <w:pPr>
+        <w:numPr>
+          <w:ilvl w:val="0"/>
+          <w:numId w:val="5"/>
+        </w:numPr>
+        <w:spacing w:before="100" w:beforeAutospacing="1" w:after="100" w:afterAutospacing="1" w:line="240" w:lineRule="auto"/>
+        <w:rPr>
+          <w:rFonts w:ascii="Times New Roman" w:eastAsia="Times New Roman" w:hAnsi="Times New Roman" w:cs="Times New Roman"/>
+          <w:sz w:val="24"/>
+          <w:szCs w:val="24"/>
+        </w:rPr>
+      </w:pPr>
+      <w:r>
+        <w:rPr>
+          <w:rFonts w:ascii="Times New Roman" w:eastAsia="Times New Roman" w:hAnsi="Times New Roman" w:cs="Times New Roman"/>
+          <w:b/>
+          <w:bCs/>
+          <w:sz w:val="24"/>
+          <w:szCs w:val="24"/>
+        </w:rPr>
+        <w:t>Giới tính:</w:t>
+      </w:r>
+      <w:r>
+        <w:rPr>
+          <w:rFonts w:ascii="Times New Roman" w:eastAsia="Times New Roman" w:hAnsi="Times New Roman" w:cs="Times New Roman"/>
+          <w:sz w:val="24"/>
+          <w:szCs w:val="24"/>
+        </w:rPr>
+        <w:t xml:space="preserve"> Nam </w:t>
+      </w:r>
+    </w:p>
+    <w:p>
+      <w:pPr>
+        <w:numPr>
+          <w:ilvl w:val="0"/>
+          <w:numId w:val="5"/>
+        </w:numPr>
+        <w:spacing w:before="100" w:beforeAutospacing="1" w:after="100" w:afterAutospacing="1" w:line="240" w:lineRule="auto"/>
+        <w:rPr>
+          <w:rFonts w:ascii="Times New Roman" w:eastAsia="Times New Roman" w:hAnsi="Times New Roman" w:cs="Times New Roman"/>
+          <w:sz w:val="24"/>
+          <w:szCs w:val="24"/>
+        </w:rPr>
+      </w:pPr>
+      <w:r>
+        <w:rPr>
+          <w:rFonts w:ascii="Times New Roman" w:eastAsia="Times New Roman" w:hAnsi="Times New Roman" w:cs="Times New Roman"/>
+          <w:b/>
+          <w:bCs/>
+          <w:sz w:val="24"/>
+          <w:szCs w:val="24"/>
+        </w:rPr>
+        <w:t>Quốc tịch:</w:t>
+      </w:r>
+      <w:r>
+        <w:rPr>
+          <w:rFonts w:ascii="Times New Roman" w:eastAsia="Times New Roman" w:hAnsi="Times New Roman" w:cs="Times New Roman"/>
+          <w:sz w:val="24"/>
+          <w:szCs w:val="24"/>
+        </w:rPr>
+        <w:t xml:space="preserve"> Trung Quốc (Đài Loan) </w:t>
+      </w:r>
+    </w:p>
+    <w:p>
+      <w:pPr>
+        <w:numPr>
+          <w:ilvl w:val="0"/>
+          <w:numId w:val="5"/>
+        </w:numPr>
+        <w:spacing w:before="100" w:beforeAutospacing="1" w:after="100" w:afterAutospacing="1" w:line="240" w:lineRule="auto"/>
+        <w:rPr>
+          <w:rFonts w:ascii="Times New Roman" w:eastAsia="Times New Roman" w:hAnsi="Times New Roman" w:cs="Times New Roman"/>
+          <w:sz w:val="24"/>
+          <w:szCs w:val="24"/>
+        </w:rPr>
+      </w:pPr>
+      <w:r>
+        <w:rPr>
+          <w:rFonts w:ascii="Times New Roman" w:eastAsia="Times New Roman" w:hAnsi="Times New Roman" w:cs="Times New Roman"/>
+          <w:b/>
+          <w:bCs/>
+          <w:sz w:val="24"/>
+          <w:szCs w:val="24"/>
+        </w:rPr>
+        <w:t>Loại giấy tờ pháp lý của cá nhân:</w:t>
+      </w:r>
+      <w:r>
+        <w:rPr>
+          <w:rFonts w:ascii="Times New Roman" w:eastAsia="Times New Roman" w:hAnsi="Times New Roman" w:cs="Times New Roman"/>
+          <w:sz w:val="24"/>
+          <w:szCs w:val="24"/>
+        </w:rPr>
+        <w:t xml:space="preserve"> Hộ chiếu nước ngoài </w:t>
+      </w:r>
+    </w:p>
+    <w:p>
+      <w:pPr>
+        <w:numPr>
+          <w:ilvl w:val="0"/>
+          <w:numId w:val="5"/>
+        </w:numPr>
+        <w:spacing w:before="100" w:beforeAutospacing="1" w:after="100" w:afterAutospacing="1" w:line="240" w:lineRule="auto"/>
+        <w:rPr>
+          <w:rFonts w:ascii="Times New Roman" w:eastAsia="Times New Roman" w:hAnsi="Times New Roman" w:cs="Times New Roman"/>
+          <w:sz w:val="24"/>
+          <w:szCs w:val="24"/>
+        </w:rPr>
+      </w:pPr>
+      <w:r>
+        <w:rPr>
+          <w:rFonts w:ascii="Times New Roman" w:eastAsia="Times New Roman" w:hAnsi="Times New Roman" w:cs="Times New Roman"/>
+          <w:b/>
+          <w:bCs/>
+          <w:sz w:val="24"/>
+          <w:szCs w:val="24"/>
+        </w:rPr>
+        <w:t>Số giấy tờ pháp lý của cá nhân:</w:t>
+      </w:r>
+      <w:r>
+        <w:rPr>
+          <w:rFonts w:ascii="Times New Roman" w:eastAsia="Times New Roman" w:hAnsi="Times New Roman" w:cs="Times New Roman"/>
+          <w:sz w:val="24"/>
+          <w:szCs w:val="24"/>
+        </w:rPr>
+        <w:t xml:space="preserve"> 361457667 </w:t>
+      </w:r>
+    </w:p>
+    <w:p>
+      <w:pPr>
+        <w:numPr>
+          <w:ilvl w:val="0"/>
+          <w:numId w:val="5"/>
+        </w:numPr>
+        <w:spacing w:before="100" w:beforeAutospacing="1" w:after="100" w:afterAutospacing="1" w:line="240" w:lineRule="auto"/>
+        <w:rPr>
+          <w:rFonts w:ascii="Times New Roman" w:eastAsia="Times New Roman" w:hAnsi="Times New Roman" w:cs="Times New Roman"/>
+          <w:sz w:val="24"/>
+          <w:szCs w:val="24"/>
+        </w:rPr>
+      </w:pPr>
+      <w:r>
+        <w:rPr>
+          <w:rFonts w:ascii="Times New Roman" w:eastAsia="Times New Roman" w:hAnsi="Times New Roman" w:cs="Times New Roman"/>
+          <w:b/>
+          <w:bCs/>
+          <w:sz w:val="24"/>
+          <w:szCs w:val="24"/>
+        </w:rPr>
+        <w:t>Ngày cấp:</w:t>
+      </w:r>
+      <w:r>
+        <w:rPr>
+          <w:rFonts w:ascii="Times New Roman" w:eastAsia="Times New Roman" w:hAnsi="Times New Roman" w:cs="Times New Roman"/>
+          <w:sz w:val="24"/>
+          <w:szCs w:val="24"/>
+        </w:rPr>
+        <w:t xml:space="preserve"> 04/02/2023 </w:t>
+      </w:r>
+    </w:p>
+    <w:p>
+      <w:pPr>
+        <w:numPr>
+          <w:ilvl w:val="0"/>
+          <w:numId w:val="5"/>
+        </w:numPr>
+        <w:spacing w:before="100" w:beforeAutospacing="1" w:after="100" w:afterAutospacing="1" w:line="240" w:lineRule="auto"/>
+        <w:rPr>
+          <w:rFonts w:ascii="Times New Roman" w:eastAsia="Times New Roman" w:hAnsi="Times New Roman" w:cs="Times New Roman"/>
+          <w:sz w:val="24"/>
+          <w:szCs w:val="24"/>
+        </w:rPr>
+      </w:pPr>
+      <w:r>
+        <w:rPr>
+          <w:rFonts w:ascii="Times New Roman" w:eastAsia="Times New Roman" w:hAnsi="Times New Roman" w:cs="Times New Roman"/>
+          <w:b/>
+          <w:bCs/>
+          <w:sz w:val="24"/>
+          <w:szCs w:val="24"/>
+        </w:rPr>
+        <w:t>Nơi cấp:</w:t>
+      </w:r>
+      <w:r>
+        <w:rPr>
+          <w:rFonts w:ascii="Times New Roman" w:eastAsia="Times New Roman" w:hAnsi="Times New Roman" w:cs="Times New Roman"/>
+          <w:sz w:val="24"/>
+          <w:szCs w:val="24"/>
+        </w:rPr>
+        <w:t xml:space="preserve"> Bộ ngoại giao </w:t>
+      </w:r>
+    </w:p>
+    <w:p>
+      <w:pPr>
+        <w:numPr>
+          <w:ilvl w:val="0"/>
+          <w:numId w:val="5"/>
+        </w:numPr>
+        <w:spacing w:before="100" w:beforeAutospacing="1" w:after="100" w:afterAutospacing="1" w:line="240" w:lineRule="auto"/>
+        <w:rPr>
+          <w:rFonts w:ascii="Times New Roman" w:eastAsia="Times New Roman" w:hAnsi="Times New Roman" w:cs="Times New Roman"/>
+          <w:sz w:val="24"/>
+          <w:szCs w:val="24"/>
+        </w:rPr>
+      </w:pPr>
+      <w:r>
+        <w:rPr>
+          <w:rFonts w:ascii="Times New Roman" w:eastAsia="Times New Roman" w:hAnsi="Times New Roman" w:cs="Times New Roman"/>
+          <w:b/>
+          <w:bCs/>
+          <w:sz w:val="24"/>
+          <w:szCs w:val="24"/>
+        </w:rPr>
+        <w:t>Địa chỉ thường trú:</w:t>
+      </w:r>
+      <w:r>
+        <w:rPr>
+          <w:rFonts w:ascii="Times New Roman" w:eastAsia="Times New Roman" w:hAnsi="Times New Roman" w:cs="Times New Roman"/>
+          <w:sz w:val="24"/>
+          <w:szCs w:val="24"/>
+        </w:rPr>
+        <w:t xml:space="preserve"> No. 71, Renchun Lane Renwu Township Kaohsiung County 814, Trung Quốc (Đài Loan) </w:t>
+      </w:r>
+    </w:p>
+    <w:p>
+      <w:pPr>
+        <w:numPr>
+          <w:ilvl w:val="0"/>
+          <w:numId w:val="5"/>
+        </w:numPr>
+        <w:spacing w:before="100" w:beforeAutospacing="1" w:after="100" w:afterAutospacing="1" w:line="240" w:lineRule="auto"/>
+        <w:rPr>
+          <w:rFonts w:ascii="Times New Roman" w:eastAsia="Times New Roman" w:hAnsi="Times New Roman" w:cs="Times New Roman"/>
+          <w:sz w:val="24"/>
+          <w:szCs w:val="24"/>
+        </w:rPr>
+      </w:pPr>
+      <w:r>
+        <w:rPr>
+          <w:rFonts w:ascii="Times New Roman" w:eastAsia="Times New Roman" w:hAnsi="Times New Roman" w:cs="Times New Roman"/>
+          <w:b/>
+          <w:bCs/>
+          <w:sz w:val="24"/>
+          <w:szCs w:val="24"/>
+        </w:rPr>
+        <w:lastRenderedPageBreak/>
+        <w:t>Địa chỉ liên lạc:</w:t>
+      </w:r>
+      <w:r>
+        <w:rPr>
+          <w:rFonts w:ascii="Times New Roman" w:eastAsia="Times New Roman" w:hAnsi="Times New Roman" w:cs="Times New Roman"/>
+          <w:sz w:val="24"/>
+          <w:szCs w:val="24"/>
+        </w:rPr>
+        <w:t xml:space="preserve"> Thửa đất số 935, tờ bản đồ số 6, Phường Bình Dương,</w:t>
+      </w:r>
+      <w:r>
+        <w:rPr>
+          <w:rFonts w:ascii="Times New Roman" w:eastAsia="Times New Roman" w:hAnsi="Times New Roman" w:cs="Times New Roman"/>
+          <w:sz w:val="24"/>
+          <w:szCs w:val="24"/>
+        </w:rPr>
+        <w:t xml:space="preserve"> </w:t>
+      </w:r>
+      <w:r>
+        <w:rPr>
+          <w:rFonts w:ascii="Times New Roman" w:eastAsia="Times New Roman" w:hAnsi="Times New Roman" w:cs="Times New Roman"/>
+          <w:sz w:val="24"/>
+          <w:szCs w:val="24"/>
+        </w:rPr>
+        <w:t>Thành phố Hồ Chí Minh</w:t>
+      </w:r>
+      <w:r>
+        <w:rPr>
+          <w:rFonts w:ascii="Times New Roman" w:eastAsia="Times New Roman" w:hAnsi="Times New Roman" w:cs="Times New Roman"/>
+          <w:sz w:val="24"/>
+          <w:szCs w:val="24"/>
+        </w:rPr>
+        <w:t>,</w:t>
+      </w:r>
+      <w:r>
+        <w:rPr>
+          <w:rFonts w:ascii="Times New Roman" w:eastAsia="Times New Roman" w:hAnsi="Times New Roman" w:cs="Times New Roman"/>
+          <w:sz w:val="24"/>
+          <w:szCs w:val="24"/>
+        </w:rPr>
+        <w:t xml:space="preserve"> Việt Nam </w:t>
+      </w:r>
+    </w:p>
+    <w:p>
+      <w:pPr>
+        <w:spacing w:before="100" w:beforeAutospacing="1" w:after="100" w:afterAutospacing="1" w:line="240" w:lineRule="auto"/>
+        <w:rPr>
+          <w:rFonts w:ascii="Times New Roman" w:eastAsia="Times New Roman" w:hAnsi="Times New Roman" w:cs="Times New Roman"/>
+          <w:sz w:val="24"/>
+          <w:szCs w:val="24"/>
+        </w:rPr>
+      </w:pPr>
+      <w:r>
+        <w:rPr>
+          <w:rFonts w:ascii="Times New Roman" w:eastAsia="Times New Roman" w:hAnsi="Times New Roman" w:cs="Times New Roman"/>
+          <w:sz w:val="24"/>
+          <w:szCs w:val="24"/>
+        </w:rPr>
+        <w:t xml:space="preserve">5. Người đại diện theo pháp luật của công ty </w:t>
+      </w:r>
+    </w:p>
+    <w:p>
+      <w:pPr>
+        <w:numPr>
+          <w:ilvl w:val="0"/>
+          <w:numId w:val="6"/>
+        </w:numPr>
+        <w:spacing w:before="100" w:beforeAutospacing="1" w:after="100" w:afterAutospacing="1" w:line="240" w:lineRule="auto"/>
+        <w:rPr>
+          <w:rFonts w:ascii="Times New Roman" w:eastAsia="Times New Roman" w:hAnsi="Times New Roman" w:cs="Times New Roman"/>
+          <w:sz w:val="24"/>
+          <w:szCs w:val="24"/>
+        </w:rPr>
+      </w:pPr>
+      <w:r>
+        <w:rPr>
+          <w:rFonts w:ascii="Times New Roman" w:eastAsia="Times New Roman" w:hAnsi="Times New Roman" w:cs="Times New Roman"/>
+          <w:b/>
+          <w:bCs/>
+          <w:sz w:val="24"/>
+          <w:szCs w:val="24"/>
+        </w:rPr>
+        <w:t>Họ và tên:</w:t>
+      </w:r>
+      <w:r>
+        <w:rPr>
+          <w:rFonts w:ascii="Times New Roman" w:eastAsia="Times New Roman" w:hAnsi="Times New Roman" w:cs="Times New Roman"/>
+          <w:sz w:val="24"/>
+          <w:szCs w:val="24"/>
+        </w:rPr>
+        <w:t xml:space="preserve"> LIU, YU-TIEN </w:t>
+      </w:r>
+    </w:p>
+    <w:p>
+      <w:pPr>
+        <w:numPr>
+          <w:ilvl w:val="0"/>
+          <w:numId w:val="6"/>
+        </w:numPr>
+        <w:spacing w:before="100" w:beforeAutospacing="1" w:after="100" w:afterAutospacing="1" w:line="240" w:lineRule="auto"/>
+        <w:rPr>
+          <w:rFonts w:ascii="Times New Roman" w:eastAsia="Times New Roman" w:hAnsi="Times New Roman" w:cs="Times New Roman"/>
+          <w:sz w:val="24"/>
+          <w:szCs w:val="24"/>
+        </w:rPr>
+      </w:pPr>
+      <w:r>
+        <w:rPr>
+          <w:rFonts w:ascii="Times New Roman" w:eastAsia="Times New Roman" w:hAnsi="Times New Roman" w:cs="Times New Roman"/>
+          <w:b/>
+          <w:bCs/>
+          <w:sz w:val="24"/>
+          <w:szCs w:val="24"/>
+        </w:rPr>
+        <w:t>Chức danh:</w:t>
+      </w:r>
+      <w:r>
+        <w:rPr>
+          <w:rFonts w:ascii="Times New Roman" w:eastAsia="Times New Roman" w:hAnsi="Times New Roman" w:cs="Times New Roman"/>
+          <w:sz w:val="24"/>
+          <w:szCs w:val="24"/>
+        </w:rPr>
+        <w:t xml:space="preserve"> Giám đốc </w:t>
+      </w:r>
+    </w:p>
+    <w:p>
+      <w:pPr>
+        <w:numPr>
+          <w:ilvl w:val="0"/>
+          <w:numId w:val="6"/>
+        </w:numPr>
+        <w:spacing w:before="100" w:beforeAutospacing="1" w:after="100" w:afterAutospacing="1" w:line="240" w:lineRule="auto"/>
+        <w:rPr>
+          <w:rFonts w:ascii="Times New Roman" w:eastAsia="Times New Roman" w:hAnsi="Times New Roman" w:cs="Times New Roman"/>
+          <w:sz w:val="24"/>
+          <w:szCs w:val="24"/>
+        </w:rPr>
+      </w:pPr>
+      <w:r>
+        <w:rPr>
+          <w:rFonts w:ascii="Times New Roman" w:eastAsia="Times New Roman" w:hAnsi="Times New Roman" w:cs="Times New Roman"/>
+          <w:b/>
+          <w:bCs/>
+          <w:sz w:val="24"/>
+          <w:szCs w:val="24"/>
+        </w:rPr>
+        <w:t>Giới tính:</w:t>
+      </w:r>
+      <w:r>
+        <w:rPr>
+          <w:rFonts w:ascii="Times New Roman" w:eastAsia="Times New Roman" w:hAnsi="Times New Roman" w:cs="Times New Roman"/>
+          <w:sz w:val="24"/>
+          <w:szCs w:val="24"/>
+        </w:rPr>
+        <w:t xml:space="preserve"> Nam </w:t>
+      </w:r>
+    </w:p>
+    <w:p>
+      <w:pPr>
+        <w:numPr>
+          <w:ilvl w:val="0"/>
+          <w:numId w:val="6"/>
+        </w:numPr>
+        <w:spacing w:before="100" w:beforeAutospacing="1" w:after="100" w:afterAutospacing="1" w:line="240" w:lineRule="auto"/>
+        <w:rPr>
+          <w:rFonts w:ascii="Times New Roman" w:eastAsia="Times New Roman" w:hAnsi="Times New Roman" w:cs="Times New Roman"/>
+          <w:sz w:val="24"/>
+          <w:szCs w:val="24"/>
+        </w:rPr>
+      </w:pPr>
+      <w:r>
+        <w:rPr>
+          <w:rFonts w:ascii="Times New Roman" w:eastAsia="Times New Roman" w:hAnsi="Times New Roman" w:cs="Times New Roman"/>
+          <w:b/>
+          <w:bCs/>
+          <w:sz w:val="24"/>
+          <w:szCs w:val="24"/>
+        </w:rPr>
+        <w:t>Sinh ngày:</w:t>
+      </w:r>
+      <w:r>
+        <w:rPr>
+          <w:rFonts w:ascii="Times New Roman" w:eastAsia="Times New Roman" w:hAnsi="Times New Roman" w:cs="Times New Roman"/>
+          <w:sz w:val="24"/>
+          <w:szCs w:val="24"/>
+        </w:rPr>
+        <w:t xml:space="preserve"> 31/05/1970 </w:t>
+      </w:r>
+    </w:p>
+    <w:p>
+      <w:pPr>
+        <w:numPr>
+          <w:ilvl w:val="0"/>
+          <w:numId w:val="6"/>
+        </w:numPr>
+        <w:spacing w:before="100" w:beforeAutospacing="1" w:after="100" w:afterAutospacing="1" w:line="240" w:lineRule="auto"/>
+        <w:rPr>
+          <w:rFonts w:ascii="Times New Roman" w:eastAsia="Times New Roman" w:hAnsi="Times New Roman" w:cs="Times New Roman"/>
+          <w:sz w:val="24"/>
+          <w:szCs w:val="24"/>
+        </w:rPr>
+      </w:pPr>
+      <w:r>
+        <w:rPr>
+          <w:rFonts w:ascii="Times New Roman" w:eastAsia="Times New Roman" w:hAnsi="Times New Roman" w:cs="Times New Roman"/>
+          <w:b/>
+          <w:bCs/>
+          <w:sz w:val="24"/>
+          <w:szCs w:val="24"/>
+        </w:rPr>
+        <w:t>Quốc tịch:</w:t>
+      </w:r>
+      <w:r>
+        <w:rPr>
+          <w:rFonts w:ascii="Times New Roman" w:eastAsia="Times New Roman" w:hAnsi="Times New Roman" w:cs="Times New Roman"/>
+          <w:sz w:val="24"/>
+          <w:szCs w:val="24"/>
+        </w:rPr>
+        <w:t xml:space="preserve"> Trung Quốc (Đài Loan) </w:t>
+      </w:r>
+    </w:p>
+    <w:p>
+      <w:pPr>
+        <w:numPr>
+          <w:ilvl w:val="0"/>
+          <w:numId w:val="6"/>
+        </w:numPr>
+        <w:spacing w:before="100" w:beforeAutospacing="1" w:after="100" w:afterAutospacing="1" w:line="240" w:lineRule="auto"/>
+        <w:rPr>
+          <w:rFonts w:ascii="Times New Roman" w:eastAsia="Times New Roman" w:hAnsi="Times New Roman" w:cs="Times New Roman"/>
+          <w:sz w:val="24"/>
+          <w:szCs w:val="24"/>
+        </w:rPr>
+      </w:pPr>
+      <w:r>
+        <w:rPr>
+          <w:rFonts w:ascii="Times New Roman" w:eastAsia="Times New Roman" w:hAnsi="Times New Roman" w:cs="Times New Roman"/>
+          <w:b/>
+          <w:bCs/>
+          <w:sz w:val="24"/>
+          <w:szCs w:val="24"/>
+        </w:rPr>
+        <w:t>Loại giấy tờ pháp lý của cá nhân:</w:t>
+      </w:r>
+      <w:r>
+        <w:rPr>
+          <w:rFonts w:ascii="Times New Roman" w:eastAsia="Times New Roman" w:hAnsi="Times New Roman" w:cs="Times New Roman"/>
+          <w:sz w:val="24"/>
+          <w:szCs w:val="24"/>
+        </w:rPr>
+        <w:t xml:space="preserve"> Hộ chiếu nước ngoài </w:t>
+      </w:r>
+    </w:p>
+    <w:p>
+      <w:pPr>
+        <w:numPr>
+          <w:ilvl w:val="0"/>
+          <w:numId w:val="6"/>
+        </w:numPr>
+        <w:spacing w:before="100" w:beforeAutospacing="1" w:after="100" w:afterAutospacing="1" w:line="240" w:lineRule="auto"/>
+        <w:rPr>
+          <w:rFonts w:ascii="Times New Roman" w:eastAsia="Times New Roman" w:hAnsi="Times New Roman" w:cs="Times New Roman"/>
+          <w:sz w:val="24"/>
+          <w:szCs w:val="24"/>
+        </w:rPr>
+      </w:pPr>
+      <w:r>
+        <w:rPr>
+          <w:rFonts w:ascii="Times New Roman" w:eastAsia="Times New Roman" w:hAnsi="Times New Roman" w:cs="Times New Roman"/>
+          <w:b/>
+          <w:bCs/>
+          <w:sz w:val="24"/>
+          <w:szCs w:val="24"/>
+        </w:rPr>
+        <w:t>Số giấy tờ pháp lý của cá nhân:</w:t>
+      </w:r>
+      <w:r>
+        <w:rPr>
+          <w:rFonts w:ascii="Times New Roman" w:eastAsia="Times New Roman" w:hAnsi="Times New Roman" w:cs="Times New Roman"/>
+          <w:sz w:val="24"/>
+          <w:szCs w:val="24"/>
+        </w:rPr>
+        <w:t xml:space="preserve"> 361457667 </w:t>
+      </w:r>
+    </w:p>
+    <w:p>
+      <w:pPr>
+        <w:numPr>
+          <w:ilvl w:val="0"/>
+          <w:numId w:val="6"/>
+        </w:numPr>
+        <w:spacing w:before="100" w:beforeAutospacing="1" w:after="100" w:afterAutospacing="1" w:line="240" w:lineRule="auto"/>
+        <w:rPr>
+          <w:rFonts w:ascii="Times New Roman" w:eastAsia="Times New Roman" w:hAnsi="Times New Roman" w:cs="Times New Roman"/>
+          <w:sz w:val="24"/>
+          <w:szCs w:val="24"/>
+        </w:rPr>
+      </w:pPr>
+      <w:r>
+        <w:rPr>
+          <w:rFonts w:ascii="Times New Roman" w:eastAsia="Times New Roman" w:hAnsi="Times New Roman" w:cs="Times New Roman"/>
+          <w:b/>
+          <w:bCs/>
+          <w:sz w:val="24"/>
+          <w:szCs w:val="24"/>
+        </w:rPr>
+        <w:t>Ngày cấp:</w:t>
+      </w:r>
+      <w:r>
+        <w:rPr>
+          <w:rFonts w:ascii="Times New Roman" w:eastAsia="Times New Roman" w:hAnsi="Times New Roman" w:cs="Times New Roman"/>
+          <w:sz w:val="24"/>
+          <w:szCs w:val="24"/>
+        </w:rPr>
+        <w:t xml:space="preserve"> 04/02/2023 </w:t>
+      </w:r>
+    </w:p>
+    <w:p>
+      <w:pPr>
+        <w:numPr>
+          <w:ilvl w:val="0"/>
+          <w:numId w:val="6"/>
+        </w:numPr>
+        <w:spacing w:before="100" w:beforeAutospacing="1" w:after="100" w:afterAutospacing="1" w:line="240" w:lineRule="auto"/>
+        <w:rPr>
+          <w:rFonts w:ascii="Times New Roman" w:eastAsia="Times New Roman" w:hAnsi="Times New Roman" w:cs="Times New Roman"/>
+          <w:sz w:val="24"/>
+          <w:szCs w:val="24"/>
+        </w:rPr>
+      </w:pPr>
+      <w:r>
+        <w:rPr>
+          <w:rFonts w:ascii="Times New Roman" w:eastAsia="Times New Roman" w:hAnsi="Times New Roman" w:cs="Times New Roman"/>
+          <w:b/>
+          <w:bCs/>
+          <w:sz w:val="24"/>
+          <w:szCs w:val="24"/>
+        </w:rPr>
+        <w:t>Nơi cấp:</w:t>
+      </w:r>
+      <w:r>
+        <w:rPr>
+          <w:rFonts w:ascii="Times New Roman" w:eastAsia="Times New Roman" w:hAnsi="Times New Roman" w:cs="Times New Roman"/>
+          <w:sz w:val="24"/>
+          <w:szCs w:val="24"/>
+        </w:rPr>
+        <w:t xml:space="preserve"> Bộ ngoại giao </w:t>
+      </w:r>
+    </w:p>
+    <w:p>
+      <w:pPr>
+        <w:numPr>
+          <w:ilvl w:val="0"/>
+          <w:numId w:val="6"/>
+        </w:numPr>
+        <w:spacing w:before="100" w:beforeAutospacing="1" w:after="100" w:afterAutospacing="1" w:line="240" w:lineRule="auto"/>
+        <w:rPr>
+          <w:rFonts w:ascii="Times New Roman" w:eastAsia="Times New Roman" w:hAnsi="Times New Roman" w:cs="Times New Roman"/>
+          <w:sz w:val="24"/>
+          <w:szCs w:val="24"/>
+        </w:rPr>
+      </w:pPr>
+      <w:r>
+        <w:rPr>
+          <w:rFonts w:ascii="Times New Roman" w:eastAsia="Times New Roman" w:hAnsi="Times New Roman" w:cs="Times New Roman"/>
+          <w:b/>
+          <w:bCs/>
+          <w:sz w:val="24"/>
+          <w:szCs w:val="24"/>
+        </w:rPr>
+        <w:t>Địa chỉ thường trú:</w:t>
+      </w:r>
+      <w:r>
+        <w:rPr>
+          <w:rFonts w:ascii="Times New Roman" w:eastAsia="Times New Roman" w:hAnsi="Times New Roman" w:cs="Times New Roman"/>
+          <w:sz w:val="24"/>
+          <w:szCs w:val="24"/>
+        </w:rPr>
+        <w:t xml:space="preserve"> No. 71, Renchun Lane Renwu Township Kaohsiung County 814, Trung Quốc (Đài Loan) </w:t>
+      </w:r>
+    </w:p>
+    <w:p>
+      <w:pPr>
+        <w:numPr>
+          <w:ilvl w:val="0"/>
+          <w:numId w:val="6"/>
+        </w:numPr>
+        <w:spacing w:before="100" w:beforeAutospacing="1" w:after="100" w:afterAutospacing="1" w:line="240" w:lineRule="auto"/>
+        <w:rPr>
+          <w:rFonts w:ascii="Times New Roman" w:eastAsia="Times New Roman" w:hAnsi="Times New Roman" w:cs="Times New Roman"/>
+          <w:sz w:val="24"/>
+          <w:szCs w:val="24"/>
+        </w:rPr>
+      </w:pPr>
+      <w:r>
+        <w:rPr>
+          <w:rFonts w:ascii="Times New Roman" w:eastAsia="Times New Roman" w:hAnsi="Times New Roman" w:cs="Times New Roman"/>
+          <w:b/>
+          <w:bCs/>
+          <w:sz w:val="24"/>
+          <w:szCs w:val="24"/>
+        </w:rPr>
+        <w:t>Địa chỉ liên lạc:</w:t>
+      </w:r>
+      <w:r>
+        <w:rPr>
+          <w:rFonts w:ascii="Times New Roman" w:eastAsia="Times New Roman" w:hAnsi="Times New Roman" w:cs="Times New Roman"/>
+          <w:sz w:val="24"/>
+          <w:szCs w:val="24"/>
+        </w:rPr>
+        <w:t xml:space="preserve"> </w:t>
+      </w:r>
+      <w:r>
+        <w:rPr>
+          <w:rFonts w:ascii="Times New Roman" w:eastAsia="Times New Roman" w:hAnsi="Times New Roman" w:cs="Times New Roman"/>
+          <w:sz w:val="24"/>
+          <w:szCs w:val="24"/>
+        </w:rPr>
+        <w:t>Thửa đất số 935, tờ bản đồ số 6, Phường Bình Dương,</w:t>
+      </w:r>
+      <w:r>
+        <w:rPr>
+          <w:rFonts w:ascii="Times New Roman" w:eastAsia="Times New Roman" w:hAnsi="Times New Roman" w:cs="Times New Roman"/>
+          <w:sz w:val="24"/>
+          <w:szCs w:val="24"/>
+        </w:rPr>
+        <w:t xml:space="preserve"> </w:t>
+      </w:r>
+      <w:r>
+        <w:rPr>
+          <w:rFonts w:ascii="Times New Roman" w:eastAsia="Times New Roman" w:hAnsi="Times New Roman" w:cs="Times New Roman"/>
+          <w:sz w:val="24"/>
+          <w:szCs w:val="24"/>
+        </w:rPr>
+        <w:t>Thành phố Hồ Chí Minh</w:t>
+      </w:r>
+      <w:r>
+        <w:rPr>
+          <w:rFonts w:ascii="Times New Roman" w:eastAsia="Times New Roman" w:hAnsi="Times New Roman" w:cs="Times New Roman"/>
+          <w:sz w:val="24"/>
+          <w:szCs w:val="24"/>
+        </w:rPr>
+        <w:t>,</w:t>
+      </w:r>
+      <w:r>
+        <w:rPr>
+          <w:rFonts w:ascii="Times New Roman" w:eastAsia="Times New Roman" w:hAnsi="Times New Roman" w:cs="Times New Roman"/>
+          <w:sz w:val="24"/>
+          <w:szCs w:val="24"/>
+        </w:rPr>
+        <w:t xml:space="preserve"> Việt Nam</w:t>
+      </w:r>
       <w:bookmarkStart w:id="0" w:name="_GoBack"/>
       <w:bookmarkEnd w:id="0"/>
-    </w:p>
-    <w:p>
-      <w:pPr>
-        <w:numPr>
-          <w:ilvl w:val="0"/>
-          <w:numId w:val="3"/>
-        </w:numPr>
-        <w:spacing w:before="100" w:beforeAutospacing="1" w:after="100" w:afterAutospacing="1" w:line="240" w:lineRule="auto"/>
-        <w:rPr>
-          <w:rFonts w:ascii="Times New Roman" w:eastAsia="Times New Roman" w:hAnsi="Times New Roman" w:cs="Times New Roman"/>
-          <w:sz w:val="24"/>
-          <w:szCs w:val="24"/>
-        </w:rPr>
-      </w:pPr>
-      <w:r>
-        <w:rPr>
-          <w:rFonts w:ascii="Times New Roman" w:eastAsia="Times New Roman" w:hAnsi="Times New Roman" w:cs="Times New Roman"/>
-          <w:b/>
-          <w:bCs/>
-          <w:sz w:val="24"/>
-          <w:szCs w:val="24"/>
-        </w:rPr>
-        <w:t>Điện thoại:</w:t>
-      </w:r>
-      <w:r>
-        <w:rPr>
-          <w:rFonts w:ascii="Times New Roman" w:eastAsia="Times New Roman" w:hAnsi="Times New Roman" w:cs="Times New Roman"/>
-          <w:sz w:val="24"/>
-          <w:szCs w:val="24"/>
-        </w:rPr>
-        <w:t xml:space="preserve"> 0393658999 </w:t>
-      </w:r>
-    </w:p>
-    <w:p>
-      <w:pPr>
-        <w:numPr>
-          <w:ilvl w:val="0"/>
-          <w:numId w:val="3"/>
-        </w:numPr>
-        <w:spacing w:before="100" w:beforeAutospacing="1" w:after="100" w:afterAutospacing="1" w:line="240" w:lineRule="auto"/>
-        <w:rPr>
-          <w:rFonts w:ascii="Times New Roman" w:eastAsia="Times New Roman" w:hAnsi="Times New Roman" w:cs="Times New Roman"/>
-          <w:sz w:val="24"/>
-          <w:szCs w:val="24"/>
-        </w:rPr>
-      </w:pPr>
-      <w:r>
-        <w:rPr>
-          <w:rFonts w:ascii="Times New Roman" w:eastAsia="Times New Roman" w:hAnsi="Times New Roman" w:cs="Times New Roman"/>
-          <w:b/>
-          <w:bCs/>
-          <w:sz w:val="24"/>
-          <w:szCs w:val="24"/>
-        </w:rPr>
-        <w:t>Email:</w:t>
-      </w:r>
-      <w:r>
-        <w:rPr>
-          <w:rFonts w:ascii="Times New Roman" w:eastAsia="Times New Roman" w:hAnsi="Times New Roman" w:cs="Times New Roman"/>
-          <w:sz w:val="24"/>
-          <w:szCs w:val="24"/>
-        </w:rPr>
-        <w:t xml:space="preserve"> </w:t>
-      </w:r>
-      <w:r>
-        <w:rPr>
-          <w:rFonts w:ascii="Times New Roman" w:eastAsia="Times New Roman" w:hAnsi="Times New Roman" w:cs="Times New Roman"/>
-          <w:sz w:val="24"/>
-          <w:szCs w:val="24"/>
-        </w:rPr>
-        <w:t>congtymecuryconsultant@gmail.com</w:t>
-      </w:r>
-    </w:p>
-    <w:p>
-      <w:pPr>
-        <w:numPr>
-          <w:ilvl w:val="0"/>
-          <w:numId w:val="3"/>
-        </w:numPr>
-        <w:spacing w:before="100" w:beforeAutospacing="1" w:after="100" w:afterAutospacing="1" w:line="240" w:lineRule="auto"/>
-        <w:rPr>
-          <w:rFonts w:ascii="Times New Roman" w:eastAsia="Times New Roman" w:hAnsi="Times New Roman" w:cs="Times New Roman"/>
-          <w:sz w:val="24"/>
-          <w:szCs w:val="24"/>
-        </w:rPr>
-      </w:pPr>
-      <w:r>
-        <w:rPr>
-          <w:rFonts w:ascii="Times New Roman" w:eastAsia="Times New Roman" w:hAnsi="Times New Roman" w:cs="Times New Roman"/>
-          <w:b/>
-          <w:bCs/>
-          <w:sz w:val="24"/>
-          <w:szCs w:val="24"/>
-        </w:rPr>
-        <w:t>Fax:</w:t>
-      </w:r>
-      <w:r>
-        <w:rPr>
-          <w:rFonts w:ascii="Times New Roman" w:eastAsia="Times New Roman" w:hAnsi="Times New Roman" w:cs="Times New Roman"/>
-          <w:sz w:val="24"/>
-          <w:szCs w:val="24"/>
-        </w:rPr>
-        <w:t xml:space="preserve"> [Trống] </w:t>
-      </w:r>
-    </w:p>
-    <w:p>
-      <w:pPr>
-        <w:numPr>
-          <w:ilvl w:val="0"/>
-          <w:numId w:val="3"/>
-        </w:numPr>
-        <w:spacing w:before="100" w:beforeAutospacing="1" w:after="100" w:afterAutospacing="1" w:line="240" w:lineRule="auto"/>
-        <w:rPr>
-          <w:rFonts w:ascii="Times New Roman" w:eastAsia="Times New Roman" w:hAnsi="Times New Roman" w:cs="Times New Roman"/>
-          <w:sz w:val="24"/>
-          <w:szCs w:val="24"/>
-        </w:rPr>
-      </w:pPr>
-      <w:r>
-        <w:rPr>
-          <w:rFonts w:ascii="Times New Roman" w:eastAsia="Times New Roman" w:hAnsi="Times New Roman" w:cs="Times New Roman"/>
-          <w:b/>
-          <w:bCs/>
-          <w:sz w:val="24"/>
-          <w:szCs w:val="24"/>
-        </w:rPr>
-        <w:t>Website:</w:t>
-      </w:r>
-      <w:r>
-        <w:rPr>
-          <w:rFonts w:ascii="Times New Roman" w:eastAsia="Times New Roman" w:hAnsi="Times New Roman" w:cs="Times New Roman"/>
-          <w:sz w:val="24"/>
-          <w:szCs w:val="24"/>
-        </w:rPr>
-        <w:t xml:space="preserve"> [Trống] </w:t>
-      </w:r>
-    </w:p>
-    <w:p>
-      <w:pPr>
-        <w:spacing w:before="100" w:beforeAutospacing="1" w:after="100" w:afterAutospacing="1" w:line="240" w:lineRule="auto"/>
-        <w:rPr>
-          <w:rFonts w:ascii="Times New Roman" w:eastAsia="Times New Roman" w:hAnsi="Times New Roman" w:cs="Times New Roman"/>
-          <w:sz w:val="24"/>
-          <w:szCs w:val="24"/>
-        </w:rPr>
-      </w:pPr>
-      <w:r>
-        <w:rPr>
-          <w:rFonts w:ascii="Times New Roman" w:eastAsia="Times New Roman" w:hAnsi="Times New Roman" w:cs="Times New Roman"/>
-          <w:sz w:val="24"/>
-          <w:szCs w:val="24"/>
-        </w:rPr>
-        <w:t xml:space="preserve">3. Vốn điều lệ </w:t>
-      </w:r>
-    </w:p>
-    <w:p>
-      <w:pPr>
-        <w:numPr>
-          <w:ilvl w:val="0"/>
-          <w:numId w:val="4"/>
-        </w:numPr>
-        <w:spacing w:before="100" w:beforeAutospacing="1" w:after="100" w:afterAutospacing="1" w:line="240" w:lineRule="auto"/>
-        <w:rPr>
-          <w:rFonts w:ascii="Times New Roman" w:eastAsia="Times New Roman" w:hAnsi="Times New Roman" w:cs="Times New Roman"/>
-          <w:sz w:val="24"/>
-          <w:szCs w:val="24"/>
-        </w:rPr>
-      </w:pPr>
-      <w:r>
-        <w:rPr>
-          <w:rFonts w:ascii="Times New Roman" w:eastAsia="Times New Roman" w:hAnsi="Times New Roman" w:cs="Times New Roman"/>
-          <w:b/>
-          <w:bCs/>
-          <w:sz w:val="24"/>
-          <w:szCs w:val="24"/>
-        </w:rPr>
-        <w:t>Số tiền:</w:t>
-      </w:r>
-      <w:r>
-        <w:rPr>
-          <w:rFonts w:ascii="Times New Roman" w:eastAsia="Times New Roman" w:hAnsi="Times New Roman" w:cs="Times New Roman"/>
-          <w:sz w:val="24"/>
-          <w:szCs w:val="24"/>
-        </w:rPr>
-        <w:t xml:space="preserve"> 466.000.000 đồng </w:t>
-      </w:r>
-    </w:p>
-    <w:p>
-      <w:pPr>
-        <w:numPr>
-          <w:ilvl w:val="0"/>
-          <w:numId w:val="4"/>
-        </w:numPr>
-        <w:spacing w:before="100" w:beforeAutospacing="1" w:after="100" w:afterAutospacing="1" w:line="240" w:lineRule="auto"/>
-        <w:rPr>
-          <w:rFonts w:ascii="Times New Roman" w:eastAsia="Times New Roman" w:hAnsi="Times New Roman" w:cs="Times New Roman"/>
-          <w:sz w:val="24"/>
-          <w:szCs w:val="24"/>
-        </w:rPr>
-      </w:pPr>
-      <w:r>
-        <w:rPr>
-          <w:rFonts w:ascii="Times New Roman" w:eastAsia="Times New Roman" w:hAnsi="Times New Roman" w:cs="Times New Roman"/>
-          <w:b/>
-          <w:bCs/>
-          <w:sz w:val="24"/>
-          <w:szCs w:val="24"/>
-        </w:rPr>
-        <w:t>Bằng chữ:</w:t>
-      </w:r>
-      <w:r>
-        <w:rPr>
-          <w:rFonts w:ascii="Times New Roman" w:eastAsia="Times New Roman" w:hAnsi="Times New Roman" w:cs="Times New Roman"/>
-          <w:sz w:val="24"/>
-          <w:szCs w:val="24"/>
-        </w:rPr>
-        <w:t xml:space="preserve"> Bốn trăm sáu mươi sáu triệu đồng </w:t>
-      </w:r>
-    </w:p>
-    <w:p>
-      <w:pPr>
-        <w:spacing w:before="100" w:beforeAutospacing="1" w:after="100" w:afterAutospacing="1" w:line="240" w:lineRule="auto"/>
-        <w:outlineLvl w:val="2"/>
-        <w:rPr>
-          <w:rFonts w:ascii="Times New Roman" w:eastAsia="Times New Roman" w:hAnsi="Times New Roman" w:cs="Times New Roman"/>
-          <w:b/>
-          <w:bCs/>
-          <w:sz w:val="27"/>
-          <w:szCs w:val="27"/>
-        </w:rPr>
-      </w:pPr>
-      <w:r>
-        <w:rPr>
-          <w:rFonts w:ascii="Times New Roman" w:eastAsia="Times New Roman" w:hAnsi="Times New Roman" w:cs="Times New Roman"/>
-          <w:b/>
-          <w:bCs/>
-          <w:sz w:val="27"/>
-          <w:szCs w:val="27"/>
-        </w:rPr>
-        <w:t>4. Thông tin về chủ sở hữu</w:t>
-      </w:r>
-    </w:p>
-    <w:p>
-      <w:pPr>
-        <w:numPr>
-          <w:ilvl w:val="0"/>
-          <w:numId w:val="5"/>
-        </w:numPr>
-        <w:spacing w:before="100" w:beforeAutospacing="1" w:after="100" w:afterAutospacing="1" w:line="240" w:lineRule="auto"/>
-        <w:rPr>
-          <w:rFonts w:ascii="Times New Roman" w:eastAsia="Times New Roman" w:hAnsi="Times New Roman" w:cs="Times New Roman"/>
-          <w:sz w:val="24"/>
-          <w:szCs w:val="24"/>
-        </w:rPr>
-      </w:pPr>
-      <w:r>
-        <w:rPr>
-          <w:rFonts w:ascii="Times New Roman" w:eastAsia="Times New Roman" w:hAnsi="Times New Roman" w:cs="Times New Roman"/>
-          <w:b/>
-          <w:bCs/>
-          <w:sz w:val="24"/>
-          <w:szCs w:val="24"/>
-        </w:rPr>
-        <w:t>Họ và tên:</w:t>
-      </w:r>
-      <w:r>
-        <w:rPr>
-          <w:rFonts w:ascii="Times New Roman" w:eastAsia="Times New Roman" w:hAnsi="Times New Roman" w:cs="Times New Roman"/>
-          <w:sz w:val="24"/>
-          <w:szCs w:val="24"/>
-        </w:rPr>
-        <w:t xml:space="preserve"> LIU, YU-TIEN </w:t>
-      </w:r>
-    </w:p>
-    <w:p>
-      <w:pPr>
-        <w:numPr>
-          <w:ilvl w:val="0"/>
-          <w:numId w:val="5"/>
-        </w:numPr>
-        <w:spacing w:before="100" w:beforeAutospacing="1" w:after="100" w:afterAutospacing="1" w:line="240" w:lineRule="auto"/>
-        <w:rPr>
-          <w:rFonts w:ascii="Times New Roman" w:eastAsia="Times New Roman" w:hAnsi="Times New Roman" w:cs="Times New Roman"/>
-          <w:sz w:val="24"/>
-          <w:szCs w:val="24"/>
-        </w:rPr>
-      </w:pPr>
-      <w:r>
-        <w:rPr>
-          <w:rFonts w:ascii="Times New Roman" w:eastAsia="Times New Roman" w:hAnsi="Times New Roman" w:cs="Times New Roman"/>
-          <w:b/>
-          <w:bCs/>
-          <w:sz w:val="24"/>
-          <w:szCs w:val="24"/>
-        </w:rPr>
-        <w:t>Sinh ngày:</w:t>
-      </w:r>
-      <w:r>
-        <w:rPr>
-          <w:rFonts w:ascii="Times New Roman" w:eastAsia="Times New Roman" w:hAnsi="Times New Roman" w:cs="Times New Roman"/>
-          <w:sz w:val="24"/>
-          <w:szCs w:val="24"/>
-        </w:rPr>
-        <w:t xml:space="preserve"> 31/05/1970 </w:t>
-      </w:r>
-    </w:p>
-    <w:p>
-      <w:pPr>
-        <w:numPr>
-          <w:ilvl w:val="0"/>
-          <w:numId w:val="5"/>
-        </w:numPr>
-        <w:spacing w:before="100" w:beforeAutospacing="1" w:after="100" w:afterAutospacing="1" w:line="240" w:lineRule="auto"/>
-        <w:rPr>
-          <w:rFonts w:ascii="Times New Roman" w:eastAsia="Times New Roman" w:hAnsi="Times New Roman" w:cs="Times New Roman"/>
-          <w:sz w:val="24"/>
-          <w:szCs w:val="24"/>
-        </w:rPr>
-      </w:pPr>
-      <w:r>
-        <w:rPr>
-          <w:rFonts w:ascii="Times New Roman" w:eastAsia="Times New Roman" w:hAnsi="Times New Roman" w:cs="Times New Roman"/>
-          <w:b/>
-          <w:bCs/>
-          <w:sz w:val="24"/>
-          <w:szCs w:val="24"/>
-        </w:rPr>
-        <w:t>Giới tính:</w:t>
-      </w:r>
-      <w:r>
-        <w:rPr>
-          <w:rFonts w:ascii="Times New Roman" w:eastAsia="Times New Roman" w:hAnsi="Times New Roman" w:cs="Times New Roman"/>
-          <w:sz w:val="24"/>
-          <w:szCs w:val="24"/>
-        </w:rPr>
-        <w:t xml:space="preserve"> Nam </w:t>
-      </w:r>
-    </w:p>
-    <w:p>
-      <w:pPr>
-        <w:numPr>
-          <w:ilvl w:val="0"/>
-          <w:numId w:val="5"/>
-        </w:numPr>
-        <w:spacing w:before="100" w:beforeAutospacing="1" w:after="100" w:afterAutospacing="1" w:line="240" w:lineRule="auto"/>
-        <w:rPr>
-          <w:rFonts w:ascii="Times New Roman" w:eastAsia="Times New Roman" w:hAnsi="Times New Roman" w:cs="Times New Roman"/>
-          <w:sz w:val="24"/>
-          <w:szCs w:val="24"/>
-        </w:rPr>
-      </w:pPr>
-      <w:r>
-        <w:rPr>
-          <w:rFonts w:ascii="Times New Roman" w:eastAsia="Times New Roman" w:hAnsi="Times New Roman" w:cs="Times New Roman"/>
-          <w:b/>
-          <w:bCs/>
-          <w:sz w:val="24"/>
-          <w:szCs w:val="24"/>
-        </w:rPr>
-        <w:t>Quốc tịch:</w:t>
-      </w:r>
-      <w:r>
-        <w:rPr>
-          <w:rFonts w:ascii="Times New Roman" w:eastAsia="Times New Roman" w:hAnsi="Times New Roman" w:cs="Times New Roman"/>
-          <w:sz w:val="24"/>
-          <w:szCs w:val="24"/>
-        </w:rPr>
-        <w:t xml:space="preserve"> Trung Quốc (Đài Loan) </w:t>
-      </w:r>
-    </w:p>
-    <w:p>
-      <w:pPr>
-        <w:numPr>
-          <w:ilvl w:val="0"/>
-          <w:numId w:val="5"/>
-        </w:numPr>
-        <w:spacing w:before="100" w:beforeAutospacing="1" w:after="100" w:afterAutospacing="1" w:line="240" w:lineRule="auto"/>
-        <w:rPr>
-          <w:rFonts w:ascii="Times New Roman" w:eastAsia="Times New Roman" w:hAnsi="Times New Roman" w:cs="Times New Roman"/>
-          <w:sz w:val="24"/>
-          <w:szCs w:val="24"/>
-        </w:rPr>
-      </w:pPr>
-      <w:r>
-        <w:rPr>
-          <w:rFonts w:ascii="Times New Roman" w:eastAsia="Times New Roman" w:hAnsi="Times New Roman" w:cs="Times New Roman"/>
-          <w:b/>
-          <w:bCs/>
-          <w:sz w:val="24"/>
-          <w:szCs w:val="24"/>
-        </w:rPr>
-        <w:t>Loại giấy tờ pháp lý của cá nhân:</w:t>
-      </w:r>
-      <w:r>
-        <w:rPr>
-          <w:rFonts w:ascii="Times New Roman" w:eastAsia="Times New Roman" w:hAnsi="Times New Roman" w:cs="Times New Roman"/>
-          <w:sz w:val="24"/>
-          <w:szCs w:val="24"/>
-        </w:rPr>
-        <w:t xml:space="preserve"> Hộ chiếu nước ngoài </w:t>
-      </w:r>
-    </w:p>
-    <w:p>
-      <w:pPr>
-        <w:numPr>
-          <w:ilvl w:val="0"/>
-          <w:numId w:val="5"/>
-        </w:numPr>
-        <w:spacing w:before="100" w:beforeAutospacing="1" w:after="100" w:afterAutospacing="1" w:line="240" w:lineRule="auto"/>
-        <w:rPr>
-          <w:rFonts w:ascii="Times New Roman" w:eastAsia="Times New Roman" w:hAnsi="Times New Roman" w:cs="Times New Roman"/>
-          <w:sz w:val="24"/>
-          <w:szCs w:val="24"/>
-        </w:rPr>
-      </w:pPr>
-      <w:r>
-        <w:rPr>
-          <w:rFonts w:ascii="Times New Roman" w:eastAsia="Times New Roman" w:hAnsi="Times New Roman" w:cs="Times New Roman"/>
-          <w:b/>
-          <w:bCs/>
-          <w:sz w:val="24"/>
-          <w:szCs w:val="24"/>
-        </w:rPr>
-        <w:t>Số giấy tờ pháp lý của cá nhân:</w:t>
-      </w:r>
-      <w:r>
-        <w:rPr>
-          <w:rFonts w:ascii="Times New Roman" w:eastAsia="Times New Roman" w:hAnsi="Times New Roman" w:cs="Times New Roman"/>
-          <w:sz w:val="24"/>
-          <w:szCs w:val="24"/>
-        </w:rPr>
-        <w:t xml:space="preserve"> 361457667 </w:t>
-      </w:r>
-    </w:p>
-    <w:p>
-      <w:pPr>
-        <w:numPr>
-          <w:ilvl w:val="0"/>
-          <w:numId w:val="5"/>
-        </w:numPr>
-        <w:spacing w:before="100" w:beforeAutospacing="1" w:after="100" w:afterAutospacing="1" w:line="240" w:lineRule="auto"/>
-        <w:rPr>
-          <w:rFonts w:ascii="Times New Roman" w:eastAsia="Times New Roman" w:hAnsi="Times New Roman" w:cs="Times New Roman"/>
-          <w:sz w:val="24"/>
-          <w:szCs w:val="24"/>
-        </w:rPr>
-      </w:pPr>
-      <w:r>
-        <w:rPr>
-          <w:rFonts w:ascii="Times New Roman" w:eastAsia="Times New Roman" w:hAnsi="Times New Roman" w:cs="Times New Roman"/>
-          <w:b/>
-          <w:bCs/>
-          <w:sz w:val="24"/>
-          <w:szCs w:val="24"/>
-        </w:rPr>
-        <w:t>Ngày cấp:</w:t>
-      </w:r>
-      <w:r>
-        <w:rPr>
-          <w:rFonts w:ascii="Times New Roman" w:eastAsia="Times New Roman" w:hAnsi="Times New Roman" w:cs="Times New Roman"/>
-          <w:sz w:val="24"/>
-          <w:szCs w:val="24"/>
-        </w:rPr>
-        <w:t xml:space="preserve"> 04/02/2023 </w:t>
-      </w:r>
-    </w:p>
-    <w:p>
-      <w:pPr>
-        <w:numPr>
-          <w:ilvl w:val="0"/>
-          <w:numId w:val="5"/>
-        </w:numPr>
-        <w:spacing w:before="100" w:beforeAutospacing="1" w:after="100" w:afterAutospacing="1" w:line="240" w:lineRule="auto"/>
-        <w:rPr>
-          <w:rFonts w:ascii="Times New Roman" w:eastAsia="Times New Roman" w:hAnsi="Times New Roman" w:cs="Times New Roman"/>
-          <w:sz w:val="24"/>
-          <w:szCs w:val="24"/>
-        </w:rPr>
-      </w:pPr>
-      <w:r>
-        <w:rPr>
-          <w:rFonts w:ascii="Times New Roman" w:eastAsia="Times New Roman" w:hAnsi="Times New Roman" w:cs="Times New Roman"/>
-          <w:b/>
-          <w:bCs/>
-          <w:sz w:val="24"/>
-          <w:szCs w:val="24"/>
-        </w:rPr>
-        <w:t>Nơi cấp:</w:t>
-      </w:r>
-      <w:r>
-        <w:rPr>
-          <w:rFonts w:ascii="Times New Roman" w:eastAsia="Times New Roman" w:hAnsi="Times New Roman" w:cs="Times New Roman"/>
-          <w:sz w:val="24"/>
-          <w:szCs w:val="24"/>
-        </w:rPr>
-        <w:t xml:space="preserve"> Bộ ngoại giao </w:t>
-      </w:r>
-    </w:p>
-    <w:p>
-      <w:pPr>
-        <w:numPr>
-          <w:ilvl w:val="0"/>
-          <w:numId w:val="5"/>
-        </w:numPr>
-        <w:spacing w:before="100" w:beforeAutospacing="1" w:after="100" w:afterAutospacing="1" w:line="240" w:lineRule="auto"/>
-        <w:rPr>
-          <w:rFonts w:ascii="Times New Roman" w:eastAsia="Times New Roman" w:hAnsi="Times New Roman" w:cs="Times New Roman"/>
-          <w:sz w:val="24"/>
-          <w:szCs w:val="24"/>
-        </w:rPr>
-      </w:pPr>
-      <w:r>
-        <w:rPr>
-          <w:rFonts w:ascii="Times New Roman" w:eastAsia="Times New Roman" w:hAnsi="Times New Roman" w:cs="Times New Roman"/>
-          <w:b/>
-          <w:bCs/>
-          <w:sz w:val="24"/>
-          <w:szCs w:val="24"/>
-        </w:rPr>
-        <w:t>Địa chỉ thường trú:</w:t>
-      </w:r>
-      <w:r>
-        <w:rPr>
-          <w:rFonts w:ascii="Times New Roman" w:eastAsia="Times New Roman" w:hAnsi="Times New Roman" w:cs="Times New Roman"/>
-          <w:sz w:val="24"/>
-          <w:szCs w:val="24"/>
-        </w:rPr>
-        <w:t xml:space="preserve"> No. 71, Renchun Lane Renwu Township Kaohsiung County 814, Trung Quốc (Đài Loan) </w:t>
-      </w:r>
-    </w:p>
-    <w:p>
-      <w:pPr>
-        <w:numPr>
-          <w:ilvl w:val="0"/>
-          <w:numId w:val="5"/>
-        </w:numPr>
-        <w:spacing w:before="100" w:beforeAutospacing="1" w:after="100" w:afterAutospacing="1" w:line="240" w:lineRule="auto"/>
-        <w:rPr>
-          <w:rFonts w:ascii="Times New Roman" w:eastAsia="Times New Roman" w:hAnsi="Times New Roman" w:cs="Times New Roman"/>
-          <w:sz w:val="24"/>
-          <w:szCs w:val="24"/>
-        </w:rPr>
-      </w:pPr>
-      <w:r>
-        <w:rPr>
-          <w:rFonts w:ascii="Times New Roman" w:eastAsia="Times New Roman" w:hAnsi="Times New Roman" w:cs="Times New Roman"/>
-          <w:b/>
-          <w:bCs/>
-          <w:sz w:val="24"/>
-          <w:szCs w:val="24"/>
-        </w:rPr>
-        <w:lastRenderedPageBreak/>
-        <w:t>Địa chỉ liên lạc:</w:t>
-      </w:r>
-      <w:r>
-        <w:rPr>
-          <w:rFonts w:ascii="Times New Roman" w:eastAsia="Times New Roman" w:hAnsi="Times New Roman" w:cs="Times New Roman"/>
-          <w:sz w:val="24"/>
-          <w:szCs w:val="24"/>
-        </w:rPr>
-        <w:t xml:space="preserve"> Thửa đất số 935, tờ bản đồ số 6, Phường Hoà Phú, Thành phố Thủ Dầu Một, Tỉnh Bình Dương, Việt Nam </w:t>
-      </w:r>
-    </w:p>
-    <w:p>
-      <w:pPr>
-        <w:spacing w:before="100" w:beforeAutospacing="1" w:after="100" w:afterAutospacing="1" w:line="240" w:lineRule="auto"/>
-        <w:rPr>
-          <w:rFonts w:ascii="Times New Roman" w:eastAsia="Times New Roman" w:hAnsi="Times New Roman" w:cs="Times New Roman"/>
-          <w:sz w:val="24"/>
-          <w:szCs w:val="24"/>
-        </w:rPr>
-      </w:pPr>
-      <w:r>
-        <w:rPr>
-          <w:rFonts w:ascii="Times New Roman" w:eastAsia="Times New Roman" w:hAnsi="Times New Roman" w:cs="Times New Roman"/>
-          <w:sz w:val="24"/>
-          <w:szCs w:val="24"/>
-        </w:rPr>
-        <w:t xml:space="preserve">5. Người đại diện theo pháp luật của công ty </w:t>
-      </w:r>
-    </w:p>
-    <w:p>
-      <w:pPr>
-        <w:numPr>
-          <w:ilvl w:val="0"/>
-          <w:numId w:val="6"/>
-        </w:numPr>
-        <w:spacing w:before="100" w:beforeAutospacing="1" w:after="100" w:afterAutospacing="1" w:line="240" w:lineRule="auto"/>
-        <w:rPr>
-          <w:rFonts w:ascii="Times New Roman" w:eastAsia="Times New Roman" w:hAnsi="Times New Roman" w:cs="Times New Roman"/>
-          <w:sz w:val="24"/>
-          <w:szCs w:val="24"/>
-        </w:rPr>
-      </w:pPr>
-      <w:r>
-        <w:rPr>
-          <w:rFonts w:ascii="Times New Roman" w:eastAsia="Times New Roman" w:hAnsi="Times New Roman" w:cs="Times New Roman"/>
-          <w:b/>
-          <w:bCs/>
-          <w:sz w:val="24"/>
-          <w:szCs w:val="24"/>
-        </w:rPr>
-        <w:t>Họ và tên:</w:t>
-      </w:r>
-      <w:r>
-        <w:rPr>
-          <w:rFonts w:ascii="Times New Roman" w:eastAsia="Times New Roman" w:hAnsi="Times New Roman" w:cs="Times New Roman"/>
-          <w:sz w:val="24"/>
-          <w:szCs w:val="24"/>
-        </w:rPr>
-        <w:t xml:space="preserve"> LIU, YU-TIEN </w:t>
-      </w:r>
-    </w:p>
-    <w:p>
-      <w:pPr>
-        <w:numPr>
-          <w:ilvl w:val="0"/>
-          <w:numId w:val="6"/>
-        </w:numPr>
-        <w:spacing w:before="100" w:beforeAutospacing="1" w:after="100" w:afterAutospacing="1" w:line="240" w:lineRule="auto"/>
-        <w:rPr>
-          <w:rFonts w:ascii="Times New Roman" w:eastAsia="Times New Roman" w:hAnsi="Times New Roman" w:cs="Times New Roman"/>
-          <w:sz w:val="24"/>
-          <w:szCs w:val="24"/>
-        </w:rPr>
-      </w:pPr>
-      <w:r>
-        <w:rPr>
-          <w:rFonts w:ascii="Times New Roman" w:eastAsia="Times New Roman" w:hAnsi="Times New Roman" w:cs="Times New Roman"/>
-          <w:b/>
-          <w:bCs/>
-          <w:sz w:val="24"/>
-          <w:szCs w:val="24"/>
-        </w:rPr>
-        <w:t>Chức danh:</w:t>
-      </w:r>
-      <w:r>
-        <w:rPr>
-          <w:rFonts w:ascii="Times New Roman" w:eastAsia="Times New Roman" w:hAnsi="Times New Roman" w:cs="Times New Roman"/>
-          <w:sz w:val="24"/>
-          <w:szCs w:val="24"/>
-        </w:rPr>
-        <w:t xml:space="preserve"> Giám đốc </w:t>
-      </w:r>
-    </w:p>
-    <w:p>
-      <w:pPr>
-        <w:numPr>
-          <w:ilvl w:val="0"/>
-          <w:numId w:val="6"/>
-        </w:numPr>
-        <w:spacing w:before="100" w:beforeAutospacing="1" w:after="100" w:afterAutospacing="1" w:line="240" w:lineRule="auto"/>
-        <w:rPr>
-          <w:rFonts w:ascii="Times New Roman" w:eastAsia="Times New Roman" w:hAnsi="Times New Roman" w:cs="Times New Roman"/>
-          <w:sz w:val="24"/>
-          <w:szCs w:val="24"/>
-        </w:rPr>
-      </w:pPr>
-      <w:r>
-        <w:rPr>
-          <w:rFonts w:ascii="Times New Roman" w:eastAsia="Times New Roman" w:hAnsi="Times New Roman" w:cs="Times New Roman"/>
-          <w:b/>
-          <w:bCs/>
-          <w:sz w:val="24"/>
-          <w:szCs w:val="24"/>
-        </w:rPr>
-        <w:t>Giới tính:</w:t>
-      </w:r>
-      <w:r>
-        <w:rPr>
-          <w:rFonts w:ascii="Times New Roman" w:eastAsia="Times New Roman" w:hAnsi="Times New Roman" w:cs="Times New Roman"/>
-          <w:sz w:val="24"/>
-          <w:szCs w:val="24"/>
-        </w:rPr>
-        <w:t xml:space="preserve"> Nam </w:t>
-      </w:r>
-    </w:p>
-    <w:p>
-      <w:pPr>
-        <w:numPr>
-          <w:ilvl w:val="0"/>
-          <w:numId w:val="6"/>
-        </w:numPr>
-        <w:spacing w:before="100" w:beforeAutospacing="1" w:after="100" w:afterAutospacing="1" w:line="240" w:lineRule="auto"/>
-        <w:rPr>
-          <w:rFonts w:ascii="Times New Roman" w:eastAsia="Times New Roman" w:hAnsi="Times New Roman" w:cs="Times New Roman"/>
-          <w:sz w:val="24"/>
-          <w:szCs w:val="24"/>
-        </w:rPr>
-      </w:pPr>
-      <w:r>
-        <w:rPr>
-          <w:rFonts w:ascii="Times New Roman" w:eastAsia="Times New Roman" w:hAnsi="Times New Roman" w:cs="Times New Roman"/>
-          <w:b/>
-          <w:bCs/>
-          <w:sz w:val="24"/>
-          <w:szCs w:val="24"/>
-        </w:rPr>
-        <w:t>Sinh ngày:</w:t>
-      </w:r>
-      <w:r>
-        <w:rPr>
-          <w:rFonts w:ascii="Times New Roman" w:eastAsia="Times New Roman" w:hAnsi="Times New Roman" w:cs="Times New Roman"/>
-          <w:sz w:val="24"/>
-          <w:szCs w:val="24"/>
-        </w:rPr>
-        <w:t xml:space="preserve"> 31/05/1970 </w:t>
-      </w:r>
-    </w:p>
-    <w:p>
-      <w:pPr>
-        <w:numPr>
-          <w:ilvl w:val="0"/>
-          <w:numId w:val="6"/>
-        </w:numPr>
-        <w:spacing w:before="100" w:beforeAutospacing="1" w:after="100" w:afterAutospacing="1" w:line="240" w:lineRule="auto"/>
-        <w:rPr>
-          <w:rFonts w:ascii="Times New Roman" w:eastAsia="Times New Roman" w:hAnsi="Times New Roman" w:cs="Times New Roman"/>
-          <w:sz w:val="24"/>
-          <w:szCs w:val="24"/>
-        </w:rPr>
-      </w:pPr>
-      <w:r>
-        <w:rPr>
-          <w:rFonts w:ascii="Times New Roman" w:eastAsia="Times New Roman" w:hAnsi="Times New Roman" w:cs="Times New Roman"/>
-          <w:b/>
-          <w:bCs/>
-          <w:sz w:val="24"/>
-          <w:szCs w:val="24"/>
-        </w:rPr>
-        <w:t>Quốc tịch:</w:t>
-      </w:r>
-      <w:r>
-        <w:rPr>
-          <w:rFonts w:ascii="Times New Roman" w:eastAsia="Times New Roman" w:hAnsi="Times New Roman" w:cs="Times New Roman"/>
-          <w:sz w:val="24"/>
-          <w:szCs w:val="24"/>
-        </w:rPr>
-        <w:t xml:space="preserve"> Trung Quốc (Đài Loan) </w:t>
-      </w:r>
-    </w:p>
-    <w:p>
-      <w:pPr>
-        <w:numPr>
-          <w:ilvl w:val="0"/>
-          <w:numId w:val="6"/>
-        </w:numPr>
-        <w:spacing w:before="100" w:beforeAutospacing="1" w:after="100" w:afterAutospacing="1" w:line="240" w:lineRule="auto"/>
-        <w:rPr>
-          <w:rFonts w:ascii="Times New Roman" w:eastAsia="Times New Roman" w:hAnsi="Times New Roman" w:cs="Times New Roman"/>
-          <w:sz w:val="24"/>
-          <w:szCs w:val="24"/>
-        </w:rPr>
-      </w:pPr>
-      <w:r>
-        <w:rPr>
-          <w:rFonts w:ascii="Times New Roman" w:eastAsia="Times New Roman" w:hAnsi="Times New Roman" w:cs="Times New Roman"/>
-          <w:b/>
-          <w:bCs/>
-          <w:sz w:val="24"/>
-          <w:szCs w:val="24"/>
-        </w:rPr>
-        <w:t>Loại giấy tờ pháp lý của cá nhân:</w:t>
-      </w:r>
-      <w:r>
-        <w:rPr>
-          <w:rFonts w:ascii="Times New Roman" w:eastAsia="Times New Roman" w:hAnsi="Times New Roman" w:cs="Times New Roman"/>
-          <w:sz w:val="24"/>
-          <w:szCs w:val="24"/>
-        </w:rPr>
-        <w:t xml:space="preserve"> Hộ chiếu nước ngoài </w:t>
-      </w:r>
-    </w:p>
-    <w:p>
-      <w:pPr>
-        <w:numPr>
-          <w:ilvl w:val="0"/>
-          <w:numId w:val="6"/>
-        </w:numPr>
-        <w:spacing w:before="100" w:beforeAutospacing="1" w:after="100" w:afterAutospacing="1" w:line="240" w:lineRule="auto"/>
-        <w:rPr>
-          <w:rFonts w:ascii="Times New Roman" w:eastAsia="Times New Roman" w:hAnsi="Times New Roman" w:cs="Times New Roman"/>
-          <w:sz w:val="24"/>
-          <w:szCs w:val="24"/>
-        </w:rPr>
-      </w:pPr>
-      <w:r>
-        <w:rPr>
-          <w:rFonts w:ascii="Times New Roman" w:eastAsia="Times New Roman" w:hAnsi="Times New Roman" w:cs="Times New Roman"/>
-          <w:b/>
-          <w:bCs/>
-          <w:sz w:val="24"/>
-          <w:szCs w:val="24"/>
-        </w:rPr>
-        <w:t>Số giấy tờ pháp lý của cá nhân:</w:t>
-      </w:r>
-      <w:r>
-        <w:rPr>
-          <w:rFonts w:ascii="Times New Roman" w:eastAsia="Times New Roman" w:hAnsi="Times New Roman" w:cs="Times New Roman"/>
-          <w:sz w:val="24"/>
-          <w:szCs w:val="24"/>
-        </w:rPr>
-        <w:t xml:space="preserve"> 361457667 </w:t>
-      </w:r>
-    </w:p>
-    <w:p>
-      <w:pPr>
-        <w:numPr>
-          <w:ilvl w:val="0"/>
-          <w:numId w:val="6"/>
-        </w:numPr>
-        <w:spacing w:before="100" w:beforeAutospacing="1" w:after="100" w:afterAutospacing="1" w:line="240" w:lineRule="auto"/>
-        <w:rPr>
-          <w:rFonts w:ascii="Times New Roman" w:eastAsia="Times New Roman" w:hAnsi="Times New Roman" w:cs="Times New Roman"/>
-          <w:sz w:val="24"/>
-          <w:szCs w:val="24"/>
-        </w:rPr>
-      </w:pPr>
-      <w:r>
-        <w:rPr>
-          <w:rFonts w:ascii="Times New Roman" w:eastAsia="Times New Roman" w:hAnsi="Times New Roman" w:cs="Times New Roman"/>
-          <w:b/>
-          <w:bCs/>
-          <w:sz w:val="24"/>
-          <w:szCs w:val="24"/>
-        </w:rPr>
-        <w:t>Ngày cấp:</w:t>
-      </w:r>
-      <w:r>
-        <w:rPr>
-          <w:rFonts w:ascii="Times New Roman" w:eastAsia="Times New Roman" w:hAnsi="Times New Roman" w:cs="Times New Roman"/>
-          <w:sz w:val="24"/>
-          <w:szCs w:val="24"/>
-        </w:rPr>
-        <w:t xml:space="preserve"> 04/02/2023 </w:t>
-      </w:r>
-    </w:p>
-    <w:p>
-      <w:pPr>
-        <w:numPr>
-          <w:ilvl w:val="0"/>
-          <w:numId w:val="6"/>
-        </w:numPr>
-        <w:spacing w:before="100" w:beforeAutospacing="1" w:after="100" w:afterAutospacing="1" w:line="240" w:lineRule="auto"/>
-        <w:rPr>
-          <w:rFonts w:ascii="Times New Roman" w:eastAsia="Times New Roman" w:hAnsi="Times New Roman" w:cs="Times New Roman"/>
-          <w:sz w:val="24"/>
-          <w:szCs w:val="24"/>
-        </w:rPr>
-      </w:pPr>
-      <w:r>
-        <w:rPr>
-          <w:rFonts w:ascii="Times New Roman" w:eastAsia="Times New Roman" w:hAnsi="Times New Roman" w:cs="Times New Roman"/>
-          <w:b/>
-          <w:bCs/>
-          <w:sz w:val="24"/>
-          <w:szCs w:val="24"/>
-        </w:rPr>
-        <w:t>Nơi cấp:</w:t>
-      </w:r>
-      <w:r>
-        <w:rPr>
-          <w:rFonts w:ascii="Times New Roman" w:eastAsia="Times New Roman" w:hAnsi="Times New Roman" w:cs="Times New Roman"/>
-          <w:sz w:val="24"/>
-          <w:szCs w:val="24"/>
-        </w:rPr>
-        <w:t xml:space="preserve"> Bộ ngoại giao </w:t>
-      </w:r>
-    </w:p>
-    <w:p>
-      <w:pPr>
-        <w:numPr>
-          <w:ilvl w:val="0"/>
-          <w:numId w:val="6"/>
-        </w:numPr>
-        <w:spacing w:before="100" w:beforeAutospacing="1" w:after="100" w:afterAutospacing="1" w:line="240" w:lineRule="auto"/>
-        <w:rPr>
-          <w:rFonts w:ascii="Times New Roman" w:eastAsia="Times New Roman" w:hAnsi="Times New Roman" w:cs="Times New Roman"/>
-          <w:sz w:val="24"/>
-          <w:szCs w:val="24"/>
-        </w:rPr>
-      </w:pPr>
-      <w:r>
-        <w:rPr>
-          <w:rFonts w:ascii="Times New Roman" w:eastAsia="Times New Roman" w:hAnsi="Times New Roman" w:cs="Times New Roman"/>
-          <w:b/>
-          <w:bCs/>
-          <w:sz w:val="24"/>
-          <w:szCs w:val="24"/>
-        </w:rPr>
-        <w:t>Địa chỉ thường trú:</w:t>
-      </w:r>
-      <w:r>
-        <w:rPr>
-          <w:rFonts w:ascii="Times New Roman" w:eastAsia="Times New Roman" w:hAnsi="Times New Roman" w:cs="Times New Roman"/>
-          <w:sz w:val="24"/>
-          <w:szCs w:val="24"/>
-        </w:rPr>
-        <w:t xml:space="preserve"> No. 71, Renchun Lane Renwu Township Kaohsiung County 814, Trung Quốc (Đài Loan) </w:t>
-      </w:r>
-    </w:p>
-    <w:p>
-      <w:pPr>
-        <w:numPr>
-          <w:ilvl w:val="0"/>
-          <w:numId w:val="6"/>
-        </w:numPr>
-        <w:spacing w:before="100" w:beforeAutospacing="1" w:after="100" w:afterAutospacing="1" w:line="240" w:lineRule="auto"/>
-        <w:rPr>
-          <w:rFonts w:ascii="Times New Roman" w:eastAsia="Times New Roman" w:hAnsi="Times New Roman" w:cs="Times New Roman"/>
-          <w:sz w:val="24"/>
-          <w:szCs w:val="24"/>
-        </w:rPr>
-      </w:pPr>
-      <w:r>
-        <w:rPr>
-          <w:rFonts w:ascii="Times New Roman" w:eastAsia="Times New Roman" w:hAnsi="Times New Roman" w:cs="Times New Roman"/>
-          <w:b/>
-          <w:bCs/>
-          <w:sz w:val="24"/>
-          <w:szCs w:val="24"/>
-        </w:rPr>
-        <w:t>Địa chỉ liên lạc:</w:t>
-      </w:r>
-      <w:r>
-        <w:rPr>
-          <w:rFonts w:ascii="Times New Roman" w:eastAsia="Times New Roman" w:hAnsi="Times New Roman" w:cs="Times New Roman"/>
-          <w:sz w:val="24"/>
-          <w:szCs w:val="24"/>
-        </w:rPr>
-        <w:t xml:space="preserve"> Thửa đất số 935, tờ bản đồ số 6, Phường Hoà Phú, Thành phố Thủ Dầu Một, Tỉnh Bình Dương, Việt Nam</w:t>
-      </w:r>
     </w:p>
     <w:p/>
     <w:sectPr>

--- a/CÔNG TY TNHH MERCURY CONSULTANT/Notes.docx
+++ b/CÔNG TY TNHH MERCURY CONSULTANT/Notes.docx
@@ -4,1398 +4,649 @@
   <w:body>
     <w:p>
       <w:pPr>
-        <w:spacing w:before="100" w:beforeAutospacing="1" w:after="100" w:afterAutospacing="1" w:line="240" w:lineRule="auto"/>
-        <w:outlineLvl w:val="1"/>
+        <w:pStyle w:val="NormalWeb"/>
+      </w:pPr>
+      <w:r>
+        <w:t>SỞ TÀI CHÍNH THÀNH PHỐ HỒ CHÍ MINH PHÒNG ĐĂNG KÝ KINH DOANH</w:t>
+      </w:r>
+    </w:p>
+    <w:p>
+      <w:pPr>
+        <w:pStyle w:val="NormalWeb"/>
+      </w:pPr>
+      <w:r>
         <w:rPr>
-          <w:rFonts w:ascii="Times New Roman" w:eastAsia="Times New Roman" w:hAnsi="Times New Roman" w:cs="Times New Roman"/>
           <w:b/>
           <w:bCs/>
-          <w:sz w:val="36"/>
-          <w:szCs w:val="36"/>
         </w:rPr>
-      </w:pPr>
+        <w:t>CỘNG HÒA XÃ HỘI CHỦ NGHĨA VIỆT NAM</w:t>
+      </w:r>
+      <w:r>
+        <w:t xml:space="preserve"> </w:t>
+      </w:r>
       <w:r>
         <w:rPr>
-          <w:rFonts w:ascii="Times New Roman" w:eastAsia="Times New Roman" w:hAnsi="Times New Roman" w:cs="Times New Roman"/>
           <w:b/>
           <w:bCs/>
-          <w:sz w:val="36"/>
-          <w:szCs w:val="36"/>
         </w:rPr>
+        <w:t>Độc lập - Tự do - Hạnh phúc</w:t>
+      </w:r>
+    </w:p>
+    <w:p>
+      <w:pPr>
+        <w:pStyle w:val="Heading3"/>
+      </w:pPr>
+      <w:r>
         <w:t>GIẤY CHỨNG NHẬN ĐĂNG KÝ DOANH NGHIỆP</w:t>
       </w:r>
     </w:p>
     <w:p>
       <w:pPr>
-        <w:spacing w:before="100" w:beforeAutospacing="1" w:after="100" w:afterAutospacing="1" w:line="240" w:lineRule="auto"/>
+        <w:pStyle w:val="Heading3"/>
+      </w:pPr>
+      <w:r>
+        <w:t>CÔNG TY TRÁCH NHIỆM HỮU HẠN MỘT THÀNH VIÊN</w:t>
+      </w:r>
+    </w:p>
+    <w:p>
+      <w:pPr>
+        <w:pStyle w:val="NormalWeb"/>
+        <w:numPr>
+          <w:ilvl w:val="0"/>
+          <w:numId w:val="7"/>
+        </w:numPr>
+      </w:pPr>
+      <w:r>
         <w:rPr>
-          <w:rFonts w:ascii="Times New Roman" w:eastAsia="Times New Roman" w:hAnsi="Times New Roman" w:cs="Times New Roman"/>
-          <w:sz w:val="24"/>
-          <w:szCs w:val="24"/>
-        </w:rPr>
-      </w:pPr>
-      <w:r>
-        <w:rPr>
-          <w:rFonts w:ascii="Times New Roman" w:eastAsia="Times New Roman" w:hAnsi="Times New Roman" w:cs="Times New Roman"/>
           <w:b/>
           <w:bCs/>
-          <w:sz w:val="24"/>
-          <w:szCs w:val="24"/>
         </w:rPr>
-        <w:t>CÔNG TY TRÁCH NHIỆM HỮU HẠN MỘT THÀNH VIÊN</w:t>
-      </w:r>
-      <w:r>
-        <w:rPr>
-          <w:rFonts w:ascii="Times New Roman" w:eastAsia="Times New Roman" w:hAnsi="Times New Roman" w:cs="Times New Roman"/>
-          <w:sz w:val="24"/>
-          <w:szCs w:val="24"/>
-        </w:rPr>
-        <w:t xml:space="preserve"> </w:t>
-      </w:r>
-    </w:p>
-    <w:p>
-      <w:pPr>
+        <w:t>Mã số doanh nghiệp:</w:t>
+      </w:r>
+      <w:r>
+        <w:t xml:space="preserve"> 0316360601</w:t>
+      </w:r>
+    </w:p>
+    <w:p>
+      <w:pPr>
+        <w:pStyle w:val="NormalWeb"/>
         <w:numPr>
           <w:ilvl w:val="0"/>
-          <w:numId w:val="1"/>
+          <w:numId w:val="7"/>
         </w:numPr>
-        <w:spacing w:before="100" w:beforeAutospacing="1" w:after="100" w:afterAutospacing="1" w:line="240" w:lineRule="auto"/>
+      </w:pPr>
+      <w:r>
         <w:rPr>
-          <w:rFonts w:ascii="Times New Roman" w:eastAsia="Times New Roman" w:hAnsi="Times New Roman" w:cs="Times New Roman"/>
-          <w:sz w:val="24"/>
-          <w:szCs w:val="24"/>
-        </w:rPr>
-      </w:pPr>
-      <w:r>
-        <w:rPr>
-          <w:rFonts w:ascii="Times New Roman" w:eastAsia="Times New Roman" w:hAnsi="Times New Roman" w:cs="Times New Roman"/>
           <w:b/>
           <w:bCs/>
-          <w:sz w:val="24"/>
-          <w:szCs w:val="24"/>
         </w:rPr>
-        <w:t>Mã số doanh nghiệp:</w:t>
-      </w:r>
-      <w:r>
-        <w:rPr>
-          <w:rFonts w:ascii="Times New Roman" w:eastAsia="Times New Roman" w:hAnsi="Times New Roman" w:cs="Times New Roman"/>
-          <w:sz w:val="24"/>
-          <w:szCs w:val="24"/>
-        </w:rPr>
-        <w:t xml:space="preserve"> 0316360601 </w:t>
-      </w:r>
-    </w:p>
-    <w:p>
-      <w:pPr>
+        <w:t>Đăng ký lần đầu:</w:t>
+      </w:r>
+      <w:r>
+        <w:t xml:space="preserve"> ngày 03 tháng 07 năm 2020</w:t>
+      </w:r>
+    </w:p>
+    <w:p>
+      <w:pPr>
+        <w:pStyle w:val="NormalWeb"/>
         <w:numPr>
           <w:ilvl w:val="0"/>
-          <w:numId w:val="1"/>
+          <w:numId w:val="7"/>
         </w:numPr>
-        <w:spacing w:before="100" w:beforeAutospacing="1" w:after="100" w:afterAutospacing="1" w:line="240" w:lineRule="auto"/>
+      </w:pPr>
+      <w:r>
         <w:rPr>
-          <w:rFonts w:ascii="Times New Roman" w:eastAsia="Times New Roman" w:hAnsi="Times New Roman" w:cs="Times New Roman"/>
-          <w:sz w:val="24"/>
-          <w:szCs w:val="24"/>
-        </w:rPr>
-      </w:pPr>
-      <w:r>
-        <w:rPr>
-          <w:rFonts w:ascii="Times New Roman" w:eastAsia="Times New Roman" w:hAnsi="Times New Roman" w:cs="Times New Roman"/>
           <w:b/>
           <w:bCs/>
-          <w:sz w:val="24"/>
-          <w:szCs w:val="24"/>
         </w:rPr>
-        <w:t>Đăng ký lần đầu:</w:t>
-      </w:r>
-      <w:r>
-        <w:rPr>
-          <w:rFonts w:ascii="Times New Roman" w:eastAsia="Times New Roman" w:hAnsi="Times New Roman" w:cs="Times New Roman"/>
-          <w:sz w:val="24"/>
-          <w:szCs w:val="24"/>
-        </w:rPr>
-        <w:t xml:space="preserve"> ngày 03 tháng 07 năm 2020 </w:t>
-      </w:r>
-    </w:p>
-    <w:p>
-      <w:pPr>
+        <w:t>Đăng ký thay đổi lần thứ:</w:t>
+      </w:r>
+      <w:r>
+        <w:t xml:space="preserve"> 4, ngày 10 tháng 06 năm 2026</w:t>
+      </w:r>
+    </w:p>
+    <w:p>
+      <w:pPr>
+        <w:pStyle w:val="Heading4"/>
+      </w:pPr>
+      <w:r>
+        <w:t>1. Tên công ty</w:t>
+      </w:r>
+    </w:p>
+    <w:p>
+      <w:pPr>
+        <w:pStyle w:val="NormalWeb"/>
         <w:numPr>
           <w:ilvl w:val="0"/>
-          <w:numId w:val="1"/>
+          <w:numId w:val="8"/>
         </w:numPr>
-        <w:spacing w:before="100" w:beforeAutospacing="1" w:after="100" w:afterAutospacing="1" w:line="240" w:lineRule="auto"/>
+      </w:pPr>
+      <w:r>
         <w:rPr>
-          <w:rFonts w:ascii="Times New Roman" w:eastAsia="Times New Roman" w:hAnsi="Times New Roman" w:cs="Times New Roman"/>
-          <w:sz w:val="24"/>
-          <w:szCs w:val="24"/>
-        </w:rPr>
-      </w:pPr>
-      <w:r>
-        <w:rPr>
-          <w:rFonts w:ascii="Times New Roman" w:eastAsia="Times New Roman" w:hAnsi="Times New Roman" w:cs="Times New Roman"/>
           <w:b/>
           <w:bCs/>
-          <w:sz w:val="24"/>
-          <w:szCs w:val="24"/>
         </w:rPr>
-        <w:t>Đăng ký thay đổi lần thứ:</w:t>
-      </w:r>
-      <w:r>
-        <w:rPr>
-          <w:rFonts w:ascii="Times New Roman" w:eastAsia="Times New Roman" w:hAnsi="Times New Roman" w:cs="Times New Roman"/>
-          <w:sz w:val="24"/>
-          <w:szCs w:val="24"/>
-        </w:rPr>
-        <w:t xml:space="preserve"> 3, ngày 12 tháng 07 năm 2023 </w:t>
-      </w:r>
-    </w:p>
-    <w:p>
-      <w:pPr>
-        <w:spacing w:after="0" w:line="240" w:lineRule="auto"/>
-        <w:rPr>
-          <w:rFonts w:ascii="Times New Roman" w:eastAsia="Times New Roman" w:hAnsi="Times New Roman" w:cs="Times New Roman"/>
-          <w:sz w:val="24"/>
-          <w:szCs w:val="24"/>
-        </w:rPr>
-      </w:pPr>
-      <w:r>
-        <w:rPr>
-          <w:rFonts w:ascii="Times New Roman" w:eastAsia="Times New Roman" w:hAnsi="Times New Roman" w:cs="Times New Roman"/>
-          <w:sz w:val="24"/>
-          <w:szCs w:val="24"/>
-        </w:rPr>
-        <w:pict>
-          <v:rect id="_x0000_i1025" style="width:0;height:1.5pt" o:hralign="center" o:hrstd="t" o:hr="t" fillcolor="#a0a0a0" stroked="f"/>
-        </w:pict>
-      </w:r>
-    </w:p>
-    <w:p>
-      <w:pPr>
-        <w:spacing w:before="100" w:beforeAutospacing="1" w:after="100" w:afterAutospacing="1" w:line="240" w:lineRule="auto"/>
-        <w:rPr>
-          <w:rFonts w:ascii="Times New Roman" w:eastAsia="Times New Roman" w:hAnsi="Times New Roman" w:cs="Times New Roman"/>
-          <w:sz w:val="24"/>
-          <w:szCs w:val="24"/>
-        </w:rPr>
-      </w:pPr>
-      <w:r>
-        <w:rPr>
-          <w:rFonts w:ascii="Times New Roman" w:eastAsia="Times New Roman" w:hAnsi="Times New Roman" w:cs="Times New Roman"/>
-          <w:sz w:val="24"/>
-          <w:szCs w:val="24"/>
-        </w:rPr>
-        <w:t xml:space="preserve">1. Tên công ty </w:t>
-      </w:r>
-    </w:p>
-    <w:p>
-      <w:pPr>
+        <w:t>Tên công ty viết bằng tiếng Việt:</w:t>
+      </w:r>
+      <w:r>
+        <w:t xml:space="preserve"> CÔNG TY TNHH MERCURY CONSULTANT</w:t>
+      </w:r>
+    </w:p>
+    <w:p>
+      <w:pPr>
+        <w:pStyle w:val="NormalWeb"/>
         <w:numPr>
           <w:ilvl w:val="0"/>
-          <w:numId w:val="2"/>
+          <w:numId w:val="8"/>
         </w:numPr>
-        <w:spacing w:before="100" w:beforeAutospacing="1" w:after="100" w:afterAutospacing="1" w:line="240" w:lineRule="auto"/>
+      </w:pPr>
+      <w:r>
         <w:rPr>
-          <w:rFonts w:ascii="Times New Roman" w:eastAsia="Times New Roman" w:hAnsi="Times New Roman" w:cs="Times New Roman"/>
-          <w:sz w:val="24"/>
-          <w:szCs w:val="24"/>
-        </w:rPr>
-      </w:pPr>
-      <w:r>
-        <w:rPr>
-          <w:rFonts w:ascii="Times New Roman" w:eastAsia="Times New Roman" w:hAnsi="Times New Roman" w:cs="Times New Roman"/>
           <w:b/>
           <w:bCs/>
-          <w:sz w:val="24"/>
-          <w:szCs w:val="24"/>
         </w:rPr>
-        <w:t>Tên công ty viết bằng tiếng Việt:</w:t>
-      </w:r>
-      <w:r>
-        <w:rPr>
-          <w:rFonts w:ascii="Times New Roman" w:eastAsia="Times New Roman" w:hAnsi="Times New Roman" w:cs="Times New Roman"/>
-          <w:sz w:val="24"/>
-          <w:szCs w:val="24"/>
-        </w:rPr>
-        <w:t xml:space="preserve"> CÔNG TY TNHH MERCURY CONSULTANT </w:t>
-      </w:r>
-    </w:p>
-    <w:p>
-      <w:pPr>
+        <w:t>Tên công ty viết bằng tiếng nước ngoài:</w:t>
+      </w:r>
+      <w:r>
+        <w:t xml:space="preserve"> MERCURY CONSULTANT COMPANY LIMITED</w:t>
+      </w:r>
+    </w:p>
+    <w:p>
+      <w:pPr>
+        <w:pStyle w:val="NormalWeb"/>
         <w:numPr>
           <w:ilvl w:val="0"/>
-          <w:numId w:val="2"/>
+          <w:numId w:val="8"/>
         </w:numPr>
-        <w:spacing w:before="100" w:beforeAutospacing="1" w:after="100" w:afterAutospacing="1" w:line="240" w:lineRule="auto"/>
+      </w:pPr>
+      <w:r>
         <w:rPr>
-          <w:rFonts w:ascii="Times New Roman" w:eastAsia="Times New Roman" w:hAnsi="Times New Roman" w:cs="Times New Roman"/>
-          <w:sz w:val="24"/>
-          <w:szCs w:val="24"/>
-        </w:rPr>
-      </w:pPr>
-      <w:r>
-        <w:rPr>
-          <w:rFonts w:ascii="Times New Roman" w:eastAsia="Times New Roman" w:hAnsi="Times New Roman" w:cs="Times New Roman"/>
           <w:b/>
           <w:bCs/>
-          <w:sz w:val="24"/>
-          <w:szCs w:val="24"/>
         </w:rPr>
-        <w:t>Tên công ty viết bằng tiếng nước ngoài:</w:t>
-      </w:r>
-      <w:r>
-        <w:rPr>
-          <w:rFonts w:ascii="Times New Roman" w:eastAsia="Times New Roman" w:hAnsi="Times New Roman" w:cs="Times New Roman"/>
-          <w:sz w:val="24"/>
-          <w:szCs w:val="24"/>
-        </w:rPr>
-        <w:t xml:space="preserve"> MERCURY CONSULTANT COMPANY LIMITED </w:t>
-      </w:r>
-    </w:p>
-    <w:p>
-      <w:pPr>
+        <w:t>Tên công ty viết tắt:</w:t>
+      </w:r>
+      <w:r>
+        <w:t xml:space="preserve"> MERCURY CONSULTANT</w:t>
+      </w:r>
+    </w:p>
+    <w:p>
+      <w:pPr>
+        <w:pStyle w:val="Heading4"/>
+      </w:pPr>
+      <w:r>
+        <w:t>2. Địa chỉ trụ sở chính</w:t>
+      </w:r>
+    </w:p>
+    <w:p>
+      <w:pPr>
+        <w:pStyle w:val="NormalWeb"/>
         <w:numPr>
           <w:ilvl w:val="0"/>
-          <w:numId w:val="2"/>
+          <w:numId w:val="9"/>
         </w:numPr>
-        <w:spacing w:before="100" w:beforeAutospacing="1" w:after="100" w:afterAutospacing="1" w:line="240" w:lineRule="auto"/>
+      </w:pPr>
+      <w:r>
+        <w:t>Ô G16.27, Khu Suncasa, VSIP 2A, đường KIA, khu 1, Phường Bình Dương, Thành phố Hồ Chí Minh, Việt Nam</w:t>
+      </w:r>
+    </w:p>
+    <w:p>
+      <w:pPr>
+        <w:pStyle w:val="NormalWeb"/>
+        <w:numPr>
+          <w:ilvl w:val="0"/>
+          <w:numId w:val="9"/>
+        </w:numPr>
+      </w:pPr>
+      <w:r>
         <w:rPr>
-          <w:rFonts w:ascii="Times New Roman" w:eastAsia="Times New Roman" w:hAnsi="Times New Roman" w:cs="Times New Roman"/>
-          <w:sz w:val="24"/>
-          <w:szCs w:val="24"/>
-        </w:rPr>
-      </w:pPr>
-      <w:r>
-        <w:rPr>
-          <w:rFonts w:ascii="Times New Roman" w:eastAsia="Times New Roman" w:hAnsi="Times New Roman" w:cs="Times New Roman"/>
           <w:b/>
           <w:bCs/>
-          <w:sz w:val="24"/>
-          <w:szCs w:val="24"/>
         </w:rPr>
-        <w:t>Tên công ty viết tắt:</w:t>
-      </w:r>
-      <w:r>
-        <w:rPr>
-          <w:rFonts w:ascii="Times New Roman" w:eastAsia="Times New Roman" w:hAnsi="Times New Roman" w:cs="Times New Roman"/>
-          <w:sz w:val="24"/>
-          <w:szCs w:val="24"/>
-        </w:rPr>
-        <w:t xml:space="preserve"> MERCURY CONSULTANT </w:t>
-      </w:r>
-    </w:p>
-    <w:p>
-      <w:pPr>
-        <w:spacing w:before="100" w:beforeAutospacing="1" w:after="100" w:afterAutospacing="1" w:line="240" w:lineRule="auto"/>
-        <w:rPr>
-          <w:rFonts w:ascii="Times New Roman" w:eastAsia="Times New Roman" w:hAnsi="Times New Roman" w:cs="Times New Roman"/>
-          <w:sz w:val="24"/>
-          <w:szCs w:val="24"/>
-        </w:rPr>
-      </w:pPr>
-      <w:r>
-        <w:rPr>
-          <w:rFonts w:ascii="Times New Roman" w:eastAsia="Times New Roman" w:hAnsi="Times New Roman" w:cs="Times New Roman"/>
-          <w:sz w:val="24"/>
-          <w:szCs w:val="24"/>
-        </w:rPr>
-        <w:t xml:space="preserve">2. Địa chỉ trụ sở chính </w:t>
-      </w:r>
-    </w:p>
-    <w:p>
-      <w:pPr>
+        <w:t>Điện thoại:</w:t>
+      </w:r>
+      <w:r>
+        <w:t xml:space="preserve"> 0393658999</w:t>
+      </w:r>
+    </w:p>
+    <w:p>
+      <w:pPr>
+        <w:pStyle w:val="NormalWeb"/>
         <w:numPr>
           <w:ilvl w:val="0"/>
-          <w:numId w:val="3"/>
+          <w:numId w:val="9"/>
         </w:numPr>
-        <w:spacing w:before="100" w:beforeAutospacing="1" w:after="100" w:afterAutospacing="1" w:line="240" w:lineRule="auto"/>
+      </w:pPr>
+      <w:r>
         <w:rPr>
-          <w:rFonts w:ascii="Times New Roman" w:eastAsia="Times New Roman" w:hAnsi="Times New Roman" w:cs="Times New Roman"/>
-          <w:sz w:val="24"/>
-          <w:szCs w:val="24"/>
-        </w:rPr>
-      </w:pPr>
-      <w:r>
-        <w:rPr>
-          <w:rFonts w:ascii="Times New Roman" w:eastAsia="Times New Roman" w:hAnsi="Times New Roman" w:cs="Times New Roman"/>
           <w:b/>
           <w:bCs/>
-          <w:sz w:val="24"/>
-          <w:szCs w:val="24"/>
         </w:rPr>
-        <w:t>Địa chỉ:</w:t>
-      </w:r>
-      <w:r>
-        <w:rPr>
-          <w:rFonts w:ascii="Times New Roman" w:eastAsia="Times New Roman" w:hAnsi="Times New Roman" w:cs="Times New Roman"/>
-          <w:sz w:val="24"/>
-          <w:szCs w:val="24"/>
-        </w:rPr>
-        <w:t xml:space="preserve"> 32 Xô Viết Nghệ Tĩnh, Phường 19, Quận Bình Thạnh, Thành phố Hồ Chí Minh, Việt Nam </w:t>
-      </w:r>
-    </w:p>
-    <w:p>
-      <w:pPr>
+        <w:t>Số Fax:</w:t>
+      </w:r>
+    </w:p>
+    <w:p>
+      <w:pPr>
+        <w:pStyle w:val="NormalWeb"/>
         <w:numPr>
           <w:ilvl w:val="0"/>
-          <w:numId w:val="3"/>
+          <w:numId w:val="9"/>
         </w:numPr>
-        <w:spacing w:before="100" w:beforeAutospacing="1" w:after="100" w:afterAutospacing="1" w:line="240" w:lineRule="auto"/>
+      </w:pPr>
+      <w:r>
         <w:rPr>
-          <w:rFonts w:ascii="Times New Roman" w:eastAsia="Times New Roman" w:hAnsi="Times New Roman" w:cs="Times New Roman"/>
-          <w:sz w:val="24"/>
-          <w:szCs w:val="24"/>
-        </w:rPr>
-      </w:pPr>
-      <w:r>
-        <w:rPr>
-          <w:rFonts w:ascii="Times New Roman" w:eastAsia="Times New Roman" w:hAnsi="Times New Roman" w:cs="Times New Roman"/>
           <w:b/>
           <w:bCs/>
-          <w:sz w:val="24"/>
-          <w:szCs w:val="24"/>
         </w:rPr>
-        <w:t>Địa chỉ sau cập nhật:</w:t>
-      </w:r>
-      <w:r>
-        <w:rPr>
-          <w:rFonts w:ascii="Times New Roman" w:eastAsia="Times New Roman" w:hAnsi="Times New Roman" w:cs="Times New Roman"/>
-          <w:sz w:val="24"/>
-          <w:szCs w:val="24"/>
-        </w:rPr>
-        <w:t xml:space="preserve"> </w:t>
-      </w:r>
-      <w:r>
-        <w:rPr>
-          <w:rFonts w:ascii="Times New Roman" w:eastAsia="Times New Roman" w:hAnsi="Times New Roman" w:cs="Times New Roman"/>
-          <w:sz w:val="24"/>
-          <w:szCs w:val="24"/>
-        </w:rPr>
-        <w:t>Ô G16.27, Khu Suncasa, VSIP 2A, Phường Bình Dương, Thành phố Hồ Chí Minh</w:t>
-      </w:r>
-      <w:r>
-        <w:rPr>
-          <w:rFonts w:ascii="Times New Roman" w:eastAsia="Times New Roman" w:hAnsi="Times New Roman" w:cs="Times New Roman"/>
-          <w:sz w:val="24"/>
-          <w:szCs w:val="24"/>
-        </w:rPr>
-        <w:t xml:space="preserve">, </w:t>
-      </w:r>
-      <w:r>
-        <w:rPr>
-          <w:rFonts w:ascii="Times New Roman" w:eastAsia="Times New Roman" w:hAnsi="Times New Roman" w:cs="Times New Roman"/>
-          <w:sz w:val="24"/>
-          <w:szCs w:val="24"/>
-        </w:rPr>
-        <w:t>Việt Nam</w:t>
-      </w:r>
-    </w:p>
-    <w:p>
-      <w:pPr>
+        <w:t>Thư điện tử:</w:t>
+      </w:r>
+    </w:p>
+    <w:p>
+      <w:pPr>
+        <w:pStyle w:val="NormalWeb"/>
         <w:numPr>
           <w:ilvl w:val="0"/>
-          <w:numId w:val="3"/>
+          <w:numId w:val="9"/>
         </w:numPr>
-        <w:spacing w:before="100" w:beforeAutospacing="1" w:after="100" w:afterAutospacing="1" w:line="240" w:lineRule="auto"/>
+      </w:pPr>
+      <w:r>
         <w:rPr>
-          <w:rFonts w:ascii="Times New Roman" w:eastAsia="Times New Roman" w:hAnsi="Times New Roman" w:cs="Times New Roman"/>
-          <w:sz w:val="24"/>
-          <w:szCs w:val="24"/>
-        </w:rPr>
-      </w:pPr>
-      <w:r>
-        <w:rPr>
-          <w:rFonts w:ascii="Times New Roman" w:eastAsia="Times New Roman" w:hAnsi="Times New Roman" w:cs="Times New Roman"/>
           <w:b/>
           <w:bCs/>
-          <w:sz w:val="24"/>
-          <w:szCs w:val="24"/>
         </w:rPr>
-        <w:t>Điện thoại:</w:t>
-      </w:r>
-      <w:r>
-        <w:rPr>
-          <w:rFonts w:ascii="Times New Roman" w:eastAsia="Times New Roman" w:hAnsi="Times New Roman" w:cs="Times New Roman"/>
-          <w:sz w:val="24"/>
-          <w:szCs w:val="24"/>
-        </w:rPr>
-        <w:t xml:space="preserve"> 0393658999 </w:t>
-      </w:r>
-    </w:p>
-    <w:p>
-      <w:pPr>
+        <w:t>Website:</w:t>
+      </w:r>
+    </w:p>
+    <w:p>
+      <w:pPr>
+        <w:pStyle w:val="Heading4"/>
+      </w:pPr>
+      <w:r>
+        <w:t>3. Vốn điều lệ</w:t>
+      </w:r>
+    </w:p>
+    <w:p>
+      <w:pPr>
+        <w:pStyle w:val="NormalWeb"/>
         <w:numPr>
           <w:ilvl w:val="0"/>
-          <w:numId w:val="3"/>
+          <w:numId w:val="10"/>
         </w:numPr>
-        <w:spacing w:before="100" w:beforeAutospacing="1" w:after="100" w:afterAutospacing="1" w:line="240" w:lineRule="auto"/>
+      </w:pPr>
+      <w:r>
         <w:rPr>
-          <w:rFonts w:ascii="Times New Roman" w:eastAsia="Times New Roman" w:hAnsi="Times New Roman" w:cs="Times New Roman"/>
-          <w:sz w:val="24"/>
-          <w:szCs w:val="24"/>
-        </w:rPr>
-      </w:pPr>
-      <w:r>
-        <w:rPr>
-          <w:rFonts w:ascii="Times New Roman" w:eastAsia="Times New Roman" w:hAnsi="Times New Roman" w:cs="Times New Roman"/>
           <w:b/>
           <w:bCs/>
-          <w:sz w:val="24"/>
-          <w:szCs w:val="24"/>
         </w:rPr>
-        <w:t>Email:</w:t>
-      </w:r>
-      <w:r>
-        <w:rPr>
-          <w:rFonts w:ascii="Times New Roman" w:eastAsia="Times New Roman" w:hAnsi="Times New Roman" w:cs="Times New Roman"/>
-          <w:sz w:val="24"/>
-          <w:szCs w:val="24"/>
-        </w:rPr>
-        <w:t xml:space="preserve"> </w:t>
-      </w:r>
-      <w:r>
-        <w:rPr>
-          <w:rFonts w:ascii="Times New Roman" w:eastAsia="Times New Roman" w:hAnsi="Times New Roman" w:cs="Times New Roman"/>
-          <w:sz w:val="24"/>
-          <w:szCs w:val="24"/>
-        </w:rPr>
-        <w:t>congtymecuryconsultant@gmail.com</w:t>
-      </w:r>
-    </w:p>
-    <w:p>
-      <w:pPr>
+        <w:t>Vốn điều lệ:</w:t>
+      </w:r>
+      <w:r>
+        <w:t xml:space="preserve"> 466.000.000 đồng.</w:t>
+      </w:r>
+    </w:p>
+    <w:p>
+      <w:pPr>
+        <w:pStyle w:val="NormalWeb"/>
         <w:numPr>
           <w:ilvl w:val="0"/>
-          <w:numId w:val="3"/>
+          <w:numId w:val="10"/>
         </w:numPr>
-        <w:spacing w:before="100" w:beforeAutospacing="1" w:after="100" w:afterAutospacing="1" w:line="240" w:lineRule="auto"/>
+      </w:pPr>
+      <w:r>
         <w:rPr>
-          <w:rFonts w:ascii="Times New Roman" w:eastAsia="Times New Roman" w:hAnsi="Times New Roman" w:cs="Times New Roman"/>
-          <w:sz w:val="24"/>
-          <w:szCs w:val="24"/>
-        </w:rPr>
-      </w:pPr>
-      <w:r>
-        <w:rPr>
-          <w:rFonts w:ascii="Times New Roman" w:eastAsia="Times New Roman" w:hAnsi="Times New Roman" w:cs="Times New Roman"/>
           <w:b/>
           <w:bCs/>
-          <w:sz w:val="24"/>
-          <w:szCs w:val="24"/>
         </w:rPr>
-        <w:t>Fax:</w:t>
-      </w:r>
-      <w:r>
-        <w:rPr>
-          <w:rFonts w:ascii="Times New Roman" w:eastAsia="Times New Roman" w:hAnsi="Times New Roman" w:cs="Times New Roman"/>
-          <w:sz w:val="24"/>
-          <w:szCs w:val="24"/>
-        </w:rPr>
-        <w:t xml:space="preserve"> [Trống] </w:t>
-      </w:r>
-    </w:p>
-    <w:p>
-      <w:pPr>
+        <w:t>Bằng chữ:</w:t>
+      </w:r>
+      <w:r>
+        <w:t xml:space="preserve"> Bốn trăm sáu mươi sáu triệu đồng</w:t>
+      </w:r>
+    </w:p>
+    <w:p>
+      <w:pPr>
+        <w:pStyle w:val="Heading4"/>
+      </w:pPr>
+      <w:r>
+        <w:t>4. Thông tin về chủ sở hữu</w:t>
+      </w:r>
+    </w:p>
+    <w:p>
+      <w:pPr>
+        <w:pStyle w:val="NormalWeb"/>
         <w:numPr>
           <w:ilvl w:val="0"/>
-          <w:numId w:val="3"/>
+          <w:numId w:val="11"/>
         </w:numPr>
-        <w:spacing w:before="100" w:beforeAutospacing="1" w:after="100" w:afterAutospacing="1" w:line="240" w:lineRule="auto"/>
+      </w:pPr>
+      <w:r>
         <w:rPr>
-          <w:rFonts w:ascii="Times New Roman" w:eastAsia="Times New Roman" w:hAnsi="Times New Roman" w:cs="Times New Roman"/>
-          <w:sz w:val="24"/>
-          <w:szCs w:val="24"/>
-        </w:rPr>
-      </w:pPr>
-      <w:r>
-        <w:rPr>
-          <w:rFonts w:ascii="Times New Roman" w:eastAsia="Times New Roman" w:hAnsi="Times New Roman" w:cs="Times New Roman"/>
           <w:b/>
           <w:bCs/>
-          <w:sz w:val="24"/>
-          <w:szCs w:val="24"/>
         </w:rPr>
-        <w:t>Website:</w:t>
-      </w:r>
-      <w:r>
-        <w:rPr>
-          <w:rFonts w:ascii="Times New Roman" w:eastAsia="Times New Roman" w:hAnsi="Times New Roman" w:cs="Times New Roman"/>
-          <w:sz w:val="24"/>
-          <w:szCs w:val="24"/>
-        </w:rPr>
-        <w:t xml:space="preserve"> [Trống] </w:t>
-      </w:r>
-    </w:p>
-    <w:p>
-      <w:pPr>
-        <w:spacing w:before="100" w:beforeAutospacing="1" w:after="100" w:afterAutospacing="1" w:line="240" w:lineRule="auto"/>
-        <w:rPr>
-          <w:rFonts w:ascii="Times New Roman" w:eastAsia="Times New Roman" w:hAnsi="Times New Roman" w:cs="Times New Roman"/>
-          <w:sz w:val="24"/>
-          <w:szCs w:val="24"/>
-        </w:rPr>
-      </w:pPr>
-      <w:r>
-        <w:rPr>
-          <w:rFonts w:ascii="Times New Roman" w:eastAsia="Times New Roman" w:hAnsi="Times New Roman" w:cs="Times New Roman"/>
-          <w:sz w:val="24"/>
-          <w:szCs w:val="24"/>
-        </w:rPr>
-        <w:t xml:space="preserve">3. Vốn điều lệ </w:t>
-      </w:r>
-    </w:p>
-    <w:p>
-      <w:pPr>
+        <w:t>Họ, chữ đệm và tên:</w:t>
+      </w:r>
+      <w:r>
+        <w:t xml:space="preserve"> LIU, YU-TIEN</w:t>
+      </w:r>
+    </w:p>
+    <w:p>
+      <w:pPr>
+        <w:pStyle w:val="NormalWeb"/>
         <w:numPr>
           <w:ilvl w:val="0"/>
-          <w:numId w:val="4"/>
+          <w:numId w:val="11"/>
         </w:numPr>
-        <w:spacing w:before="100" w:beforeAutospacing="1" w:after="100" w:afterAutospacing="1" w:line="240" w:lineRule="auto"/>
+      </w:pPr>
+      <w:r>
         <w:rPr>
-          <w:rFonts w:ascii="Times New Roman" w:eastAsia="Times New Roman" w:hAnsi="Times New Roman" w:cs="Times New Roman"/>
-          <w:sz w:val="24"/>
-          <w:szCs w:val="24"/>
-        </w:rPr>
-      </w:pPr>
-      <w:r>
-        <w:rPr>
-          <w:rFonts w:ascii="Times New Roman" w:eastAsia="Times New Roman" w:hAnsi="Times New Roman" w:cs="Times New Roman"/>
           <w:b/>
           <w:bCs/>
-          <w:sz w:val="24"/>
-          <w:szCs w:val="24"/>
         </w:rPr>
-        <w:t>Số tiền:</w:t>
-      </w:r>
-      <w:r>
-        <w:rPr>
-          <w:rFonts w:ascii="Times New Roman" w:eastAsia="Times New Roman" w:hAnsi="Times New Roman" w:cs="Times New Roman"/>
-          <w:sz w:val="24"/>
-          <w:szCs w:val="24"/>
-        </w:rPr>
-        <w:t xml:space="preserve"> 466.000.000 đồng </w:t>
-      </w:r>
-    </w:p>
-    <w:p>
-      <w:pPr>
+        <w:t>Ngày, tháng, năm sinh:</w:t>
+      </w:r>
+      <w:r>
+        <w:t xml:space="preserve"> 31/05/1970</w:t>
+      </w:r>
+    </w:p>
+    <w:p>
+      <w:pPr>
+        <w:pStyle w:val="NormalWeb"/>
         <w:numPr>
           <w:ilvl w:val="0"/>
-          <w:numId w:val="4"/>
+          <w:numId w:val="11"/>
         </w:numPr>
-        <w:spacing w:before="100" w:beforeAutospacing="1" w:after="100" w:afterAutospacing="1" w:line="240" w:lineRule="auto"/>
+      </w:pPr>
+      <w:r>
         <w:rPr>
-          <w:rFonts w:ascii="Times New Roman" w:eastAsia="Times New Roman" w:hAnsi="Times New Roman" w:cs="Times New Roman"/>
-          <w:sz w:val="24"/>
-          <w:szCs w:val="24"/>
-        </w:rPr>
-      </w:pPr>
-      <w:r>
-        <w:rPr>
-          <w:rFonts w:ascii="Times New Roman" w:eastAsia="Times New Roman" w:hAnsi="Times New Roman" w:cs="Times New Roman"/>
           <w:b/>
           <w:bCs/>
-          <w:sz w:val="24"/>
-          <w:szCs w:val="24"/>
         </w:rPr>
-        <w:t>Bằng chữ:</w:t>
-      </w:r>
+        <w:t>Giới tính:</w:t>
+      </w:r>
+      <w:r>
+        <w:t xml:space="preserve"> Nam</w:t>
+      </w:r>
+    </w:p>
+    <w:p>
+      <w:pPr>
+        <w:pStyle w:val="NormalWeb"/>
+        <w:numPr>
+          <w:ilvl w:val="0"/>
+          <w:numId w:val="11"/>
+        </w:numPr>
+      </w:pPr>
       <w:r>
         <w:rPr>
-          <w:rFonts w:ascii="Times New Roman" w:eastAsia="Times New Roman" w:hAnsi="Times New Roman" w:cs="Times New Roman"/>
-          <w:sz w:val="24"/>
-          <w:szCs w:val="24"/>
-        </w:rPr>
-        <w:t xml:space="preserve"> Bốn trăm sáu mươi sáu triệu đồng </w:t>
-      </w:r>
-    </w:p>
-    <w:p>
-      <w:pPr>
-        <w:spacing w:before="100" w:beforeAutospacing="1" w:after="100" w:afterAutospacing="1" w:line="240" w:lineRule="auto"/>
-        <w:outlineLvl w:val="2"/>
-        <w:rPr>
-          <w:rFonts w:ascii="Times New Roman" w:eastAsia="Times New Roman" w:hAnsi="Times New Roman" w:cs="Times New Roman"/>
           <w:b/>
           <w:bCs/>
-          <w:sz w:val="27"/>
-          <w:szCs w:val="27"/>
         </w:rPr>
+        <w:t>Quốc tịch:</w:t>
+      </w:r>
+      <w:r>
+        <w:t xml:space="preserve"> Trung Quốc (Đài Loan)</w:t>
+      </w:r>
+    </w:p>
+    <w:p>
+      <w:pPr>
+        <w:pStyle w:val="NormalWeb"/>
+        <w:numPr>
+          <w:ilvl w:val="0"/>
+          <w:numId w:val="11"/>
+        </w:numPr>
       </w:pPr>
       <w:r>
         <w:rPr>
-          <w:rFonts w:ascii="Times New Roman" w:eastAsia="Times New Roman" w:hAnsi="Times New Roman" w:cs="Times New Roman"/>
           <w:b/>
           <w:bCs/>
-          <w:sz w:val="27"/>
-          <w:szCs w:val="27"/>
         </w:rPr>
-        <w:t>4. Thông tin về chủ sở hữu</w:t>
-      </w:r>
-    </w:p>
-    <w:p>
-      <w:pPr>
+        <w:t>Số Hộ chiếu, Hộ chiếu nước ngoài, giấy tờ có giá trị thay thế hộ chiếu nước ngoài:</w:t>
+      </w:r>
+      <w:r>
+        <w:t xml:space="preserve"> 361457667</w:t>
+      </w:r>
+    </w:p>
+    <w:p>
+      <w:pPr>
+        <w:pStyle w:val="NormalWeb"/>
         <w:numPr>
           <w:ilvl w:val="0"/>
-          <w:numId w:val="5"/>
+          <w:numId w:val="11"/>
         </w:numPr>
-        <w:spacing w:before="100" w:beforeAutospacing="1" w:after="100" w:afterAutospacing="1" w:line="240" w:lineRule="auto"/>
+      </w:pPr>
+      <w:r>
         <w:rPr>
-          <w:rFonts w:ascii="Times New Roman" w:eastAsia="Times New Roman" w:hAnsi="Times New Roman" w:cs="Times New Roman"/>
-          <w:sz w:val="24"/>
-          <w:szCs w:val="24"/>
-        </w:rPr>
-      </w:pPr>
-      <w:r>
-        <w:rPr>
-          <w:rFonts w:ascii="Times New Roman" w:eastAsia="Times New Roman" w:hAnsi="Times New Roman" w:cs="Times New Roman"/>
           <w:b/>
           <w:bCs/>
-          <w:sz w:val="24"/>
-          <w:szCs w:val="24"/>
         </w:rPr>
-        <w:t>Họ và tên:</w:t>
-      </w:r>
-      <w:r>
-        <w:rPr>
-          <w:rFonts w:ascii="Times New Roman" w:eastAsia="Times New Roman" w:hAnsi="Times New Roman" w:cs="Times New Roman"/>
-          <w:sz w:val="24"/>
-          <w:szCs w:val="24"/>
-        </w:rPr>
-        <w:t xml:space="preserve"> LIU, YU-TIEN </w:t>
-      </w:r>
-    </w:p>
-    <w:p>
-      <w:pPr>
+        <w:t>Ngày cấp:</w:t>
+      </w:r>
+      <w:r>
+        <w:t xml:space="preserve"> 04/02/2023</w:t>
+      </w:r>
+    </w:p>
+    <w:p>
+      <w:pPr>
+        <w:pStyle w:val="NormalWeb"/>
         <w:numPr>
           <w:ilvl w:val="0"/>
-          <w:numId w:val="5"/>
+          <w:numId w:val="11"/>
         </w:numPr>
-        <w:spacing w:before="100" w:beforeAutospacing="1" w:after="100" w:afterAutospacing="1" w:line="240" w:lineRule="auto"/>
+      </w:pPr>
+      <w:r>
         <w:rPr>
-          <w:rFonts w:ascii="Times New Roman" w:eastAsia="Times New Roman" w:hAnsi="Times New Roman" w:cs="Times New Roman"/>
-          <w:sz w:val="24"/>
-          <w:szCs w:val="24"/>
-        </w:rPr>
-      </w:pPr>
-      <w:r>
-        <w:rPr>
-          <w:rFonts w:ascii="Times New Roman" w:eastAsia="Times New Roman" w:hAnsi="Times New Roman" w:cs="Times New Roman"/>
           <w:b/>
           <w:bCs/>
-          <w:sz w:val="24"/>
-          <w:szCs w:val="24"/>
         </w:rPr>
-        <w:t>Sinh ngày:</w:t>
-      </w:r>
-      <w:r>
-        <w:rPr>
-          <w:rFonts w:ascii="Times New Roman" w:eastAsia="Times New Roman" w:hAnsi="Times New Roman" w:cs="Times New Roman"/>
-          <w:sz w:val="24"/>
-          <w:szCs w:val="24"/>
-        </w:rPr>
-        <w:t xml:space="preserve"> 31/05/1970 </w:t>
-      </w:r>
-    </w:p>
-    <w:p>
-      <w:pPr>
+        <w:t>Nơi cấp:</w:t>
+      </w:r>
+      <w:r>
+        <w:t xml:space="preserve"> Bộ ngoại giao</w:t>
+      </w:r>
+    </w:p>
+    <w:p>
+      <w:pPr>
+        <w:pStyle w:val="NormalWeb"/>
         <w:numPr>
           <w:ilvl w:val="0"/>
-          <w:numId w:val="5"/>
+          <w:numId w:val="11"/>
         </w:numPr>
-        <w:spacing w:before="100" w:beforeAutospacing="1" w:after="100" w:afterAutospacing="1" w:line="240" w:lineRule="auto"/>
+      </w:pPr>
+      <w:r>
         <w:rPr>
-          <w:rFonts w:ascii="Times New Roman" w:eastAsia="Times New Roman" w:hAnsi="Times New Roman" w:cs="Times New Roman"/>
-          <w:sz w:val="24"/>
-          <w:szCs w:val="24"/>
-        </w:rPr>
-      </w:pPr>
-      <w:r>
-        <w:rPr>
-          <w:rFonts w:ascii="Times New Roman" w:eastAsia="Times New Roman" w:hAnsi="Times New Roman" w:cs="Times New Roman"/>
           <w:b/>
           <w:bCs/>
-          <w:sz w:val="24"/>
-          <w:szCs w:val="24"/>
+        </w:rPr>
+        <w:t>Địa chỉ liên lạc:</w:t>
+      </w:r>
+      <w:r>
+        <w:t xml:space="preserve"> Thửa đất số 935, tờ bản đồ số 6, Phường Bình Dương, Thành phố Hồ Chí Minh, Việt Nam</w:t>
+      </w:r>
+    </w:p>
+    <w:p>
+      <w:pPr>
+        <w:pStyle w:val="Heading4"/>
+      </w:pPr>
+      <w:r>
+        <w:lastRenderedPageBreak/>
+        <w:t>5. Người đại diện theo pháp luật của công ty</w:t>
+      </w:r>
+    </w:p>
+    <w:p>
+      <w:pPr>
+        <w:pStyle w:val="NormalWeb"/>
+        <w:numPr>
+          <w:ilvl w:val="0"/>
+          <w:numId w:val="12"/>
+        </w:numPr>
+      </w:pPr>
+      <w:r>
+        <w:rPr>
+          <w:b/>
+          <w:bCs/>
+        </w:rPr>
+        <w:t>Họ, chữ đệm và tên:</w:t>
+      </w:r>
+      <w:r>
+        <w:t xml:space="preserve"> LIU, YU-TIEN</w:t>
+      </w:r>
+    </w:p>
+    <w:p>
+      <w:pPr>
+        <w:pStyle w:val="NormalWeb"/>
+        <w:numPr>
+          <w:ilvl w:val="0"/>
+          <w:numId w:val="12"/>
+        </w:numPr>
+      </w:pPr>
+      <w:r>
+        <w:rPr>
+          <w:b/>
+          <w:bCs/>
+        </w:rPr>
+        <w:t>Ngày, tháng, năm sinh:</w:t>
+      </w:r>
+      <w:r>
+        <w:t xml:space="preserve"> 31/05/1970</w:t>
+      </w:r>
+    </w:p>
+    <w:p>
+      <w:pPr>
+        <w:pStyle w:val="NormalWeb"/>
+        <w:numPr>
+          <w:ilvl w:val="0"/>
+          <w:numId w:val="12"/>
+        </w:numPr>
+      </w:pPr>
+      <w:r>
+        <w:rPr>
+          <w:b/>
+          <w:bCs/>
         </w:rPr>
         <w:t>Giới tính:</w:t>
       </w:r>
       <w:r>
-        <w:rPr>
-          <w:rFonts w:ascii="Times New Roman" w:eastAsia="Times New Roman" w:hAnsi="Times New Roman" w:cs="Times New Roman"/>
-          <w:sz w:val="24"/>
-          <w:szCs w:val="24"/>
-        </w:rPr>
-        <w:t xml:space="preserve"> Nam </w:t>
-      </w:r>
-    </w:p>
-    <w:p>
-      <w:pPr>
+        <w:t xml:space="preserve"> Nam</w:t>
+      </w:r>
+    </w:p>
+    <w:p>
+      <w:pPr>
+        <w:pStyle w:val="NormalWeb"/>
         <w:numPr>
           <w:ilvl w:val="0"/>
-          <w:numId w:val="5"/>
+          <w:numId w:val="12"/>
         </w:numPr>
-        <w:spacing w:before="100" w:beforeAutospacing="1" w:after="100" w:afterAutospacing="1" w:line="240" w:lineRule="auto"/>
+      </w:pPr>
+      <w:r>
         <w:rPr>
-          <w:rFonts w:ascii="Times New Roman" w:eastAsia="Times New Roman" w:hAnsi="Times New Roman" w:cs="Times New Roman"/>
-          <w:sz w:val="24"/>
-          <w:szCs w:val="24"/>
-        </w:rPr>
-      </w:pPr>
-      <w:r>
-        <w:rPr>
-          <w:rFonts w:ascii="Times New Roman" w:eastAsia="Times New Roman" w:hAnsi="Times New Roman" w:cs="Times New Roman"/>
           <w:b/>
           <w:bCs/>
-          <w:sz w:val="24"/>
-          <w:szCs w:val="24"/>
         </w:rPr>
         <w:t>Quốc tịch:</w:t>
       </w:r>
       <w:r>
-        <w:rPr>
-          <w:rFonts w:ascii="Times New Roman" w:eastAsia="Times New Roman" w:hAnsi="Times New Roman" w:cs="Times New Roman"/>
-          <w:sz w:val="24"/>
-          <w:szCs w:val="24"/>
-        </w:rPr>
-        <w:t xml:space="preserve"> Trung Quốc (Đài Loan) </w:t>
-      </w:r>
-    </w:p>
-    <w:p>
-      <w:pPr>
+        <w:t xml:space="preserve"> Trung Quốc (Đài Loan)</w:t>
+      </w:r>
+    </w:p>
+    <w:p>
+      <w:pPr>
+        <w:pStyle w:val="NormalWeb"/>
         <w:numPr>
           <w:ilvl w:val="0"/>
-          <w:numId w:val="5"/>
+          <w:numId w:val="12"/>
         </w:numPr>
-        <w:spacing w:before="100" w:beforeAutospacing="1" w:after="100" w:afterAutospacing="1" w:line="240" w:lineRule="auto"/>
+      </w:pPr>
+      <w:r>
         <w:rPr>
-          <w:rFonts w:ascii="Times New Roman" w:eastAsia="Times New Roman" w:hAnsi="Times New Roman" w:cs="Times New Roman"/>
-          <w:sz w:val="24"/>
-          <w:szCs w:val="24"/>
-        </w:rPr>
-      </w:pPr>
-      <w:r>
-        <w:rPr>
-          <w:rFonts w:ascii="Times New Roman" w:eastAsia="Times New Roman" w:hAnsi="Times New Roman" w:cs="Times New Roman"/>
           <w:b/>
           <w:bCs/>
-          <w:sz w:val="24"/>
-          <w:szCs w:val="24"/>
         </w:rPr>
-        <w:t>Loại giấy tờ pháp lý của cá nhân:</w:t>
-      </w:r>
-      <w:r>
-        <w:rPr>
-          <w:rFonts w:ascii="Times New Roman" w:eastAsia="Times New Roman" w:hAnsi="Times New Roman" w:cs="Times New Roman"/>
-          <w:sz w:val="24"/>
-          <w:szCs w:val="24"/>
-        </w:rPr>
-        <w:t xml:space="preserve"> Hộ chiếu nước ngoài </w:t>
-      </w:r>
-    </w:p>
-    <w:p>
-      <w:pPr>
+        <w:t>Chức danh:</w:t>
+      </w:r>
+      <w:r>
+        <w:t xml:space="preserve"> Giám đốc</w:t>
+      </w:r>
+    </w:p>
+    <w:p>
+      <w:pPr>
+        <w:pStyle w:val="NormalWeb"/>
         <w:numPr>
           <w:ilvl w:val="0"/>
-          <w:numId w:val="5"/>
+          <w:numId w:val="12"/>
         </w:numPr>
-        <w:spacing w:before="100" w:beforeAutospacing="1" w:after="100" w:afterAutospacing="1" w:line="240" w:lineRule="auto"/>
+      </w:pPr>
+      <w:r>
         <w:rPr>
-          <w:rFonts w:ascii="Times New Roman" w:eastAsia="Times New Roman" w:hAnsi="Times New Roman" w:cs="Times New Roman"/>
-          <w:sz w:val="24"/>
-          <w:szCs w:val="24"/>
-        </w:rPr>
-      </w:pPr>
-      <w:r>
-        <w:rPr>
-          <w:rFonts w:ascii="Times New Roman" w:eastAsia="Times New Roman" w:hAnsi="Times New Roman" w:cs="Times New Roman"/>
           <w:b/>
           <w:bCs/>
-          <w:sz w:val="24"/>
-          <w:szCs w:val="24"/>
         </w:rPr>
-        <w:t>Số giấy tờ pháp lý của cá nhân:</w:t>
-      </w:r>
-      <w:r>
-        <w:rPr>
-          <w:rFonts w:ascii="Times New Roman" w:eastAsia="Times New Roman" w:hAnsi="Times New Roman" w:cs="Times New Roman"/>
-          <w:sz w:val="24"/>
-          <w:szCs w:val="24"/>
-        </w:rPr>
-        <w:t xml:space="preserve"> 361457667 </w:t>
-      </w:r>
-    </w:p>
-    <w:p>
-      <w:pPr>
+        <w:t>Hộ chiếu nước ngoài:</w:t>
+      </w:r>
+      <w:r>
+        <w:t xml:space="preserve"> 361457667</w:t>
+      </w:r>
+    </w:p>
+    <w:p>
+      <w:pPr>
+        <w:pStyle w:val="NormalWeb"/>
         <w:numPr>
           <w:ilvl w:val="0"/>
-          <w:numId w:val="5"/>
+          <w:numId w:val="12"/>
         </w:numPr>
-        <w:spacing w:before="100" w:beforeAutospacing="1" w:after="100" w:afterAutospacing="1" w:line="240" w:lineRule="auto"/>
+      </w:pPr>
+      <w:r>
         <w:rPr>
-          <w:rFonts w:ascii="Times New Roman" w:eastAsia="Times New Roman" w:hAnsi="Times New Roman" w:cs="Times New Roman"/>
-          <w:sz w:val="24"/>
-          <w:szCs w:val="24"/>
-        </w:rPr>
-      </w:pPr>
-      <w:r>
-        <w:rPr>
-          <w:rFonts w:ascii="Times New Roman" w:eastAsia="Times New Roman" w:hAnsi="Times New Roman" w:cs="Times New Roman"/>
           <w:b/>
           <w:bCs/>
-          <w:sz w:val="24"/>
-          <w:szCs w:val="24"/>
         </w:rPr>
         <w:t>Ngày cấp:</w:t>
       </w:r>
       <w:r>
-        <w:rPr>
-          <w:rFonts w:ascii="Times New Roman" w:eastAsia="Times New Roman" w:hAnsi="Times New Roman" w:cs="Times New Roman"/>
-          <w:sz w:val="24"/>
-          <w:szCs w:val="24"/>
-        </w:rPr>
-        <w:t xml:space="preserve"> 04/02/2023 </w:t>
-      </w:r>
-    </w:p>
-    <w:p>
-      <w:pPr>
+        <w:t xml:space="preserve"> 04/02/2023</w:t>
+      </w:r>
+    </w:p>
+    <w:p>
+      <w:pPr>
+        <w:pStyle w:val="NormalWeb"/>
         <w:numPr>
           <w:ilvl w:val="0"/>
-          <w:numId w:val="5"/>
+          <w:numId w:val="12"/>
         </w:numPr>
-        <w:spacing w:before="100" w:beforeAutospacing="1" w:after="100" w:afterAutospacing="1" w:line="240" w:lineRule="auto"/>
+      </w:pPr>
+      <w:r>
         <w:rPr>
-          <w:rFonts w:ascii="Times New Roman" w:eastAsia="Times New Roman" w:hAnsi="Times New Roman" w:cs="Times New Roman"/>
-          <w:sz w:val="24"/>
-          <w:szCs w:val="24"/>
-        </w:rPr>
-      </w:pPr>
-      <w:r>
-        <w:rPr>
-          <w:rFonts w:ascii="Times New Roman" w:eastAsia="Times New Roman" w:hAnsi="Times New Roman" w:cs="Times New Roman"/>
           <w:b/>
           <w:bCs/>
-          <w:sz w:val="24"/>
-          <w:szCs w:val="24"/>
         </w:rPr>
         <w:t>Nơi cấp:</w:t>
       </w:r>
       <w:r>
-        <w:rPr>
-          <w:rFonts w:ascii="Times New Roman" w:eastAsia="Times New Roman" w:hAnsi="Times New Roman" w:cs="Times New Roman"/>
-          <w:sz w:val="24"/>
-          <w:szCs w:val="24"/>
-        </w:rPr>
-        <w:t xml:space="preserve"> Bộ ngoại giao </w:t>
-      </w:r>
-    </w:p>
-    <w:p>
-      <w:pPr>
+        <w:t xml:space="preserve"> Bộ ngoại giao</w:t>
+      </w:r>
+    </w:p>
+    <w:p>
+      <w:pPr>
+        <w:pStyle w:val="NormalWeb"/>
         <w:numPr>
           <w:ilvl w:val="0"/>
-          <w:numId w:val="5"/>
+          <w:numId w:val="12"/>
         </w:numPr>
-        <w:spacing w:before="100" w:beforeAutospacing="1" w:after="100" w:afterAutospacing="1" w:line="240" w:lineRule="auto"/>
+      </w:pPr>
+      <w:r>
         <w:rPr>
-          <w:rFonts w:ascii="Times New Roman" w:eastAsia="Times New Roman" w:hAnsi="Times New Roman" w:cs="Times New Roman"/>
-          <w:sz w:val="24"/>
-          <w:szCs w:val="24"/>
-        </w:rPr>
-      </w:pPr>
-      <w:r>
-        <w:rPr>
-          <w:rFonts w:ascii="Times New Roman" w:eastAsia="Times New Roman" w:hAnsi="Times New Roman" w:cs="Times New Roman"/>
           <w:b/>
           <w:bCs/>
-          <w:sz w:val="24"/>
-          <w:szCs w:val="24"/>
-        </w:rPr>
-        <w:t>Địa chỉ thường trú:</w:t>
-      </w:r>
-      <w:r>
-        <w:rPr>
-          <w:rFonts w:ascii="Times New Roman" w:eastAsia="Times New Roman" w:hAnsi="Times New Roman" w:cs="Times New Roman"/>
-          <w:sz w:val="24"/>
-          <w:szCs w:val="24"/>
-        </w:rPr>
-        <w:t xml:space="preserve"> No. 71, Renchun Lane Renwu Township Kaohsiung County 814, Trung Quốc (Đài Loan) </w:t>
-      </w:r>
-    </w:p>
-    <w:p>
-      <w:pPr>
-        <w:numPr>
-          <w:ilvl w:val="0"/>
-          <w:numId w:val="5"/>
-        </w:numPr>
-        <w:spacing w:before="100" w:beforeAutospacing="1" w:after="100" w:afterAutospacing="1" w:line="240" w:lineRule="auto"/>
-        <w:rPr>
-          <w:rFonts w:ascii="Times New Roman" w:eastAsia="Times New Roman" w:hAnsi="Times New Roman" w:cs="Times New Roman"/>
-          <w:sz w:val="24"/>
-          <w:szCs w:val="24"/>
-        </w:rPr>
-      </w:pPr>
-      <w:r>
-        <w:rPr>
-          <w:rFonts w:ascii="Times New Roman" w:eastAsia="Times New Roman" w:hAnsi="Times New Roman" w:cs="Times New Roman"/>
-          <w:b/>
-          <w:bCs/>
-          <w:sz w:val="24"/>
-          <w:szCs w:val="24"/>
-        </w:rPr>
-        <w:lastRenderedPageBreak/>
-        <w:t>Địa chỉ liên lạc:</w:t>
-      </w:r>
-      <w:r>
-        <w:rPr>
-          <w:rFonts w:ascii="Times New Roman" w:eastAsia="Times New Roman" w:hAnsi="Times New Roman" w:cs="Times New Roman"/>
-          <w:sz w:val="24"/>
-          <w:szCs w:val="24"/>
-        </w:rPr>
-        <w:t xml:space="preserve"> Thửa đất số 935, tờ bản đồ số 6, Phường Bình Dương,</w:t>
-      </w:r>
-      <w:r>
-        <w:rPr>
-          <w:rFonts w:ascii="Times New Roman" w:eastAsia="Times New Roman" w:hAnsi="Times New Roman" w:cs="Times New Roman"/>
-          <w:sz w:val="24"/>
-          <w:szCs w:val="24"/>
-        </w:rPr>
-        <w:t xml:space="preserve"> </w:t>
-      </w:r>
-      <w:r>
-        <w:rPr>
-          <w:rFonts w:ascii="Times New Roman" w:eastAsia="Times New Roman" w:hAnsi="Times New Roman" w:cs="Times New Roman"/>
-          <w:sz w:val="24"/>
-          <w:szCs w:val="24"/>
-        </w:rPr>
-        <w:t>Thành phố Hồ Chí Minh</w:t>
-      </w:r>
-      <w:r>
-        <w:rPr>
-          <w:rFonts w:ascii="Times New Roman" w:eastAsia="Times New Roman" w:hAnsi="Times New Roman" w:cs="Times New Roman"/>
-          <w:sz w:val="24"/>
-          <w:szCs w:val="24"/>
-        </w:rPr>
-        <w:t>,</w:t>
-      </w:r>
-      <w:r>
-        <w:rPr>
-          <w:rFonts w:ascii="Times New Roman" w:eastAsia="Times New Roman" w:hAnsi="Times New Roman" w:cs="Times New Roman"/>
-          <w:sz w:val="24"/>
-          <w:szCs w:val="24"/>
-        </w:rPr>
-        <w:t xml:space="preserve"> Việt Nam </w:t>
-      </w:r>
-    </w:p>
-    <w:p>
-      <w:pPr>
-        <w:spacing w:before="100" w:beforeAutospacing="1" w:after="100" w:afterAutospacing="1" w:line="240" w:lineRule="auto"/>
-        <w:rPr>
-          <w:rFonts w:ascii="Times New Roman" w:eastAsia="Times New Roman" w:hAnsi="Times New Roman" w:cs="Times New Roman"/>
-          <w:sz w:val="24"/>
-          <w:szCs w:val="24"/>
-        </w:rPr>
-      </w:pPr>
-      <w:r>
-        <w:rPr>
-          <w:rFonts w:ascii="Times New Roman" w:eastAsia="Times New Roman" w:hAnsi="Times New Roman" w:cs="Times New Roman"/>
-          <w:sz w:val="24"/>
-          <w:szCs w:val="24"/>
-        </w:rPr>
-        <w:t xml:space="preserve">5. Người đại diện theo pháp luật của công ty </w:t>
-      </w:r>
-    </w:p>
-    <w:p>
-      <w:pPr>
-        <w:numPr>
-          <w:ilvl w:val="0"/>
-          <w:numId w:val="6"/>
-        </w:numPr>
-        <w:spacing w:before="100" w:beforeAutospacing="1" w:after="100" w:afterAutospacing="1" w:line="240" w:lineRule="auto"/>
-        <w:rPr>
-          <w:rFonts w:ascii="Times New Roman" w:eastAsia="Times New Roman" w:hAnsi="Times New Roman" w:cs="Times New Roman"/>
-          <w:sz w:val="24"/>
-          <w:szCs w:val="24"/>
-        </w:rPr>
-      </w:pPr>
-      <w:r>
-        <w:rPr>
-          <w:rFonts w:ascii="Times New Roman" w:eastAsia="Times New Roman" w:hAnsi="Times New Roman" w:cs="Times New Roman"/>
-          <w:b/>
-          <w:bCs/>
-          <w:sz w:val="24"/>
-          <w:szCs w:val="24"/>
-        </w:rPr>
-        <w:t>Họ và tên:</w:t>
-      </w:r>
-      <w:r>
-        <w:rPr>
-          <w:rFonts w:ascii="Times New Roman" w:eastAsia="Times New Roman" w:hAnsi="Times New Roman" w:cs="Times New Roman"/>
-          <w:sz w:val="24"/>
-          <w:szCs w:val="24"/>
-        </w:rPr>
-        <w:t xml:space="preserve"> LIU, YU-TIEN </w:t>
-      </w:r>
-    </w:p>
-    <w:p>
-      <w:pPr>
-        <w:numPr>
-          <w:ilvl w:val="0"/>
-          <w:numId w:val="6"/>
-        </w:numPr>
-        <w:spacing w:before="100" w:beforeAutospacing="1" w:after="100" w:afterAutospacing="1" w:line="240" w:lineRule="auto"/>
-        <w:rPr>
-          <w:rFonts w:ascii="Times New Roman" w:eastAsia="Times New Roman" w:hAnsi="Times New Roman" w:cs="Times New Roman"/>
-          <w:sz w:val="24"/>
-          <w:szCs w:val="24"/>
-        </w:rPr>
-      </w:pPr>
-      <w:r>
-        <w:rPr>
-          <w:rFonts w:ascii="Times New Roman" w:eastAsia="Times New Roman" w:hAnsi="Times New Roman" w:cs="Times New Roman"/>
-          <w:b/>
-          <w:bCs/>
-          <w:sz w:val="24"/>
-          <w:szCs w:val="24"/>
-        </w:rPr>
-        <w:t>Chức danh:</w:t>
-      </w:r>
-      <w:r>
-        <w:rPr>
-          <w:rFonts w:ascii="Times New Roman" w:eastAsia="Times New Roman" w:hAnsi="Times New Roman" w:cs="Times New Roman"/>
-          <w:sz w:val="24"/>
-          <w:szCs w:val="24"/>
-        </w:rPr>
-        <w:t xml:space="preserve"> Giám đốc </w:t>
-      </w:r>
-    </w:p>
-    <w:p>
-      <w:pPr>
-        <w:numPr>
-          <w:ilvl w:val="0"/>
-          <w:numId w:val="6"/>
-        </w:numPr>
-        <w:spacing w:before="100" w:beforeAutospacing="1" w:after="100" w:afterAutospacing="1" w:line="240" w:lineRule="auto"/>
-        <w:rPr>
-          <w:rFonts w:ascii="Times New Roman" w:eastAsia="Times New Roman" w:hAnsi="Times New Roman" w:cs="Times New Roman"/>
-          <w:sz w:val="24"/>
-          <w:szCs w:val="24"/>
-        </w:rPr>
-      </w:pPr>
-      <w:r>
-        <w:rPr>
-          <w:rFonts w:ascii="Times New Roman" w:eastAsia="Times New Roman" w:hAnsi="Times New Roman" w:cs="Times New Roman"/>
-          <w:b/>
-          <w:bCs/>
-          <w:sz w:val="24"/>
-          <w:szCs w:val="24"/>
-        </w:rPr>
-        <w:t>Giới tính:</w:t>
-      </w:r>
-      <w:r>
-        <w:rPr>
-          <w:rFonts w:ascii="Times New Roman" w:eastAsia="Times New Roman" w:hAnsi="Times New Roman" w:cs="Times New Roman"/>
-          <w:sz w:val="24"/>
-          <w:szCs w:val="24"/>
-        </w:rPr>
-        <w:t xml:space="preserve"> Nam </w:t>
-      </w:r>
-    </w:p>
-    <w:p>
-      <w:pPr>
-        <w:numPr>
-          <w:ilvl w:val="0"/>
-          <w:numId w:val="6"/>
-        </w:numPr>
-        <w:spacing w:before="100" w:beforeAutospacing="1" w:after="100" w:afterAutospacing="1" w:line="240" w:lineRule="auto"/>
-        <w:rPr>
-          <w:rFonts w:ascii="Times New Roman" w:eastAsia="Times New Roman" w:hAnsi="Times New Roman" w:cs="Times New Roman"/>
-          <w:sz w:val="24"/>
-          <w:szCs w:val="24"/>
-        </w:rPr>
-      </w:pPr>
-      <w:r>
-        <w:rPr>
-          <w:rFonts w:ascii="Times New Roman" w:eastAsia="Times New Roman" w:hAnsi="Times New Roman" w:cs="Times New Roman"/>
-          <w:b/>
-          <w:bCs/>
-          <w:sz w:val="24"/>
-          <w:szCs w:val="24"/>
-        </w:rPr>
-        <w:t>Sinh ngày:</w:t>
-      </w:r>
-      <w:r>
-        <w:rPr>
-          <w:rFonts w:ascii="Times New Roman" w:eastAsia="Times New Roman" w:hAnsi="Times New Roman" w:cs="Times New Roman"/>
-          <w:sz w:val="24"/>
-          <w:szCs w:val="24"/>
-        </w:rPr>
-        <w:t xml:space="preserve"> 31/05/1970 </w:t>
-      </w:r>
-    </w:p>
-    <w:p>
-      <w:pPr>
-        <w:numPr>
-          <w:ilvl w:val="0"/>
-          <w:numId w:val="6"/>
-        </w:numPr>
-        <w:spacing w:before="100" w:beforeAutospacing="1" w:after="100" w:afterAutospacing="1" w:line="240" w:lineRule="auto"/>
-        <w:rPr>
-          <w:rFonts w:ascii="Times New Roman" w:eastAsia="Times New Roman" w:hAnsi="Times New Roman" w:cs="Times New Roman"/>
-          <w:sz w:val="24"/>
-          <w:szCs w:val="24"/>
-        </w:rPr>
-      </w:pPr>
-      <w:r>
-        <w:rPr>
-          <w:rFonts w:ascii="Times New Roman" w:eastAsia="Times New Roman" w:hAnsi="Times New Roman" w:cs="Times New Roman"/>
-          <w:b/>
-          <w:bCs/>
-          <w:sz w:val="24"/>
-          <w:szCs w:val="24"/>
-        </w:rPr>
-        <w:t>Quốc tịch:</w:t>
-      </w:r>
-      <w:r>
-        <w:rPr>
-          <w:rFonts w:ascii="Times New Roman" w:eastAsia="Times New Roman" w:hAnsi="Times New Roman" w:cs="Times New Roman"/>
-          <w:sz w:val="24"/>
-          <w:szCs w:val="24"/>
-        </w:rPr>
-        <w:t xml:space="preserve"> Trung Quốc (Đài Loan) </w:t>
-      </w:r>
-    </w:p>
-    <w:p>
-      <w:pPr>
-        <w:numPr>
-          <w:ilvl w:val="0"/>
-          <w:numId w:val="6"/>
-        </w:numPr>
-        <w:spacing w:before="100" w:beforeAutospacing="1" w:after="100" w:afterAutospacing="1" w:line="240" w:lineRule="auto"/>
-        <w:rPr>
-          <w:rFonts w:ascii="Times New Roman" w:eastAsia="Times New Roman" w:hAnsi="Times New Roman" w:cs="Times New Roman"/>
-          <w:sz w:val="24"/>
-          <w:szCs w:val="24"/>
-        </w:rPr>
-      </w:pPr>
-      <w:r>
-        <w:rPr>
-          <w:rFonts w:ascii="Times New Roman" w:eastAsia="Times New Roman" w:hAnsi="Times New Roman" w:cs="Times New Roman"/>
-          <w:b/>
-          <w:bCs/>
-          <w:sz w:val="24"/>
-          <w:szCs w:val="24"/>
-        </w:rPr>
-        <w:t>Loại giấy tờ pháp lý của cá nhân:</w:t>
-      </w:r>
-      <w:r>
-        <w:rPr>
-          <w:rFonts w:ascii="Times New Roman" w:eastAsia="Times New Roman" w:hAnsi="Times New Roman" w:cs="Times New Roman"/>
-          <w:sz w:val="24"/>
-          <w:szCs w:val="24"/>
-        </w:rPr>
-        <w:t xml:space="preserve"> Hộ chiếu nước ngoài </w:t>
-      </w:r>
-    </w:p>
-    <w:p>
-      <w:pPr>
-        <w:numPr>
-          <w:ilvl w:val="0"/>
-          <w:numId w:val="6"/>
-        </w:numPr>
-        <w:spacing w:before="100" w:beforeAutospacing="1" w:after="100" w:afterAutospacing="1" w:line="240" w:lineRule="auto"/>
-        <w:rPr>
-          <w:rFonts w:ascii="Times New Roman" w:eastAsia="Times New Roman" w:hAnsi="Times New Roman" w:cs="Times New Roman"/>
-          <w:sz w:val="24"/>
-          <w:szCs w:val="24"/>
-        </w:rPr>
-      </w:pPr>
-      <w:r>
-        <w:rPr>
-          <w:rFonts w:ascii="Times New Roman" w:eastAsia="Times New Roman" w:hAnsi="Times New Roman" w:cs="Times New Roman"/>
-          <w:b/>
-          <w:bCs/>
-          <w:sz w:val="24"/>
-          <w:szCs w:val="24"/>
-        </w:rPr>
-        <w:t>Số giấy tờ pháp lý của cá nhân:</w:t>
-      </w:r>
-      <w:r>
-        <w:rPr>
-          <w:rFonts w:ascii="Times New Roman" w:eastAsia="Times New Roman" w:hAnsi="Times New Roman" w:cs="Times New Roman"/>
-          <w:sz w:val="24"/>
-          <w:szCs w:val="24"/>
-        </w:rPr>
-        <w:t xml:space="preserve"> 361457667 </w:t>
-      </w:r>
-    </w:p>
-    <w:p>
-      <w:pPr>
-        <w:numPr>
-          <w:ilvl w:val="0"/>
-          <w:numId w:val="6"/>
-        </w:numPr>
-        <w:spacing w:before="100" w:beforeAutospacing="1" w:after="100" w:afterAutospacing="1" w:line="240" w:lineRule="auto"/>
-        <w:rPr>
-          <w:rFonts w:ascii="Times New Roman" w:eastAsia="Times New Roman" w:hAnsi="Times New Roman" w:cs="Times New Roman"/>
-          <w:sz w:val="24"/>
-          <w:szCs w:val="24"/>
-        </w:rPr>
-      </w:pPr>
-      <w:r>
-        <w:rPr>
-          <w:rFonts w:ascii="Times New Roman" w:eastAsia="Times New Roman" w:hAnsi="Times New Roman" w:cs="Times New Roman"/>
-          <w:b/>
-          <w:bCs/>
-          <w:sz w:val="24"/>
-          <w:szCs w:val="24"/>
-        </w:rPr>
-        <w:t>Ngày cấp:</w:t>
-      </w:r>
-      <w:r>
-        <w:rPr>
-          <w:rFonts w:ascii="Times New Roman" w:eastAsia="Times New Roman" w:hAnsi="Times New Roman" w:cs="Times New Roman"/>
-          <w:sz w:val="24"/>
-          <w:szCs w:val="24"/>
-        </w:rPr>
-        <w:t xml:space="preserve"> 04/02/2023 </w:t>
-      </w:r>
-    </w:p>
-    <w:p>
-      <w:pPr>
-        <w:numPr>
-          <w:ilvl w:val="0"/>
-          <w:numId w:val="6"/>
-        </w:numPr>
-        <w:spacing w:before="100" w:beforeAutospacing="1" w:after="100" w:afterAutospacing="1" w:line="240" w:lineRule="auto"/>
-        <w:rPr>
-          <w:rFonts w:ascii="Times New Roman" w:eastAsia="Times New Roman" w:hAnsi="Times New Roman" w:cs="Times New Roman"/>
-          <w:sz w:val="24"/>
-          <w:szCs w:val="24"/>
-        </w:rPr>
-      </w:pPr>
-      <w:r>
-        <w:rPr>
-          <w:rFonts w:ascii="Times New Roman" w:eastAsia="Times New Roman" w:hAnsi="Times New Roman" w:cs="Times New Roman"/>
-          <w:b/>
-          <w:bCs/>
-          <w:sz w:val="24"/>
-          <w:szCs w:val="24"/>
-        </w:rPr>
-        <w:t>Nơi cấp:</w:t>
-      </w:r>
-      <w:r>
-        <w:rPr>
-          <w:rFonts w:ascii="Times New Roman" w:eastAsia="Times New Roman" w:hAnsi="Times New Roman" w:cs="Times New Roman"/>
-          <w:sz w:val="24"/>
-          <w:szCs w:val="24"/>
-        </w:rPr>
-        <w:t xml:space="preserve"> Bộ ngoại giao </w:t>
-      </w:r>
-    </w:p>
-    <w:p>
-      <w:pPr>
-        <w:numPr>
-          <w:ilvl w:val="0"/>
-          <w:numId w:val="6"/>
-        </w:numPr>
-        <w:spacing w:before="100" w:beforeAutospacing="1" w:after="100" w:afterAutospacing="1" w:line="240" w:lineRule="auto"/>
-        <w:rPr>
-          <w:rFonts w:ascii="Times New Roman" w:eastAsia="Times New Roman" w:hAnsi="Times New Roman" w:cs="Times New Roman"/>
-          <w:sz w:val="24"/>
-          <w:szCs w:val="24"/>
-        </w:rPr>
-      </w:pPr>
-      <w:r>
-        <w:rPr>
-          <w:rFonts w:ascii="Times New Roman" w:eastAsia="Times New Roman" w:hAnsi="Times New Roman" w:cs="Times New Roman"/>
-          <w:b/>
-          <w:bCs/>
-          <w:sz w:val="24"/>
-          <w:szCs w:val="24"/>
-        </w:rPr>
-        <w:t>Địa chỉ thường trú:</w:t>
-      </w:r>
-      <w:r>
-        <w:rPr>
-          <w:rFonts w:ascii="Times New Roman" w:eastAsia="Times New Roman" w:hAnsi="Times New Roman" w:cs="Times New Roman"/>
-          <w:sz w:val="24"/>
-          <w:szCs w:val="24"/>
-        </w:rPr>
-        <w:t xml:space="preserve"> No. 71, Renchun Lane Renwu Township Kaohsiung County 814, Trung Quốc (Đài Loan) </w:t>
-      </w:r>
-    </w:p>
-    <w:p>
-      <w:pPr>
-        <w:numPr>
-          <w:ilvl w:val="0"/>
-          <w:numId w:val="6"/>
-        </w:numPr>
-        <w:spacing w:before="100" w:beforeAutospacing="1" w:after="100" w:afterAutospacing="1" w:line="240" w:lineRule="auto"/>
-        <w:rPr>
-          <w:rFonts w:ascii="Times New Roman" w:eastAsia="Times New Roman" w:hAnsi="Times New Roman" w:cs="Times New Roman"/>
-          <w:sz w:val="24"/>
-          <w:szCs w:val="24"/>
-        </w:rPr>
-      </w:pPr>
-      <w:r>
-        <w:rPr>
-          <w:rFonts w:ascii="Times New Roman" w:eastAsia="Times New Roman" w:hAnsi="Times New Roman" w:cs="Times New Roman"/>
-          <w:b/>
-          <w:bCs/>
-          <w:sz w:val="24"/>
-          <w:szCs w:val="24"/>
         </w:rPr>
         <w:t>Địa chỉ liên lạc:</w:t>
       </w:r>
       <w:r>
-        <w:rPr>
-          <w:rFonts w:ascii="Times New Roman" w:eastAsia="Times New Roman" w:hAnsi="Times New Roman" w:cs="Times New Roman"/>
-          <w:sz w:val="24"/>
-          <w:szCs w:val="24"/>
-        </w:rPr>
-        <w:t xml:space="preserve"> </w:t>
-      </w:r>
-      <w:r>
-        <w:rPr>
-          <w:rFonts w:ascii="Times New Roman" w:eastAsia="Times New Roman" w:hAnsi="Times New Roman" w:cs="Times New Roman"/>
-          <w:sz w:val="24"/>
-          <w:szCs w:val="24"/>
-        </w:rPr>
-        <w:t>Thửa đất số 935, tờ bản đồ số 6, Phường Bình Dương,</w:t>
-      </w:r>
-      <w:r>
-        <w:rPr>
-          <w:rFonts w:ascii="Times New Roman" w:eastAsia="Times New Roman" w:hAnsi="Times New Roman" w:cs="Times New Roman"/>
-          <w:sz w:val="24"/>
-          <w:szCs w:val="24"/>
-        </w:rPr>
-        <w:t xml:space="preserve"> </w:t>
-      </w:r>
-      <w:r>
-        <w:rPr>
-          <w:rFonts w:ascii="Times New Roman" w:eastAsia="Times New Roman" w:hAnsi="Times New Roman" w:cs="Times New Roman"/>
-          <w:sz w:val="24"/>
-          <w:szCs w:val="24"/>
-        </w:rPr>
-        <w:t>Thành phố Hồ Chí Minh</w:t>
-      </w:r>
-      <w:r>
-        <w:rPr>
-          <w:rFonts w:ascii="Times New Roman" w:eastAsia="Times New Roman" w:hAnsi="Times New Roman" w:cs="Times New Roman"/>
-          <w:sz w:val="24"/>
-          <w:szCs w:val="24"/>
-        </w:rPr>
-        <w:t>,</w:t>
-      </w:r>
-      <w:r>
-        <w:rPr>
-          <w:rFonts w:ascii="Times New Roman" w:eastAsia="Times New Roman" w:hAnsi="Times New Roman" w:cs="Times New Roman"/>
-          <w:sz w:val="24"/>
-          <w:szCs w:val="24"/>
-        </w:rPr>
-        <w:t xml:space="preserve"> Việt Nam</w:t>
-      </w:r>
+        <w:t xml:space="preserve"> Thửa đất số 935, tờ bản đồ số 6, Phường Bình Dương, Thành phố Hồ Chí Minh, Việt Nam</w:t>
+      </w:r>
+    </w:p>
+    <w:p>
       <w:bookmarkStart w:id="0" w:name="_GoBack"/>
       <w:bookmarkEnd w:id="0"/>
     </w:p>
-    <w:p/>
     <w:sectPr>
       <w:pgSz w:w="12240" w:h="15840"/>
       <w:pgMar w:top="1440" w:right="1440" w:bottom="1440" w:left="1440" w:header="708" w:footer="708" w:gutter="0"/>
@@ -2005,6 +1256,155 @@
     </w:lvl>
   </w:abstractNum>
   <w:abstractNum w:abstractNumId="4" w15:restartNumberingAfterBreak="0">
+    <w:nsid w:val="11830CD4"/>
+    <w:multiLevelType w:val="multilevel"/>
+    <w:tmpl w:val="AA82ED34"/>
+    <w:lvl w:ilvl="0">
+      <w:start w:val="1"/>
+      <w:numFmt w:val="bullet"/>
+      <w:lvlText w:val=""/>
+      <w:lvlJc w:val="left"/>
+      <w:pPr>
+        <w:tabs>
+          <w:tab w:val="num" w:pos="720"/>
+        </w:tabs>
+        <w:ind w:left="720" w:hanging="360"/>
+      </w:pPr>
+      <w:rPr>
+        <w:rFonts w:ascii="Symbol" w:hAnsi="Symbol" w:hint="default"/>
+        <w:sz w:val="20"/>
+      </w:rPr>
+    </w:lvl>
+    <w:lvl w:ilvl="1" w:tentative="1">
+      <w:start w:val="1"/>
+      <w:numFmt w:val="bullet"/>
+      <w:lvlText w:val="o"/>
+      <w:lvlJc w:val="left"/>
+      <w:pPr>
+        <w:tabs>
+          <w:tab w:val="num" w:pos="1440"/>
+        </w:tabs>
+        <w:ind w:left="1440" w:hanging="360"/>
+      </w:pPr>
+      <w:rPr>
+        <w:rFonts w:ascii="Courier New" w:hAnsi="Courier New" w:hint="default"/>
+        <w:sz w:val="20"/>
+      </w:rPr>
+    </w:lvl>
+    <w:lvl w:ilvl="2" w:tentative="1">
+      <w:start w:val="1"/>
+      <w:numFmt w:val="bullet"/>
+      <w:lvlText w:val=""/>
+      <w:lvlJc w:val="left"/>
+      <w:pPr>
+        <w:tabs>
+          <w:tab w:val="num" w:pos="2160"/>
+        </w:tabs>
+        <w:ind w:left="2160" w:hanging="360"/>
+      </w:pPr>
+      <w:rPr>
+        <w:rFonts w:ascii="Wingdings" w:hAnsi="Wingdings" w:hint="default"/>
+        <w:sz w:val="20"/>
+      </w:rPr>
+    </w:lvl>
+    <w:lvl w:ilvl="3" w:tentative="1">
+      <w:start w:val="1"/>
+      <w:numFmt w:val="bullet"/>
+      <w:lvlText w:val=""/>
+      <w:lvlJc w:val="left"/>
+      <w:pPr>
+        <w:tabs>
+          <w:tab w:val="num" w:pos="2880"/>
+        </w:tabs>
+        <w:ind w:left="2880" w:hanging="360"/>
+      </w:pPr>
+      <w:rPr>
+        <w:rFonts w:ascii="Wingdings" w:hAnsi="Wingdings" w:hint="default"/>
+        <w:sz w:val="20"/>
+      </w:rPr>
+    </w:lvl>
+    <w:lvl w:ilvl="4" w:tentative="1">
+      <w:start w:val="1"/>
+      <w:numFmt w:val="bullet"/>
+      <w:lvlText w:val=""/>
+      <w:lvlJc w:val="left"/>
+      <w:pPr>
+        <w:tabs>
+          <w:tab w:val="num" w:pos="3600"/>
+        </w:tabs>
+        <w:ind w:left="3600" w:hanging="360"/>
+      </w:pPr>
+      <w:rPr>
+        <w:rFonts w:ascii="Wingdings" w:hAnsi="Wingdings" w:hint="default"/>
+        <w:sz w:val="20"/>
+      </w:rPr>
+    </w:lvl>
+    <w:lvl w:ilvl="5" w:tentative="1">
+      <w:start w:val="1"/>
+      <w:numFmt w:val="bullet"/>
+      <w:lvlText w:val=""/>
+      <w:lvlJc w:val="left"/>
+      <w:pPr>
+        <w:tabs>
+          <w:tab w:val="num" w:pos="4320"/>
+        </w:tabs>
+        <w:ind w:left="4320" w:hanging="360"/>
+      </w:pPr>
+      <w:rPr>
+        <w:rFonts w:ascii="Wingdings" w:hAnsi="Wingdings" w:hint="default"/>
+        <w:sz w:val="20"/>
+      </w:rPr>
+    </w:lvl>
+    <w:lvl w:ilvl="6" w:tentative="1">
+      <w:start w:val="1"/>
+      <w:numFmt w:val="bullet"/>
+      <w:lvlText w:val=""/>
+      <w:lvlJc w:val="left"/>
+      <w:pPr>
+        <w:tabs>
+          <w:tab w:val="num" w:pos="5040"/>
+        </w:tabs>
+        <w:ind w:left="5040" w:hanging="360"/>
+      </w:pPr>
+      <w:rPr>
+        <w:rFonts w:ascii="Wingdings" w:hAnsi="Wingdings" w:hint="default"/>
+        <w:sz w:val="20"/>
+      </w:rPr>
+    </w:lvl>
+    <w:lvl w:ilvl="7" w:tentative="1">
+      <w:start w:val="1"/>
+      <w:numFmt w:val="bullet"/>
+      <w:lvlText w:val=""/>
+      <w:lvlJc w:val="left"/>
+      <w:pPr>
+        <w:tabs>
+          <w:tab w:val="num" w:pos="5760"/>
+        </w:tabs>
+        <w:ind w:left="5760" w:hanging="360"/>
+      </w:pPr>
+      <w:rPr>
+        <w:rFonts w:ascii="Wingdings" w:hAnsi="Wingdings" w:hint="default"/>
+        <w:sz w:val="20"/>
+      </w:rPr>
+    </w:lvl>
+    <w:lvl w:ilvl="8" w:tentative="1">
+      <w:start w:val="1"/>
+      <w:numFmt w:val="bullet"/>
+      <w:lvlText w:val=""/>
+      <w:lvlJc w:val="left"/>
+      <w:pPr>
+        <w:tabs>
+          <w:tab w:val="num" w:pos="6480"/>
+        </w:tabs>
+        <w:ind w:left="6480" w:hanging="360"/>
+      </w:pPr>
+      <w:rPr>
+        <w:rFonts w:ascii="Wingdings" w:hAnsi="Wingdings" w:hint="default"/>
+        <w:sz w:val="20"/>
+      </w:rPr>
+    </w:lvl>
+  </w:abstractNum>
+  <w:abstractNum w:abstractNumId="5" w15:restartNumberingAfterBreak="0">
     <w:nsid w:val="315E2F2B"/>
     <w:multiLevelType w:val="multilevel"/>
     <w:tmpl w:val="63E4983E"/>
@@ -2153,7 +1553,7 @@
       </w:rPr>
     </w:lvl>
   </w:abstractNum>
-  <w:abstractNum w:abstractNumId="5" w15:restartNumberingAfterBreak="0">
+  <w:abstractNum w:abstractNumId="6" w15:restartNumberingAfterBreak="0">
     <w:nsid w:val="3ADC4CDD"/>
     <w:multiLevelType w:val="multilevel"/>
     <w:tmpl w:val="E3747686"/>
@@ -2302,11 +1702,756 @@
       </w:rPr>
     </w:lvl>
   </w:abstractNum>
+  <w:abstractNum w:abstractNumId="7" w15:restartNumberingAfterBreak="0">
+    <w:nsid w:val="48CD17ED"/>
+    <w:multiLevelType w:val="multilevel"/>
+    <w:tmpl w:val="37C4B748"/>
+    <w:lvl w:ilvl="0">
+      <w:start w:val="1"/>
+      <w:numFmt w:val="bullet"/>
+      <w:lvlText w:val=""/>
+      <w:lvlJc w:val="left"/>
+      <w:pPr>
+        <w:tabs>
+          <w:tab w:val="num" w:pos="720"/>
+        </w:tabs>
+        <w:ind w:left="720" w:hanging="360"/>
+      </w:pPr>
+      <w:rPr>
+        <w:rFonts w:ascii="Symbol" w:hAnsi="Symbol" w:hint="default"/>
+        <w:sz w:val="20"/>
+      </w:rPr>
+    </w:lvl>
+    <w:lvl w:ilvl="1" w:tentative="1">
+      <w:start w:val="1"/>
+      <w:numFmt w:val="bullet"/>
+      <w:lvlText w:val="o"/>
+      <w:lvlJc w:val="left"/>
+      <w:pPr>
+        <w:tabs>
+          <w:tab w:val="num" w:pos="1440"/>
+        </w:tabs>
+        <w:ind w:left="1440" w:hanging="360"/>
+      </w:pPr>
+      <w:rPr>
+        <w:rFonts w:ascii="Courier New" w:hAnsi="Courier New" w:hint="default"/>
+        <w:sz w:val="20"/>
+      </w:rPr>
+    </w:lvl>
+    <w:lvl w:ilvl="2" w:tentative="1">
+      <w:start w:val="1"/>
+      <w:numFmt w:val="bullet"/>
+      <w:lvlText w:val=""/>
+      <w:lvlJc w:val="left"/>
+      <w:pPr>
+        <w:tabs>
+          <w:tab w:val="num" w:pos="2160"/>
+        </w:tabs>
+        <w:ind w:left="2160" w:hanging="360"/>
+      </w:pPr>
+      <w:rPr>
+        <w:rFonts w:ascii="Wingdings" w:hAnsi="Wingdings" w:hint="default"/>
+        <w:sz w:val="20"/>
+      </w:rPr>
+    </w:lvl>
+    <w:lvl w:ilvl="3" w:tentative="1">
+      <w:start w:val="1"/>
+      <w:numFmt w:val="bullet"/>
+      <w:lvlText w:val=""/>
+      <w:lvlJc w:val="left"/>
+      <w:pPr>
+        <w:tabs>
+          <w:tab w:val="num" w:pos="2880"/>
+        </w:tabs>
+        <w:ind w:left="2880" w:hanging="360"/>
+      </w:pPr>
+      <w:rPr>
+        <w:rFonts w:ascii="Wingdings" w:hAnsi="Wingdings" w:hint="default"/>
+        <w:sz w:val="20"/>
+      </w:rPr>
+    </w:lvl>
+    <w:lvl w:ilvl="4" w:tentative="1">
+      <w:start w:val="1"/>
+      <w:numFmt w:val="bullet"/>
+      <w:lvlText w:val=""/>
+      <w:lvlJc w:val="left"/>
+      <w:pPr>
+        <w:tabs>
+          <w:tab w:val="num" w:pos="3600"/>
+        </w:tabs>
+        <w:ind w:left="3600" w:hanging="360"/>
+      </w:pPr>
+      <w:rPr>
+        <w:rFonts w:ascii="Wingdings" w:hAnsi="Wingdings" w:hint="default"/>
+        <w:sz w:val="20"/>
+      </w:rPr>
+    </w:lvl>
+    <w:lvl w:ilvl="5" w:tentative="1">
+      <w:start w:val="1"/>
+      <w:numFmt w:val="bullet"/>
+      <w:lvlText w:val=""/>
+      <w:lvlJc w:val="left"/>
+      <w:pPr>
+        <w:tabs>
+          <w:tab w:val="num" w:pos="4320"/>
+        </w:tabs>
+        <w:ind w:left="4320" w:hanging="360"/>
+      </w:pPr>
+      <w:rPr>
+        <w:rFonts w:ascii="Wingdings" w:hAnsi="Wingdings" w:hint="default"/>
+        <w:sz w:val="20"/>
+      </w:rPr>
+    </w:lvl>
+    <w:lvl w:ilvl="6" w:tentative="1">
+      <w:start w:val="1"/>
+      <w:numFmt w:val="bullet"/>
+      <w:lvlText w:val=""/>
+      <w:lvlJc w:val="left"/>
+      <w:pPr>
+        <w:tabs>
+          <w:tab w:val="num" w:pos="5040"/>
+        </w:tabs>
+        <w:ind w:left="5040" w:hanging="360"/>
+      </w:pPr>
+      <w:rPr>
+        <w:rFonts w:ascii="Wingdings" w:hAnsi="Wingdings" w:hint="default"/>
+        <w:sz w:val="20"/>
+      </w:rPr>
+    </w:lvl>
+    <w:lvl w:ilvl="7" w:tentative="1">
+      <w:start w:val="1"/>
+      <w:numFmt w:val="bullet"/>
+      <w:lvlText w:val=""/>
+      <w:lvlJc w:val="left"/>
+      <w:pPr>
+        <w:tabs>
+          <w:tab w:val="num" w:pos="5760"/>
+        </w:tabs>
+        <w:ind w:left="5760" w:hanging="360"/>
+      </w:pPr>
+      <w:rPr>
+        <w:rFonts w:ascii="Wingdings" w:hAnsi="Wingdings" w:hint="default"/>
+        <w:sz w:val="20"/>
+      </w:rPr>
+    </w:lvl>
+    <w:lvl w:ilvl="8" w:tentative="1">
+      <w:start w:val="1"/>
+      <w:numFmt w:val="bullet"/>
+      <w:lvlText w:val=""/>
+      <w:lvlJc w:val="left"/>
+      <w:pPr>
+        <w:tabs>
+          <w:tab w:val="num" w:pos="6480"/>
+        </w:tabs>
+        <w:ind w:left="6480" w:hanging="360"/>
+      </w:pPr>
+      <w:rPr>
+        <w:rFonts w:ascii="Wingdings" w:hAnsi="Wingdings" w:hint="default"/>
+        <w:sz w:val="20"/>
+      </w:rPr>
+    </w:lvl>
+  </w:abstractNum>
+  <w:abstractNum w:abstractNumId="8" w15:restartNumberingAfterBreak="0">
+    <w:nsid w:val="4C6A3A74"/>
+    <w:multiLevelType w:val="multilevel"/>
+    <w:tmpl w:val="85E2AC64"/>
+    <w:lvl w:ilvl="0">
+      <w:start w:val="1"/>
+      <w:numFmt w:val="bullet"/>
+      <w:lvlText w:val=""/>
+      <w:lvlJc w:val="left"/>
+      <w:pPr>
+        <w:tabs>
+          <w:tab w:val="num" w:pos="720"/>
+        </w:tabs>
+        <w:ind w:left="720" w:hanging="360"/>
+      </w:pPr>
+      <w:rPr>
+        <w:rFonts w:ascii="Symbol" w:hAnsi="Symbol" w:hint="default"/>
+        <w:sz w:val="20"/>
+      </w:rPr>
+    </w:lvl>
+    <w:lvl w:ilvl="1" w:tentative="1">
+      <w:start w:val="1"/>
+      <w:numFmt w:val="bullet"/>
+      <w:lvlText w:val="o"/>
+      <w:lvlJc w:val="left"/>
+      <w:pPr>
+        <w:tabs>
+          <w:tab w:val="num" w:pos="1440"/>
+        </w:tabs>
+        <w:ind w:left="1440" w:hanging="360"/>
+      </w:pPr>
+      <w:rPr>
+        <w:rFonts w:ascii="Courier New" w:hAnsi="Courier New" w:hint="default"/>
+        <w:sz w:val="20"/>
+      </w:rPr>
+    </w:lvl>
+    <w:lvl w:ilvl="2" w:tentative="1">
+      <w:start w:val="1"/>
+      <w:numFmt w:val="bullet"/>
+      <w:lvlText w:val=""/>
+      <w:lvlJc w:val="left"/>
+      <w:pPr>
+        <w:tabs>
+          <w:tab w:val="num" w:pos="2160"/>
+        </w:tabs>
+        <w:ind w:left="2160" w:hanging="360"/>
+      </w:pPr>
+      <w:rPr>
+        <w:rFonts w:ascii="Wingdings" w:hAnsi="Wingdings" w:hint="default"/>
+        <w:sz w:val="20"/>
+      </w:rPr>
+    </w:lvl>
+    <w:lvl w:ilvl="3" w:tentative="1">
+      <w:start w:val="1"/>
+      <w:numFmt w:val="bullet"/>
+      <w:lvlText w:val=""/>
+      <w:lvlJc w:val="left"/>
+      <w:pPr>
+        <w:tabs>
+          <w:tab w:val="num" w:pos="2880"/>
+        </w:tabs>
+        <w:ind w:left="2880" w:hanging="360"/>
+      </w:pPr>
+      <w:rPr>
+        <w:rFonts w:ascii="Wingdings" w:hAnsi="Wingdings" w:hint="default"/>
+        <w:sz w:val="20"/>
+      </w:rPr>
+    </w:lvl>
+    <w:lvl w:ilvl="4" w:tentative="1">
+      <w:start w:val="1"/>
+      <w:numFmt w:val="bullet"/>
+      <w:lvlText w:val=""/>
+      <w:lvlJc w:val="left"/>
+      <w:pPr>
+        <w:tabs>
+          <w:tab w:val="num" w:pos="3600"/>
+        </w:tabs>
+        <w:ind w:left="3600" w:hanging="360"/>
+      </w:pPr>
+      <w:rPr>
+        <w:rFonts w:ascii="Wingdings" w:hAnsi="Wingdings" w:hint="default"/>
+        <w:sz w:val="20"/>
+      </w:rPr>
+    </w:lvl>
+    <w:lvl w:ilvl="5" w:tentative="1">
+      <w:start w:val="1"/>
+      <w:numFmt w:val="bullet"/>
+      <w:lvlText w:val=""/>
+      <w:lvlJc w:val="left"/>
+      <w:pPr>
+        <w:tabs>
+          <w:tab w:val="num" w:pos="4320"/>
+        </w:tabs>
+        <w:ind w:left="4320" w:hanging="360"/>
+      </w:pPr>
+      <w:rPr>
+        <w:rFonts w:ascii="Wingdings" w:hAnsi="Wingdings" w:hint="default"/>
+        <w:sz w:val="20"/>
+      </w:rPr>
+    </w:lvl>
+    <w:lvl w:ilvl="6" w:tentative="1">
+      <w:start w:val="1"/>
+      <w:numFmt w:val="bullet"/>
+      <w:lvlText w:val=""/>
+      <w:lvlJc w:val="left"/>
+      <w:pPr>
+        <w:tabs>
+          <w:tab w:val="num" w:pos="5040"/>
+        </w:tabs>
+        <w:ind w:left="5040" w:hanging="360"/>
+      </w:pPr>
+      <w:rPr>
+        <w:rFonts w:ascii="Wingdings" w:hAnsi="Wingdings" w:hint="default"/>
+        <w:sz w:val="20"/>
+      </w:rPr>
+    </w:lvl>
+    <w:lvl w:ilvl="7" w:tentative="1">
+      <w:start w:val="1"/>
+      <w:numFmt w:val="bullet"/>
+      <w:lvlText w:val=""/>
+      <w:lvlJc w:val="left"/>
+      <w:pPr>
+        <w:tabs>
+          <w:tab w:val="num" w:pos="5760"/>
+        </w:tabs>
+        <w:ind w:left="5760" w:hanging="360"/>
+      </w:pPr>
+      <w:rPr>
+        <w:rFonts w:ascii="Wingdings" w:hAnsi="Wingdings" w:hint="default"/>
+        <w:sz w:val="20"/>
+      </w:rPr>
+    </w:lvl>
+    <w:lvl w:ilvl="8" w:tentative="1">
+      <w:start w:val="1"/>
+      <w:numFmt w:val="bullet"/>
+      <w:lvlText w:val=""/>
+      <w:lvlJc w:val="left"/>
+      <w:pPr>
+        <w:tabs>
+          <w:tab w:val="num" w:pos="6480"/>
+        </w:tabs>
+        <w:ind w:left="6480" w:hanging="360"/>
+      </w:pPr>
+      <w:rPr>
+        <w:rFonts w:ascii="Wingdings" w:hAnsi="Wingdings" w:hint="default"/>
+        <w:sz w:val="20"/>
+      </w:rPr>
+    </w:lvl>
+  </w:abstractNum>
+  <w:abstractNum w:abstractNumId="9" w15:restartNumberingAfterBreak="0">
+    <w:nsid w:val="5BA87570"/>
+    <w:multiLevelType w:val="multilevel"/>
+    <w:tmpl w:val="116E24D8"/>
+    <w:lvl w:ilvl="0">
+      <w:start w:val="1"/>
+      <w:numFmt w:val="bullet"/>
+      <w:lvlText w:val=""/>
+      <w:lvlJc w:val="left"/>
+      <w:pPr>
+        <w:tabs>
+          <w:tab w:val="num" w:pos="720"/>
+        </w:tabs>
+        <w:ind w:left="720" w:hanging="360"/>
+      </w:pPr>
+      <w:rPr>
+        <w:rFonts w:ascii="Symbol" w:hAnsi="Symbol" w:hint="default"/>
+        <w:sz w:val="20"/>
+      </w:rPr>
+    </w:lvl>
+    <w:lvl w:ilvl="1" w:tentative="1">
+      <w:start w:val="1"/>
+      <w:numFmt w:val="bullet"/>
+      <w:lvlText w:val="o"/>
+      <w:lvlJc w:val="left"/>
+      <w:pPr>
+        <w:tabs>
+          <w:tab w:val="num" w:pos="1440"/>
+        </w:tabs>
+        <w:ind w:left="1440" w:hanging="360"/>
+      </w:pPr>
+      <w:rPr>
+        <w:rFonts w:ascii="Courier New" w:hAnsi="Courier New" w:hint="default"/>
+        <w:sz w:val="20"/>
+      </w:rPr>
+    </w:lvl>
+    <w:lvl w:ilvl="2" w:tentative="1">
+      <w:start w:val="1"/>
+      <w:numFmt w:val="bullet"/>
+      <w:lvlText w:val=""/>
+      <w:lvlJc w:val="left"/>
+      <w:pPr>
+        <w:tabs>
+          <w:tab w:val="num" w:pos="2160"/>
+        </w:tabs>
+        <w:ind w:left="2160" w:hanging="360"/>
+      </w:pPr>
+      <w:rPr>
+        <w:rFonts w:ascii="Wingdings" w:hAnsi="Wingdings" w:hint="default"/>
+        <w:sz w:val="20"/>
+      </w:rPr>
+    </w:lvl>
+    <w:lvl w:ilvl="3" w:tentative="1">
+      <w:start w:val="1"/>
+      <w:numFmt w:val="bullet"/>
+      <w:lvlText w:val=""/>
+      <w:lvlJc w:val="left"/>
+      <w:pPr>
+        <w:tabs>
+          <w:tab w:val="num" w:pos="2880"/>
+        </w:tabs>
+        <w:ind w:left="2880" w:hanging="360"/>
+      </w:pPr>
+      <w:rPr>
+        <w:rFonts w:ascii="Wingdings" w:hAnsi="Wingdings" w:hint="default"/>
+        <w:sz w:val="20"/>
+      </w:rPr>
+    </w:lvl>
+    <w:lvl w:ilvl="4" w:tentative="1">
+      <w:start w:val="1"/>
+      <w:numFmt w:val="bullet"/>
+      <w:lvlText w:val=""/>
+      <w:lvlJc w:val="left"/>
+      <w:pPr>
+        <w:tabs>
+          <w:tab w:val="num" w:pos="3600"/>
+        </w:tabs>
+        <w:ind w:left="3600" w:hanging="360"/>
+      </w:pPr>
+      <w:rPr>
+        <w:rFonts w:ascii="Wingdings" w:hAnsi="Wingdings" w:hint="default"/>
+        <w:sz w:val="20"/>
+      </w:rPr>
+    </w:lvl>
+    <w:lvl w:ilvl="5" w:tentative="1">
+      <w:start w:val="1"/>
+      <w:numFmt w:val="bullet"/>
+      <w:lvlText w:val=""/>
+      <w:lvlJc w:val="left"/>
+      <w:pPr>
+        <w:tabs>
+          <w:tab w:val="num" w:pos="4320"/>
+        </w:tabs>
+        <w:ind w:left="4320" w:hanging="360"/>
+      </w:pPr>
+      <w:rPr>
+        <w:rFonts w:ascii="Wingdings" w:hAnsi="Wingdings" w:hint="default"/>
+        <w:sz w:val="20"/>
+      </w:rPr>
+    </w:lvl>
+    <w:lvl w:ilvl="6" w:tentative="1">
+      <w:start w:val="1"/>
+      <w:numFmt w:val="bullet"/>
+      <w:lvlText w:val=""/>
+      <w:lvlJc w:val="left"/>
+      <w:pPr>
+        <w:tabs>
+          <w:tab w:val="num" w:pos="5040"/>
+        </w:tabs>
+        <w:ind w:left="5040" w:hanging="360"/>
+      </w:pPr>
+      <w:rPr>
+        <w:rFonts w:ascii="Wingdings" w:hAnsi="Wingdings" w:hint="default"/>
+        <w:sz w:val="20"/>
+      </w:rPr>
+    </w:lvl>
+    <w:lvl w:ilvl="7" w:tentative="1">
+      <w:start w:val="1"/>
+      <w:numFmt w:val="bullet"/>
+      <w:lvlText w:val=""/>
+      <w:lvlJc w:val="left"/>
+      <w:pPr>
+        <w:tabs>
+          <w:tab w:val="num" w:pos="5760"/>
+        </w:tabs>
+        <w:ind w:left="5760" w:hanging="360"/>
+      </w:pPr>
+      <w:rPr>
+        <w:rFonts w:ascii="Wingdings" w:hAnsi="Wingdings" w:hint="default"/>
+        <w:sz w:val="20"/>
+      </w:rPr>
+    </w:lvl>
+    <w:lvl w:ilvl="8" w:tentative="1">
+      <w:start w:val="1"/>
+      <w:numFmt w:val="bullet"/>
+      <w:lvlText w:val=""/>
+      <w:lvlJc w:val="left"/>
+      <w:pPr>
+        <w:tabs>
+          <w:tab w:val="num" w:pos="6480"/>
+        </w:tabs>
+        <w:ind w:left="6480" w:hanging="360"/>
+      </w:pPr>
+      <w:rPr>
+        <w:rFonts w:ascii="Wingdings" w:hAnsi="Wingdings" w:hint="default"/>
+        <w:sz w:val="20"/>
+      </w:rPr>
+    </w:lvl>
+  </w:abstractNum>
+  <w:abstractNum w:abstractNumId="10" w15:restartNumberingAfterBreak="0">
+    <w:nsid w:val="6F206A66"/>
+    <w:multiLevelType w:val="multilevel"/>
+    <w:tmpl w:val="328ED572"/>
+    <w:lvl w:ilvl="0">
+      <w:start w:val="1"/>
+      <w:numFmt w:val="bullet"/>
+      <w:lvlText w:val=""/>
+      <w:lvlJc w:val="left"/>
+      <w:pPr>
+        <w:tabs>
+          <w:tab w:val="num" w:pos="720"/>
+        </w:tabs>
+        <w:ind w:left="720" w:hanging="360"/>
+      </w:pPr>
+      <w:rPr>
+        <w:rFonts w:ascii="Symbol" w:hAnsi="Symbol" w:hint="default"/>
+        <w:sz w:val="20"/>
+      </w:rPr>
+    </w:lvl>
+    <w:lvl w:ilvl="1" w:tentative="1">
+      <w:start w:val="1"/>
+      <w:numFmt w:val="bullet"/>
+      <w:lvlText w:val="o"/>
+      <w:lvlJc w:val="left"/>
+      <w:pPr>
+        <w:tabs>
+          <w:tab w:val="num" w:pos="1440"/>
+        </w:tabs>
+        <w:ind w:left="1440" w:hanging="360"/>
+      </w:pPr>
+      <w:rPr>
+        <w:rFonts w:ascii="Courier New" w:hAnsi="Courier New" w:hint="default"/>
+        <w:sz w:val="20"/>
+      </w:rPr>
+    </w:lvl>
+    <w:lvl w:ilvl="2" w:tentative="1">
+      <w:start w:val="1"/>
+      <w:numFmt w:val="bullet"/>
+      <w:lvlText w:val=""/>
+      <w:lvlJc w:val="left"/>
+      <w:pPr>
+        <w:tabs>
+          <w:tab w:val="num" w:pos="2160"/>
+        </w:tabs>
+        <w:ind w:left="2160" w:hanging="360"/>
+      </w:pPr>
+      <w:rPr>
+        <w:rFonts w:ascii="Wingdings" w:hAnsi="Wingdings" w:hint="default"/>
+        <w:sz w:val="20"/>
+      </w:rPr>
+    </w:lvl>
+    <w:lvl w:ilvl="3" w:tentative="1">
+      <w:start w:val="1"/>
+      <w:numFmt w:val="bullet"/>
+      <w:lvlText w:val=""/>
+      <w:lvlJc w:val="left"/>
+      <w:pPr>
+        <w:tabs>
+          <w:tab w:val="num" w:pos="2880"/>
+        </w:tabs>
+        <w:ind w:left="2880" w:hanging="360"/>
+      </w:pPr>
+      <w:rPr>
+        <w:rFonts w:ascii="Wingdings" w:hAnsi="Wingdings" w:hint="default"/>
+        <w:sz w:val="20"/>
+      </w:rPr>
+    </w:lvl>
+    <w:lvl w:ilvl="4" w:tentative="1">
+      <w:start w:val="1"/>
+      <w:numFmt w:val="bullet"/>
+      <w:lvlText w:val=""/>
+      <w:lvlJc w:val="left"/>
+      <w:pPr>
+        <w:tabs>
+          <w:tab w:val="num" w:pos="3600"/>
+        </w:tabs>
+        <w:ind w:left="3600" w:hanging="360"/>
+      </w:pPr>
+      <w:rPr>
+        <w:rFonts w:ascii="Wingdings" w:hAnsi="Wingdings" w:hint="default"/>
+        <w:sz w:val="20"/>
+      </w:rPr>
+    </w:lvl>
+    <w:lvl w:ilvl="5" w:tentative="1">
+      <w:start w:val="1"/>
+      <w:numFmt w:val="bullet"/>
+      <w:lvlText w:val=""/>
+      <w:lvlJc w:val="left"/>
+      <w:pPr>
+        <w:tabs>
+          <w:tab w:val="num" w:pos="4320"/>
+        </w:tabs>
+        <w:ind w:left="4320" w:hanging="360"/>
+      </w:pPr>
+      <w:rPr>
+        <w:rFonts w:ascii="Wingdings" w:hAnsi="Wingdings" w:hint="default"/>
+        <w:sz w:val="20"/>
+      </w:rPr>
+    </w:lvl>
+    <w:lvl w:ilvl="6" w:tentative="1">
+      <w:start w:val="1"/>
+      <w:numFmt w:val="bullet"/>
+      <w:lvlText w:val=""/>
+      <w:lvlJc w:val="left"/>
+      <w:pPr>
+        <w:tabs>
+          <w:tab w:val="num" w:pos="5040"/>
+        </w:tabs>
+        <w:ind w:left="5040" w:hanging="360"/>
+      </w:pPr>
+      <w:rPr>
+        <w:rFonts w:ascii="Wingdings" w:hAnsi="Wingdings" w:hint="default"/>
+        <w:sz w:val="20"/>
+      </w:rPr>
+    </w:lvl>
+    <w:lvl w:ilvl="7" w:tentative="1">
+      <w:start w:val="1"/>
+      <w:numFmt w:val="bullet"/>
+      <w:lvlText w:val=""/>
+      <w:lvlJc w:val="left"/>
+      <w:pPr>
+        <w:tabs>
+          <w:tab w:val="num" w:pos="5760"/>
+        </w:tabs>
+        <w:ind w:left="5760" w:hanging="360"/>
+      </w:pPr>
+      <w:rPr>
+        <w:rFonts w:ascii="Wingdings" w:hAnsi="Wingdings" w:hint="default"/>
+        <w:sz w:val="20"/>
+      </w:rPr>
+    </w:lvl>
+    <w:lvl w:ilvl="8" w:tentative="1">
+      <w:start w:val="1"/>
+      <w:numFmt w:val="bullet"/>
+      <w:lvlText w:val=""/>
+      <w:lvlJc w:val="left"/>
+      <w:pPr>
+        <w:tabs>
+          <w:tab w:val="num" w:pos="6480"/>
+        </w:tabs>
+        <w:ind w:left="6480" w:hanging="360"/>
+      </w:pPr>
+      <w:rPr>
+        <w:rFonts w:ascii="Wingdings" w:hAnsi="Wingdings" w:hint="default"/>
+        <w:sz w:val="20"/>
+      </w:rPr>
+    </w:lvl>
+  </w:abstractNum>
+  <w:abstractNum w:abstractNumId="11" w15:restartNumberingAfterBreak="0">
+    <w:nsid w:val="79C01A73"/>
+    <w:multiLevelType w:val="multilevel"/>
+    <w:tmpl w:val="C192B238"/>
+    <w:lvl w:ilvl="0">
+      <w:start w:val="1"/>
+      <w:numFmt w:val="bullet"/>
+      <w:lvlText w:val=""/>
+      <w:lvlJc w:val="left"/>
+      <w:pPr>
+        <w:tabs>
+          <w:tab w:val="num" w:pos="720"/>
+        </w:tabs>
+        <w:ind w:left="720" w:hanging="360"/>
+      </w:pPr>
+      <w:rPr>
+        <w:rFonts w:ascii="Symbol" w:hAnsi="Symbol" w:hint="default"/>
+        <w:sz w:val="20"/>
+      </w:rPr>
+    </w:lvl>
+    <w:lvl w:ilvl="1" w:tentative="1">
+      <w:start w:val="1"/>
+      <w:numFmt w:val="bullet"/>
+      <w:lvlText w:val="o"/>
+      <w:lvlJc w:val="left"/>
+      <w:pPr>
+        <w:tabs>
+          <w:tab w:val="num" w:pos="1440"/>
+        </w:tabs>
+        <w:ind w:left="1440" w:hanging="360"/>
+      </w:pPr>
+      <w:rPr>
+        <w:rFonts w:ascii="Courier New" w:hAnsi="Courier New" w:hint="default"/>
+        <w:sz w:val="20"/>
+      </w:rPr>
+    </w:lvl>
+    <w:lvl w:ilvl="2" w:tentative="1">
+      <w:start w:val="1"/>
+      <w:numFmt w:val="bullet"/>
+      <w:lvlText w:val=""/>
+      <w:lvlJc w:val="left"/>
+      <w:pPr>
+        <w:tabs>
+          <w:tab w:val="num" w:pos="2160"/>
+        </w:tabs>
+        <w:ind w:left="2160" w:hanging="360"/>
+      </w:pPr>
+      <w:rPr>
+        <w:rFonts w:ascii="Wingdings" w:hAnsi="Wingdings" w:hint="default"/>
+        <w:sz w:val="20"/>
+      </w:rPr>
+    </w:lvl>
+    <w:lvl w:ilvl="3" w:tentative="1">
+      <w:start w:val="1"/>
+      <w:numFmt w:val="bullet"/>
+      <w:lvlText w:val=""/>
+      <w:lvlJc w:val="left"/>
+      <w:pPr>
+        <w:tabs>
+          <w:tab w:val="num" w:pos="2880"/>
+        </w:tabs>
+        <w:ind w:left="2880" w:hanging="360"/>
+      </w:pPr>
+      <w:rPr>
+        <w:rFonts w:ascii="Wingdings" w:hAnsi="Wingdings" w:hint="default"/>
+        <w:sz w:val="20"/>
+      </w:rPr>
+    </w:lvl>
+    <w:lvl w:ilvl="4" w:tentative="1">
+      <w:start w:val="1"/>
+      <w:numFmt w:val="bullet"/>
+      <w:lvlText w:val=""/>
+      <w:lvlJc w:val="left"/>
+      <w:pPr>
+        <w:tabs>
+          <w:tab w:val="num" w:pos="3600"/>
+        </w:tabs>
+        <w:ind w:left="3600" w:hanging="360"/>
+      </w:pPr>
+      <w:rPr>
+        <w:rFonts w:ascii="Wingdings" w:hAnsi="Wingdings" w:hint="default"/>
+        <w:sz w:val="20"/>
+      </w:rPr>
+    </w:lvl>
+    <w:lvl w:ilvl="5" w:tentative="1">
+      <w:start w:val="1"/>
+      <w:numFmt w:val="bullet"/>
+      <w:lvlText w:val=""/>
+      <w:lvlJc w:val="left"/>
+      <w:pPr>
+        <w:tabs>
+          <w:tab w:val="num" w:pos="4320"/>
+        </w:tabs>
+        <w:ind w:left="4320" w:hanging="360"/>
+      </w:pPr>
+      <w:rPr>
+        <w:rFonts w:ascii="Wingdings" w:hAnsi="Wingdings" w:hint="default"/>
+        <w:sz w:val="20"/>
+      </w:rPr>
+    </w:lvl>
+    <w:lvl w:ilvl="6" w:tentative="1">
+      <w:start w:val="1"/>
+      <w:numFmt w:val="bullet"/>
+      <w:lvlText w:val=""/>
+      <w:lvlJc w:val="left"/>
+      <w:pPr>
+        <w:tabs>
+          <w:tab w:val="num" w:pos="5040"/>
+        </w:tabs>
+        <w:ind w:left="5040" w:hanging="360"/>
+      </w:pPr>
+      <w:rPr>
+        <w:rFonts w:ascii="Wingdings" w:hAnsi="Wingdings" w:hint="default"/>
+        <w:sz w:val="20"/>
+      </w:rPr>
+    </w:lvl>
+    <w:lvl w:ilvl="7" w:tentative="1">
+      <w:start w:val="1"/>
+      <w:numFmt w:val="bullet"/>
+      <w:lvlText w:val=""/>
+      <w:lvlJc w:val="left"/>
+      <w:pPr>
+        <w:tabs>
+          <w:tab w:val="num" w:pos="5760"/>
+        </w:tabs>
+        <w:ind w:left="5760" w:hanging="360"/>
+      </w:pPr>
+      <w:rPr>
+        <w:rFonts w:ascii="Wingdings" w:hAnsi="Wingdings" w:hint="default"/>
+        <w:sz w:val="20"/>
+      </w:rPr>
+    </w:lvl>
+    <w:lvl w:ilvl="8" w:tentative="1">
+      <w:start w:val="1"/>
+      <w:numFmt w:val="bullet"/>
+      <w:lvlText w:val=""/>
+      <w:lvlJc w:val="left"/>
+      <w:pPr>
+        <w:tabs>
+          <w:tab w:val="num" w:pos="6480"/>
+        </w:tabs>
+        <w:ind w:left="6480" w:hanging="360"/>
+      </w:pPr>
+      <w:rPr>
+        <w:rFonts w:ascii="Wingdings" w:hAnsi="Wingdings" w:hint="default"/>
+        <w:sz w:val="20"/>
+      </w:rPr>
+    </w:lvl>
+  </w:abstractNum>
   <w:num w:numId="1">
-    <w:abstractNumId w:val="5"/>
+    <w:abstractNumId w:val="6"/>
   </w:num>
   <w:num w:numId="2">
-    <w:abstractNumId w:val="4"/>
+    <w:abstractNumId w:val="5"/>
   </w:num>
   <w:num w:numId="3">
     <w:abstractNumId w:val="1"/>
@@ -2319,6 +2464,24 @@
   </w:num>
   <w:num w:numId="6">
     <w:abstractNumId w:val="3"/>
+  </w:num>
+  <w:num w:numId="7">
+    <w:abstractNumId w:val="7"/>
+  </w:num>
+  <w:num w:numId="8">
+    <w:abstractNumId w:val="10"/>
+  </w:num>
+  <w:num w:numId="9">
+    <w:abstractNumId w:val="4"/>
+  </w:num>
+  <w:num w:numId="10">
+    <w:abstractNumId w:val="8"/>
+  </w:num>
+  <w:num w:numId="11">
+    <w:abstractNumId w:val="11"/>
+  </w:num>
+  <w:num w:numId="12">
+    <w:abstractNumId w:val="9"/>
   </w:num>
 </w:numbering>
 </file>
@@ -2755,6 +2918,29 @@
       <w:szCs w:val="27"/>
     </w:rPr>
   </w:style>
+  <w:style w:type="paragraph" w:styleId="Heading4">
+    <w:name w:val="heading 4"/>
+    <w:basedOn w:val="Normal"/>
+    <w:next w:val="Normal"/>
+    <w:link w:val="Heading4Char"/>
+    <w:uiPriority w:val="9"/>
+    <w:semiHidden/>
+    <w:unhideWhenUsed/>
+    <w:qFormat/>
+    <w:rsid w:val="002D4065"/>
+    <w:pPr>
+      <w:keepNext/>
+      <w:keepLines/>
+      <w:spacing w:before="40" w:after="0"/>
+      <w:outlineLvl w:val="3"/>
+    </w:pPr>
+    <w:rPr>
+      <w:rFonts w:asciiTheme="majorHAnsi" w:eastAsiaTheme="majorEastAsia" w:hAnsiTheme="majorHAnsi" w:cstheme="majorBidi"/>
+      <w:i/>
+      <w:iCs/>
+      <w:color w:val="2E74B5" w:themeColor="accent1" w:themeShade="BF"/>
+    </w:rPr>
+  </w:style>
   <w:style w:type="character" w:default="1" w:styleId="DefaultParagraphFont">
     <w:name w:val="Default Paragraph Font"/>
     <w:uiPriority w:val="1"/>
@@ -3020,6 +3206,20 @@
     <w:name w:val="citation-83"/>
     <w:basedOn w:val="DefaultParagraphFont"/>
     <w:rsid w:val="00823249"/>
+  </w:style>
+  <w:style w:type="character" w:customStyle="1" w:styleId="Heading4Char">
+    <w:name w:val="Heading 4 Char"/>
+    <w:basedOn w:val="DefaultParagraphFont"/>
+    <w:link w:val="Heading4"/>
+    <w:uiPriority w:val="9"/>
+    <w:semiHidden/>
+    <w:rsid w:val="002D4065"/>
+    <w:rPr>
+      <w:rFonts w:asciiTheme="majorHAnsi" w:eastAsiaTheme="majorEastAsia" w:hAnsiTheme="majorHAnsi" w:cstheme="majorBidi"/>
+      <w:i/>
+      <w:iCs/>
+      <w:color w:val="2E74B5" w:themeColor="accent1" w:themeShade="BF"/>
+    </w:rPr>
   </w:style>
 </w:styles>
 </file>
